--- a/Ansible to Orchestrator Transition/Completed/Move Windows Event Logs/Move-ArchivedLogs-ByADGroup/Documentation/02_Design_Document.docx
+++ b/Ansible to Orchestrator Transition/Completed/Move Windows Event Logs/Move-ArchivedLogs-ByADGroup/Documentation/02_Design_Document.docx
@@ -1,190 +1,73 @@
 
 <file path=word/document.xml><?xml version="1.0" encoding="utf-8"?>
-<w:document xmlns:w="http://schemas.openxmlformats.org/wordprocessingml/2006/main" xmlns:m="http://schemas.openxmlformats.org/officeDocument/2006/math" xmlns:r="http://schemas.openxmlformats.org/officeDocument/2006/relationships" xmlns:o="urn:schemas-microsoft-com:office:office" xmlns:v="urn:schemas-microsoft-com:vml" xmlns:w10="urn:schemas-microsoft-com:office:word" xmlns:a="http://schemas.openxmlformats.org/drawingml/2006/main" xmlns:pic="http://schemas.openxmlformats.org/drawingml/2006/picture" xmlns:wp="http://schemas.openxmlformats.org/drawingml/2006/wordprocessingDrawing">
+<w:document xmlns:wpc="http://schemas.microsoft.com/office/word/2010/wordprocessingCanvas" xmlns:cx="http://schemas.microsoft.com/office/drawing/2014/chartex" xmlns:cx1="http://schemas.microsoft.com/office/drawing/2015/9/8/chartex" xmlns:cx2="http://schemas.microsoft.com/office/drawing/2015/10/21/chartex" xmlns:cx3="http://schemas.microsoft.com/office/drawing/2016/5/9/chartex" xmlns:cx4="http://schemas.microsoft.com/office/drawing/2016/5/10/chartex" xmlns:cx5="http://schemas.microsoft.com/office/drawing/2016/5/11/chartex" xmlns:cx6="http://schemas.microsoft.com/office/drawing/2016/5/12/chartex" xmlns:cx7="http://schemas.microsoft.com/office/drawing/2016/5/13/chartex" xmlns:cx8="http://schemas.microsoft.com/office/drawing/2016/5/14/chartex" xmlns:mc="http://schemas.openxmlformats.org/markup-compatibility/2006" xmlns:aink="http://schemas.microsoft.com/office/drawing/2016/ink" xmlns:am3d="http://schemas.microsoft.com/office/drawing/2017/model3d" xmlns:o="urn:schemas-microsoft-com:office:office" xmlns:oel="http://schemas.microsoft.com/office/2019/extlst" xmlns:r="http://schemas.openxmlformats.org/officeDocument/2006/relationships" xmlns:m="http://schemas.openxmlformats.org/officeDocument/2006/math" xmlns:v="urn:schemas-microsoft-com:vml" xmlns:wp14="http://schemas.microsoft.com/office/word/2010/wordprocessingDrawing" xmlns:wp="http://schemas.openxmlformats.org/drawingml/2006/wordprocessingDrawing" xmlns:w10="urn:schemas-microsoft-com:office:word" xmlns:w="http://schemas.openxmlformats.org/wordprocessingml/2006/main" xmlns:w14="http://schemas.microsoft.com/office/word/2010/wordml" xmlns:w15="http://schemas.microsoft.com/office/word/2012/wordml" xmlns:w16cex="http://schemas.microsoft.com/office/word/2018/wordml/cex" xmlns:w16cid="http://schemas.microsoft.com/office/word/2016/wordml/cid" xmlns:w16="http://schemas.microsoft.com/office/word/2018/wordml" xmlns:w16du="http://schemas.microsoft.com/office/word/2023/wordml/word16du" xmlns:w16sdtdh="http://schemas.microsoft.com/office/word/2020/wordml/sdtdatahash" xmlns:w16sdtfl="http://schemas.microsoft.com/office/word/2024/wordml/sdtformatlock" xmlns:w16se="http://schemas.microsoft.com/office/word/2015/wordml/symex" xmlns:wpg="http://schemas.microsoft.com/office/word/2010/wordprocessingGroup" xmlns:wpi="http://schemas.microsoft.com/office/word/2010/wordprocessingInk" xmlns:wne="http://schemas.microsoft.com/office/word/2006/wordml" xmlns:wps="http://schemas.microsoft.com/office/word/2010/wordprocessingShape" mc:Ignorable="w14 w15 w16se w16cid w16 w16cex w16sdtdh w16sdtfl w16du wp14">
   <w:body>
-    <w:bookmarkStart w:id="18" w:name="X33a9e4d983f82741305c6a95495e2569c7f9add"/>
     <w:p>
       <w:pPr>
         <w:pStyle w:val="Heading1"/>
       </w:pPr>
-      <w:r>
-        <w:t xml:space="preserve">Move Archived Logs (By AD Group) — Design Document</w:t>
+      <w:bookmarkStart w:id="0" w:name="X33a9e4d983f82741305c6a95495e2569c7f9add"/>
+      <w:r>
+        <w:t>Move Archived Logs (By AD Group) — Design Document</w:t>
+      </w:r>
+    </w:p>
+    <w:p>
+      <w:r>
+        <w:pict w14:anchorId="1D7C2D0E">
+          <v:rect id="_x0000_i1025" style="width:0;height:1.5pt" o:hralign="center" o:hrstd="t" o:hr="t"/>
+        </w:pict>
+      </w:r>
+    </w:p>
+    <w:p>
+      <w:pPr>
+        <w:pStyle w:val="Heading2"/>
+      </w:pPr>
+      <w:bookmarkStart w:id="1" w:name="X7a8237e7d315e89f38a741ffdb86653a37c1ad7"/>
+      <w:r>
+        <w:t>1. Architecture overview</w:t>
       </w:r>
     </w:p>
     <w:p>
       <w:pPr>
         <w:pStyle w:val="FirstParagraph"/>
       </w:pPr>
+      <w:r>
+        <w:t xml:space="preserve">The workflow builds one PowerShell invocation string, executes it on a pre-staged PS host via the OOTB </w:t>
+      </w:r>
+      <w:r>
+        <w:rPr>
+          <w:i/>
+          <w:iCs/>
+        </w:rPr>
+        <w:t>Invoke a PowerShell script</w:t>
+      </w:r>
+      <w:r>
+        <w:t xml:space="preserve"> workflow, and parses the result. </w:t>
+      </w:r>
       <w:r>
         <w:rPr>
           <w:b/>
           <w:bCs/>
         </w:rPr>
-        <w:t xml:space="preserve">Deliverable:</w:t>
-      </w:r>
-      <w:r>
-        <w:t xml:space="preserve"> </w:t>
-      </w:r>
-      <w:r>
-        <w:t xml:space="preserve">Move-ArchivedLogs-ByADGroup</w:t>
-      </w:r>
-      <w:r>
-        <w:t xml:space="preserve"> </w:t>
-      </w:r>
-      <w:r>
-        <w:rPr>
+        <w:t xml:space="preserve">All AD resolution and per-server iteration happen inside </w:t>
+      </w:r>
+      <w:r>
+        <w:rPr>
+          <w:rStyle w:val="VerbatimChar"/>
           <w:b/>
           <w:bCs/>
         </w:rPr>
-        <w:t xml:space="preserve">Project:</w:t>
-      </w:r>
-      <w:r>
-        <w:t xml:space="preserve"> </w:t>
-      </w:r>
-      <w:r>
-        <w:t xml:space="preserve">Ansible → VCF Orchestrator transition — "Move Windows Event Logs"</w:t>
-      </w:r>
-      <w:r>
-        <w:t xml:space="preserve"> </w:t>
+        <w:t>cvs_functions.ps1</w:t>
+      </w:r>
+      <w:r>
+        <w:t xml:space="preserve">, not in Orchestrator. </w:t>
       </w:r>
       <w:r>
         <w:rPr>
           <w:b/>
           <w:bCs/>
         </w:rPr>
-        <w:t xml:space="preserve">Platform:</w:t>
-      </w:r>
-      <w:r>
-        <w:t xml:space="preserve"> </w:t>
-      </w:r>
-      <w:r>
-        <w:t xml:space="preserve">VCF Automation 9 / VCF Operations Orchestrator 9</w:t>
-      </w:r>
-      <w:r>
-        <w:t xml:space="preserve"> </w:t>
-      </w:r>
-      <w:r>
-        <w:rPr>
-          <w:b/>
-          <w:bCs/>
-        </w:rPr>
-        <w:t xml:space="preserve">Status:</w:t>
-      </w:r>
-      <w:r>
-        <w:t xml:space="preserve"> </w:t>
-      </w:r>
-      <w:r>
-        <w:t xml:space="preserve">Phase 1</w:t>
-      </w:r>
-      <w:r>
-        <w:t xml:space="preserve"> </w:t>
-      </w:r>
-      <w:r>
-        <w:rPr>
-          <w:b/>
-          <w:bCs/>
-        </w:rPr>
-        <w:t xml:space="preserve">This set:</w:t>
-      </w:r>
-      <w:r>
-        <w:t xml:space="preserve"> </w:t>
-      </w:r>
-      <w:r>
-        <w:t xml:space="preserve">01 Executive Summary · 02 Design Document · 03 Implementation Guide · 04 User Guide · 05 Validation &amp; Testing Plan</w:t>
-      </w:r>
-      <w:r>
-        <w:t xml:space="preserve"> </w:t>
-      </w:r>
-      <w:r>
-        <w:rPr>
-          <w:b/>
-          <w:bCs/>
-        </w:rPr>
-        <w:t xml:space="preserve">Shared references:</w:t>
-      </w:r>
-      <w:r>
-        <w:t xml:space="preserve"> </w:t>
-      </w:r>
-      <w:r>
-        <w:t xml:space="preserve">../../_Shared/Documentation/Shared-Components.docx · ../../_Shared/Documentation/Change-Register.docx · ../../_Shared/Documentation/Ansible-to-vRO-MappingTable.docx · "How to Build a PowerShell Host" (Automation Projects/_Shared References/PowerShell Host Build Guide/)</w:t>
-      </w:r>
-    </w:p>
-    <w:p>
-      <w:r>
-        <w:pict>
-          <v:rect style="width:0;height:1.5pt" o:hralign="center" o:hrstd="t" o:hr="t"/>
-        </w:pict>
-      </w:r>
-    </w:p>
-    <w:bookmarkStart w:id="9" w:name="X7a8237e7d315e89f38a741ffdb86653a37c1ad7"/>
-    <w:p>
-      <w:pPr>
-        <w:pStyle w:val="Heading2"/>
-      </w:pPr>
-      <w:r>
-        <w:t xml:space="preserve">1. Architecture overview</w:t>
-      </w:r>
-    </w:p>
-    <w:p>
-      <w:pPr>
-        <w:pStyle w:val="FirstParagraph"/>
-      </w:pPr>
-      <w:r>
-        <w:t xml:space="preserve">The workflow builds one PowerShell invocation string, executes it on a pre-staged PS host via the OOTB</w:t>
-      </w:r>
-      <w:r>
-        <w:t xml:space="preserve"> </w:t>
-      </w:r>
-      <w:r>
-        <w:rPr>
-          <w:i/>
-          <w:iCs/>
-        </w:rPr>
-        <w:t xml:space="preserve">Invoke a PowerShell script</w:t>
-      </w:r>
-      <w:r>
-        <w:t xml:space="preserve"> </w:t>
-      </w:r>
-      <w:r>
-        <w:t xml:space="preserve">workflow, and parses the result.</w:t>
-      </w:r>
-      <w:r>
-        <w:t xml:space="preserve"> </w:t>
-      </w:r>
-      <w:r>
-        <w:rPr>
-          <w:b/>
-          <w:bCs/>
-        </w:rPr>
-        <w:t xml:space="preserve">All AD resolution and per-server iteration happen inside</w:t>
-      </w:r>
-      <w:r>
-        <w:rPr>
-          <w:b/>
-          <w:bCs/>
-        </w:rPr>
-        <w:t xml:space="preserve"> </w:t>
-      </w:r>
-      <w:r>
-        <w:rPr>
-          <w:rStyle w:val="VerbatimChar"/>
-          <w:b/>
-          <w:bCs/>
-        </w:rPr>
-        <w:t xml:space="preserve">cvs_functions.ps1</w:t>
-      </w:r>
-      <w:r>
-        <w:t xml:space="preserve">, not in Orchestrator.</w:t>
-      </w:r>
-      <w:r>
-        <w:t xml:space="preserve"> </w:t>
-      </w:r>
-      <w:r>
-        <w:rPr>
-          <w:b/>
-          <w:bCs/>
-        </w:rPr>
-        <w:t xml:space="preserve">One workflow run = one script invocation; there is no Orchestrator-side loop.</w:t>
+        <w:t>One workflow run = one script invocation; there is no Orchestrator-side loop.</w:t>
       </w:r>
     </w:p>
     <w:p>
@@ -195,7 +78,7 @@
         <w:rPr>
           <w:rStyle w:val="VerbatimChar"/>
         </w:rPr>
-        <w:t xml:space="preserve">Operator (custom form)</w:t>
+        <w:t>Operator (custom form)</w:t>
       </w:r>
       <w:r>
         <w:br/>
@@ -222,7 +105,7 @@
         <w:rPr>
           <w:rStyle w:val="VerbatimChar"/>
         </w:rPr>
-        <w:t xml:space="preserve">Move-ArchivedLogs-ByADGroup workflow</w:t>
+        <w:t>Move-ArchivedLogs-ByADGroup workflow</w:t>
       </w:r>
       <w:r>
         <w:br/>
@@ -356,7 +239,7 @@
         <w:pStyle w:val="Compact"/>
         <w:numPr>
           <w:ilvl w:val="0"/>
-          <w:numId w:val="1001"/>
+          <w:numId w:val="2"/>
         </w:numPr>
       </w:pPr>
       <w:r>
@@ -364,51 +247,39 @@
           <w:b/>
           <w:bCs/>
         </w:rPr>
-        <w:t xml:space="preserve">Server targeting</w:t>
-      </w:r>
-      <w:r>
-        <w:t xml:space="preserve"> </w:t>
-      </w:r>
-      <w:r>
-        <w:t xml:space="preserve">is by AD group, resolved recursively to</w:t>
-      </w:r>
-      <w:r>
-        <w:t xml:space="preserve"> </w:t>
+        <w:t>Server targeting</w:t>
+      </w:r>
+      <w:r>
+        <w:t xml:space="preserve"> is by AD group, resolved recursively to </w:t>
       </w:r>
       <w:r>
         <w:rPr>
           <w:b/>
           <w:bCs/>
         </w:rPr>
-        <w:t xml:space="preserve">enabled computer objects only</w:t>
-      </w:r>
-      <w:r>
-        <w:t xml:space="preserve">; disabled objects are skipped</w:t>
-      </w:r>
-      <w:r>
-        <w:t xml:space="preserve"> </w:t>
+        <w:t>enabled computer objects only</w:t>
+      </w:r>
+      <w:r>
+        <w:t xml:space="preserve">; disabled objects are skipped </w:t>
       </w:r>
       <w:r>
         <w:rPr>
           <w:b/>
           <w:bCs/>
         </w:rPr>
-        <w:t xml:space="preserve">and logged</w:t>
-      </w:r>
-      <w:r>
-        <w:t xml:space="preserve">; each object is resolved in its own</w:t>
-      </w:r>
-      <w:r>
-        <w:t xml:space="preserve"> </w:t>
-      </w:r>
-      <w:r>
-        <w:rPr>
-          <w:rStyle w:val="VerbatimChar"/>
-        </w:rPr>
-        <w:t xml:space="preserve">try/catch</w:t>
-      </w:r>
-      <w:r>
-        <w:t xml:space="preserve">.</w:t>
+        <w:t>and logged</w:t>
+      </w:r>
+      <w:r>
+        <w:t xml:space="preserve">; each object is resolved in its own </w:t>
+      </w:r>
+      <w:r>
+        <w:rPr>
+          <w:rStyle w:val="VerbatimChar"/>
+        </w:rPr>
+        <w:t>try/catch</w:t>
+      </w:r>
+      <w:r>
+        <w:t>.</w:t>
       </w:r>
     </w:p>
     <w:p>
@@ -416,87 +287,93 @@
         <w:pStyle w:val="Compact"/>
         <w:numPr>
           <w:ilvl w:val="0"/>
-          <w:numId w:val="1001"/>
+          <w:numId w:val="2"/>
         </w:numPr>
       </w:pPr>
       <w:r>
-        <w:t xml:space="preserve">The script targets a specific DC via</w:t>
-      </w:r>
-      <w:r>
-        <w:t xml:space="preserve"> </w:t>
-      </w:r>
-      <w:r>
-        <w:rPr>
-          <w:rStyle w:val="VerbatimChar"/>
-        </w:rPr>
-        <w:t xml:space="preserve">-Server &lt;domainName&gt;</w:t>
-      </w:r>
-      <w:r>
-        <w:t xml:space="preserve">.</w:t>
-      </w:r>
-    </w:p>
-    <w:bookmarkEnd w:id="9"/>
-    <w:bookmarkStart w:id="10" w:name="X8ebf4272557d59cc9e0a94e798e506dc17cc399"/>
+        <w:t xml:space="preserve">The script targets a specific DC via </w:t>
+      </w:r>
+      <w:r>
+        <w:rPr>
+          <w:rStyle w:val="VerbatimChar"/>
+        </w:rPr>
+        <w:t>-Server &lt;domainName&gt;</w:t>
+      </w:r>
+      <w:r>
+        <w:t>.</w:t>
+      </w:r>
+    </w:p>
     <w:p>
       <w:pPr>
         <w:pStyle w:val="Heading2"/>
       </w:pPr>
-      <w:r>
-        <w:t xml:space="preserve">2. Components</w:t>
+      <w:bookmarkStart w:id="2" w:name="X8ebf4272557d59cc9e0a94e798e506dc17cc399"/>
+      <w:bookmarkEnd w:id="1"/>
+      <w:r>
+        <w:t>2. Components</w:t>
       </w:r>
     </w:p>
     <w:tbl>
       <w:tblPr>
         <w:tblStyle w:val="Table"/>
-        <w:tblW w:type="auto" w:w="0"/>
-        <w:tblLook w:firstRow="1" w:lastRow="0" w:firstColumn="0" w:lastColumn="0" w:noHBand="0" w:noVBand="0" w:val="0020"/>
+        <w:tblW w:w="0" w:type="auto"/>
+        <w:tblLook w:val="0020" w:firstRow="1" w:lastRow="0" w:firstColumn="0" w:lastColumn="0" w:noHBand="0" w:noVBand="0"/>
       </w:tblPr>
       <w:tblGrid>
-        <w:gridCol w:w="2640"/>
-        <w:gridCol w:w="2640"/>
-        <w:gridCol w:w="2640"/>
+        <w:gridCol w:w="3930"/>
+        <w:gridCol w:w="3309"/>
+        <w:gridCol w:w="2337"/>
       </w:tblGrid>
       <w:tr>
         <w:trPr>
-          <w:tblHeader w:val="on"/>
+          <w:cnfStyle w:val="100000000000" w:firstRow="1" w:lastRow="0" w:firstColumn="0" w:lastColumn="0" w:oddVBand="0" w:evenVBand="0" w:oddHBand="0" w:evenHBand="0" w:firstRowFirstColumn="0" w:firstRowLastColumn="0" w:lastRowFirstColumn="0" w:lastRowLastColumn="0"/>
+          <w:tblHeader/>
         </w:trPr>
         <w:tc>
-          <w:tcPr/>
-          <w:p>
-            <w:pPr>
-              <w:pStyle w:val="Compact"/>
-            </w:pPr>
-            <w:r>
-              <w:t xml:space="preserve">Component</w:t>
-            </w:r>
-          </w:p>
-        </w:tc>
-        <w:tc>
-          <w:tcPr/>
-          <w:p>
-            <w:pPr>
-              <w:pStyle w:val="Compact"/>
-            </w:pPr>
-            <w:r>
-              <w:t xml:space="preserve">Role</w:t>
-            </w:r>
-          </w:p>
-        </w:tc>
-        <w:tc>
-          <w:tcPr/>
-          <w:p>
-            <w:pPr>
-              <w:pStyle w:val="Compact"/>
-            </w:pPr>
-            <w:r>
-              <w:t xml:space="preserve">Shared?</w:t>
+          <w:tcPr>
+            <w:tcW w:w="0" w:type="auto"/>
+          </w:tcPr>
+          <w:p>
+            <w:pPr>
+              <w:pStyle w:val="Compact"/>
+            </w:pPr>
+            <w:r>
+              <w:t>Component</w:t>
+            </w:r>
+          </w:p>
+        </w:tc>
+        <w:tc>
+          <w:tcPr>
+            <w:tcW w:w="0" w:type="auto"/>
+          </w:tcPr>
+          <w:p>
+            <w:pPr>
+              <w:pStyle w:val="Compact"/>
+            </w:pPr>
+            <w:r>
+              <w:t>Role</w:t>
+            </w:r>
+          </w:p>
+        </w:tc>
+        <w:tc>
+          <w:tcPr>
+            <w:tcW w:w="0" w:type="auto"/>
+          </w:tcPr>
+          <w:p>
+            <w:pPr>
+              <w:pStyle w:val="Compact"/>
+            </w:pPr>
+            <w:r>
+              <w:t>Shared?</w:t>
             </w:r>
           </w:p>
         </w:tc>
       </w:tr>
       <w:tr>
         <w:tc>
-          <w:tcPr/>
+          <w:tcPr>
+            <w:tcW w:w="0" w:type="auto"/>
+          </w:tcPr>
           <w:p>
             <w:pPr>
               <w:pStyle w:val="Compact"/>
@@ -506,60 +383,57 @@
                 <w:b/>
                 <w:bCs/>
               </w:rPr>
-              <w:t xml:space="preserve">Workflow: Move-ArchivedLogs-ByADGroup</w:t>
-            </w:r>
-          </w:p>
-        </w:tc>
-        <w:tc>
-          <w:tcPr/>
-          <w:p>
-            <w:pPr>
-              <w:pStyle w:val="Compact"/>
-            </w:pPr>
-            <w:r>
-              <w:t xml:space="preserve">Move</w:t>
-            </w:r>
-            <w:r>
-              <w:t xml:space="preserve"> </w:t>
+              <w:t>Workflow: Move-ArchivedLogs-ByADGroup</w:t>
+            </w:r>
+          </w:p>
+        </w:tc>
+        <w:tc>
+          <w:tcPr>
+            <w:tcW w:w="0" w:type="auto"/>
+          </w:tcPr>
+          <w:p>
+            <w:pPr>
+              <w:pStyle w:val="Compact"/>
+            </w:pPr>
+            <w:r>
+              <w:t xml:space="preserve">Move </w:t>
             </w:r>
             <w:r>
               <w:rPr>
                 <w:rStyle w:val="VerbatimChar"/>
               </w:rPr>
-              <w:t xml:space="preserve">Archive-*.evtx</w:t>
-            </w:r>
-            <w:r>
-              <w:t xml:space="preserve"> </w:t>
-            </w:r>
-            <w:r>
-              <w:t xml:space="preserve">off enabled AD-group members to</w:t>
-            </w:r>
-            <w:r>
-              <w:t xml:space="preserve"> </w:t>
+              <w:t>Archive-*.evtx</w:t>
+            </w:r>
+            <w:r>
+              <w:t xml:space="preserve"> off enabled AD-group members to </w:t>
             </w:r>
             <w:r>
               <w:rPr>
                 <w:rStyle w:val="VerbatimChar"/>
               </w:rPr>
-              <w:t xml:space="preserve">&lt;share&gt;\&lt;server-short-name&gt;</w:t>
-            </w:r>
-          </w:p>
-        </w:tc>
-        <w:tc>
-          <w:tcPr/>
-          <w:p>
-            <w:pPr>
-              <w:pStyle w:val="Compact"/>
-            </w:pPr>
-            <w:r>
-              <w:t xml:space="preserve">No — this deliverable</w:t>
+              <w:t>&lt;share&gt;\&lt;server-short-name&gt;</w:t>
+            </w:r>
+          </w:p>
+        </w:tc>
+        <w:tc>
+          <w:tcPr>
+            <w:tcW w:w="0" w:type="auto"/>
+          </w:tcPr>
+          <w:p>
+            <w:pPr>
+              <w:pStyle w:val="Compact"/>
+            </w:pPr>
+            <w:r>
+              <w:t>No — this deliverable</w:t>
             </w:r>
           </w:p>
         </w:tc>
       </w:tr>
       <w:tr>
         <w:tc>
-          <w:tcPr/>
+          <w:tcPr>
+            <w:tcW w:w="0" w:type="auto"/>
+          </w:tcPr>
           <w:p>
             <w:pPr>
               <w:pStyle w:val="Compact"/>
@@ -569,51 +443,52 @@
                 <w:b/>
                 <w:bCs/>
               </w:rPr>
-              <w:t xml:space="preserve">Action: buildMoveByADGroupInvocation</w:t>
-            </w:r>
-          </w:p>
-        </w:tc>
-        <w:tc>
-          <w:tcPr/>
-          <w:p>
-            <w:pPr>
-              <w:pStyle w:val="Compact"/>
-            </w:pPr>
-            <w:r>
-              <w:t xml:space="preserve">Build the</w:t>
-            </w:r>
-            <w:r>
-              <w:t xml:space="preserve"> </w:t>
+              <w:lastRenderedPageBreak/>
+              <w:t>Action: buildMoveByADGroupInvocation</w:t>
+            </w:r>
+          </w:p>
+        </w:tc>
+        <w:tc>
+          <w:tcPr>
+            <w:tcW w:w="0" w:type="auto"/>
+          </w:tcPr>
+          <w:p>
+            <w:pPr>
+              <w:pStyle w:val="Compact"/>
+            </w:pPr>
+            <w:r>
+              <w:t xml:space="preserve">Build the </w:t>
             </w:r>
             <w:r>
               <w:rPr>
                 <w:rStyle w:val="VerbatimChar"/>
               </w:rPr>
-              <w:t xml:space="preserve">move-archived-logs-ByCN</w:t>
-            </w:r>
-            <w:r>
-              <w:t xml:space="preserve"> </w:t>
-            </w:r>
-            <w:r>
-              <w:t xml:space="preserve">invocation string; validate inputs (return type: string)</w:t>
-            </w:r>
-          </w:p>
-        </w:tc>
-        <w:tc>
-          <w:tcPr/>
-          <w:p>
-            <w:pPr>
-              <w:pStyle w:val="Compact"/>
-            </w:pPr>
-            <w:r>
-              <w:t xml:space="preserve">No — this deliverable</w:t>
+              <w:t>move-archived-logs-ByCN</w:t>
+            </w:r>
+            <w:r>
+              <w:t xml:space="preserve"> invocation string; validate inputs (return type: string)</w:t>
+            </w:r>
+          </w:p>
+        </w:tc>
+        <w:tc>
+          <w:tcPr>
+            <w:tcW w:w="0" w:type="auto"/>
+          </w:tcPr>
+          <w:p>
+            <w:pPr>
+              <w:pStyle w:val="Compact"/>
+            </w:pPr>
+            <w:r>
+              <w:t>No — this deliverable</w:t>
             </w:r>
           </w:p>
         </w:tc>
       </w:tr>
       <w:tr>
         <w:tc>
-          <w:tcPr/>
+          <w:tcPr>
+            <w:tcW w:w="0" w:type="auto"/>
+          </w:tcPr>
           <w:p>
             <w:pPr>
               <w:pStyle w:val="Compact"/>
@@ -623,45 +498,48 @@
                 <w:b/>
                 <w:bCs/>
               </w:rPr>
-              <w:t xml:space="preserve">Action: parseScriptOutput</w:t>
-            </w:r>
-          </w:p>
-        </w:tc>
-        <w:tc>
-          <w:tcPr/>
-          <w:p>
-            <w:pPr>
-              <w:pStyle w:val="Compact"/>
-            </w:pPr>
-            <w:r>
-              <w:t xml:space="preserve">Parse the OOTB PSObject output → Properties</w:t>
-            </w:r>
-            <w:r>
-              <w:t xml:space="preserve"> </w:t>
+              <w:t>Action: parseScriptOutput</w:t>
+            </w:r>
+          </w:p>
+        </w:tc>
+        <w:tc>
+          <w:tcPr>
+            <w:tcW w:w="0" w:type="auto"/>
+          </w:tcPr>
+          <w:p>
+            <w:pPr>
+              <w:pStyle w:val="Compact"/>
+            </w:pPr>
+            <w:r>
+              <w:t xml:space="preserve">Parse the OOTB PSObject output → Properties </w:t>
             </w:r>
             <w:r>
               <w:rPr>
                 <w:rStyle w:val="VerbatimChar"/>
               </w:rPr>
-              <w:t xml:space="preserve">{success, outputText, errorText}</w:t>
-            </w:r>
-          </w:p>
-        </w:tc>
-        <w:tc>
-          <w:tcPr/>
-          <w:p>
-            <w:pPr>
-              <w:pStyle w:val="Compact"/>
-            </w:pPr>
-            <w:r>
-              <w:t xml:space="preserve">Yes → Shared-Components.docx</w:t>
+              <w:t>{success, outputText, errorText}</w:t>
+            </w:r>
+          </w:p>
+        </w:tc>
+        <w:tc>
+          <w:tcPr>
+            <w:tcW w:w="0" w:type="auto"/>
+          </w:tcPr>
+          <w:p>
+            <w:pPr>
+              <w:pStyle w:val="Compact"/>
+            </w:pPr>
+            <w:r>
+              <w:t>Yes → Shared-Components.docx</w:t>
             </w:r>
           </w:p>
         </w:tc>
       </w:tr>
       <w:tr>
         <w:tc>
-          <w:tcPr/>
+          <w:tcPr>
+            <w:tcW w:w="0" w:type="auto"/>
+          </w:tcPr>
           <w:p>
             <w:pPr>
               <w:pStyle w:val="Compact"/>
@@ -671,36 +549,42 @@
                 <w:b/>
                 <w:bCs/>
               </w:rPr>
-              <w:t xml:space="preserve">Scriptable task: handlePSFailure</w:t>
-            </w:r>
-          </w:p>
-        </w:tc>
-        <w:tc>
-          <w:tcPr/>
-          <w:p>
-            <w:pPr>
-              <w:pStyle w:val="Compact"/>
-            </w:pPr>
-            <w:r>
-              <w:t xml:space="preserve">Shared exception path for terminating PS/plugin failures</w:t>
-            </w:r>
-          </w:p>
-        </w:tc>
-        <w:tc>
-          <w:tcPr/>
-          <w:p>
-            <w:pPr>
-              <w:pStyle w:val="Compact"/>
-            </w:pPr>
-            <w:r>
-              <w:t xml:space="preserve">Yes → Shared-Components.docx</w:t>
+              <w:t>Scriptable task: handlePSFailure</w:t>
+            </w:r>
+          </w:p>
+        </w:tc>
+        <w:tc>
+          <w:tcPr>
+            <w:tcW w:w="0" w:type="auto"/>
+          </w:tcPr>
+          <w:p>
+            <w:pPr>
+              <w:pStyle w:val="Compact"/>
+            </w:pPr>
+            <w:r>
+              <w:t>Shared exception path for terminating PS/plugin failures</w:t>
+            </w:r>
+          </w:p>
+        </w:tc>
+        <w:tc>
+          <w:tcPr>
+            <w:tcW w:w="0" w:type="auto"/>
+          </w:tcPr>
+          <w:p>
+            <w:pPr>
+              <w:pStyle w:val="Compact"/>
+            </w:pPr>
+            <w:r>
+              <w:t>Yes → Shared-Components.docx</w:t>
             </w:r>
           </w:p>
         </w:tc>
       </w:tr>
       <w:tr>
         <w:tc>
-          <w:tcPr/>
+          <w:tcPr>
+            <w:tcW w:w="0" w:type="auto"/>
+          </w:tcPr>
           <w:p>
             <w:pPr>
               <w:pStyle w:val="Compact"/>
@@ -710,36 +594,42 @@
                 <w:b/>
                 <w:bCs/>
               </w:rPr>
-              <w:t xml:space="preserve">OOTB: Invoke a PowerShell script</w:t>
-            </w:r>
-          </w:p>
-        </w:tc>
-        <w:tc>
-          <w:tcPr/>
-          <w:p>
-            <w:pPr>
-              <w:pStyle w:val="Compact"/>
-            </w:pPr>
-            <w:r>
-              <w:t xml:space="preserve">Executes the invocation string on the PS host</w:t>
-            </w:r>
-          </w:p>
-        </w:tc>
-        <w:tc>
-          <w:tcPr/>
-          <w:p>
-            <w:pPr>
-              <w:pStyle w:val="Compact"/>
-            </w:pPr>
-            <w:r>
-              <w:t xml:space="preserve">Yes → Shared-Components.docx</w:t>
+              <w:t>OOTB: Invoke a PowerShell script</w:t>
+            </w:r>
+          </w:p>
+        </w:tc>
+        <w:tc>
+          <w:tcPr>
+            <w:tcW w:w="0" w:type="auto"/>
+          </w:tcPr>
+          <w:p>
+            <w:pPr>
+              <w:pStyle w:val="Compact"/>
+            </w:pPr>
+            <w:r>
+              <w:t>Executes the invocation string on the PS host</w:t>
+            </w:r>
+          </w:p>
+        </w:tc>
+        <w:tc>
+          <w:tcPr>
+            <w:tcW w:w="0" w:type="auto"/>
+          </w:tcPr>
+          <w:p>
+            <w:pPr>
+              <w:pStyle w:val="Compact"/>
+            </w:pPr>
+            <w:r>
+              <w:t>Yes → Shared-Components.docx</w:t>
             </w:r>
           </w:p>
         </w:tc>
       </w:tr>
       <w:tr>
         <w:tc>
-          <w:tcPr/>
+          <w:tcPr>
+            <w:tcW w:w="0" w:type="auto"/>
+          </w:tcPr>
           <w:p>
             <w:pPr>
               <w:pStyle w:val="Compact"/>
@@ -749,36 +639,42 @@
                 <w:b/>
                 <w:bCs/>
               </w:rPr>
-              <w:t xml:space="preserve">cvs_functions.ps1</w:t>
-            </w:r>
-          </w:p>
-        </w:tc>
-        <w:tc>
-          <w:tcPr/>
-          <w:p>
-            <w:pPr>
-              <w:pStyle w:val="Compact"/>
-            </w:pPr>
-            <w:r>
-              <w:t xml:space="preserve">Shared PowerShell toolbox (AD resolution, move); changes S-1…S-5</w:t>
-            </w:r>
-          </w:p>
-        </w:tc>
-        <w:tc>
-          <w:tcPr/>
-          <w:p>
-            <w:pPr>
-              <w:pStyle w:val="Compact"/>
-            </w:pPr>
-            <w:r>
-              <w:t xml:space="preserve">Yes → Change-Register.docx</w:t>
+              <w:t>cvs_functions.ps1</w:t>
+            </w:r>
+          </w:p>
+        </w:tc>
+        <w:tc>
+          <w:tcPr>
+            <w:tcW w:w="0" w:type="auto"/>
+          </w:tcPr>
+          <w:p>
+            <w:pPr>
+              <w:pStyle w:val="Compact"/>
+            </w:pPr>
+            <w:r>
+              <w:t>Shared PowerShell toolbox (AD resolution, move); changes S-1…S-5</w:t>
+            </w:r>
+          </w:p>
+        </w:tc>
+        <w:tc>
+          <w:tcPr>
+            <w:tcW w:w="0" w:type="auto"/>
+          </w:tcPr>
+          <w:p>
+            <w:pPr>
+              <w:pStyle w:val="Compact"/>
+            </w:pPr>
+            <w:r>
+              <w:t>Yes → Change-Register.docx</w:t>
             </w:r>
           </w:p>
         </w:tc>
       </w:tr>
       <w:tr>
         <w:tc>
-          <w:tcPr/>
+          <w:tcPr>
+            <w:tcW w:w="0" w:type="auto"/>
+          </w:tcPr>
           <w:p>
             <w:pPr>
               <w:pStyle w:val="Compact"/>
@@ -788,41 +684,42 @@
                 <w:b/>
                 <w:bCs/>
               </w:rPr>
-              <w:t xml:space="preserve">PowerShell host</w:t>
-            </w:r>
-          </w:p>
-        </w:tc>
-        <w:tc>
-          <w:tcPr/>
-          <w:p>
-            <w:pPr>
-              <w:pStyle w:val="Compact"/>
-            </w:pPr>
-            <w:r>
-              <w:t xml:space="preserve">Windows Server running</w:t>
-            </w:r>
-            <w:r>
-              <w:t xml:space="preserve"> </w:t>
+              <w:t>PowerShell host</w:t>
+            </w:r>
+          </w:p>
+        </w:tc>
+        <w:tc>
+          <w:tcPr>
+            <w:tcW w:w="0" w:type="auto"/>
+          </w:tcPr>
+          <w:p>
+            <w:pPr>
+              <w:pStyle w:val="Compact"/>
+            </w:pPr>
+            <w:r>
+              <w:t xml:space="preserve">Windows Server running </w:t>
             </w:r>
             <w:r>
               <w:rPr>
                 <w:rStyle w:val="VerbatimChar"/>
               </w:rPr>
-              <w:t xml:space="preserve">cvs_functions.ps1</w:t>
-            </w:r>
-            <w:r>
-              <w:t xml:space="preserve">; reaches targets via UNC</w:t>
-            </w:r>
-          </w:p>
-        </w:tc>
-        <w:tc>
-          <w:tcPr/>
-          <w:p>
-            <w:pPr>
-              <w:pStyle w:val="Compact"/>
-            </w:pPr>
-            <w:r>
-              <w:t xml:space="preserve">Yes → PS-Host guide</w:t>
+              <w:t>cvs_functions.ps1</w:t>
+            </w:r>
+            <w:r>
+              <w:t>; reaches targets via UNC</w:t>
+            </w:r>
+          </w:p>
+        </w:tc>
+        <w:tc>
+          <w:tcPr>
+            <w:tcW w:w="0" w:type="auto"/>
+          </w:tcPr>
+          <w:p>
+            <w:pPr>
+              <w:pStyle w:val="Compact"/>
+            </w:pPr>
+            <w:r>
+              <w:t>Yes → PS-Host guide</w:t>
             </w:r>
           </w:p>
         </w:tc>
@@ -833,7 +730,7 @@
         <w:pStyle w:val="Compact"/>
         <w:numPr>
           <w:ilvl w:val="0"/>
-          <w:numId w:val="1002"/>
+          <w:numId w:val="3"/>
         </w:numPr>
       </w:pPr>
       <w:r>
@@ -841,7 +738,7 @@
           <w:b/>
           <w:bCs/>
         </w:rPr>
-        <w:t xml:space="preserve">Module namespace (action):</w:t>
+        <w:t>Module namespace (action):</w:t>
       </w:r>
       <w:r>
         <w:t xml:space="preserve"> </w:t>
@@ -850,7 +747,7 @@
         <w:rPr>
           <w:rStyle w:val="VerbatimChar"/>
         </w:rPr>
-        <w:t xml:space="preserve">broadcom.pso.vc.vm.guestOps.files.windows.logs</w:t>
+        <w:t>broadcom.pso.vc.vm.guestOps.files.windows.logs</w:t>
       </w:r>
     </w:p>
     <w:p>
@@ -858,7 +755,7 @@
         <w:pStyle w:val="Compact"/>
         <w:numPr>
           <w:ilvl w:val="0"/>
-          <w:numId w:val="1002"/>
+          <w:numId w:val="3"/>
         </w:numPr>
       </w:pPr>
       <w:r>
@@ -866,7 +763,7 @@
           <w:b/>
           <w:bCs/>
         </w:rPr>
-        <w:t xml:space="preserve">Workflow folder:</w:t>
+        <w:t>Workflow folder:</w:t>
       </w:r>
       <w:r>
         <w:t xml:space="preserve"> </w:t>
@@ -875,25 +772,19 @@
         <w:rPr>
           <w:rStyle w:val="VerbatimChar"/>
         </w:rPr>
-        <w:t xml:space="preserve">Production &gt; Servers &gt; Windows &gt; Event Log Management</w:t>
-      </w:r>
-      <w:r>
-        <w:t xml:space="preserve"> </w:t>
-      </w:r>
-      <w:r>
-        <w:t xml:space="preserve">(lab/dev:</w:t>
-      </w:r>
-      <w:r>
-        <w:t xml:space="preserve"> </w:t>
-      </w:r>
-      <w:r>
-        <w:rPr>
-          <w:rStyle w:val="VerbatimChar"/>
-        </w:rPr>
-        <w:t xml:space="preserve">Workflows &gt; Customer &gt; &lt;Customer Name&gt; &gt; Production &gt; Servers &gt; Windows &gt; Event Log Management</w:t>
-      </w:r>
-      <w:r>
-        <w:t xml:space="preserve">)</w:t>
+        <w:t>Production &gt; Servers &gt; Windows &gt; Event Log Management</w:t>
+      </w:r>
+      <w:r>
+        <w:t xml:space="preserve"> (lab/dev: </w:t>
+      </w:r>
+      <w:r>
+        <w:rPr>
+          <w:rStyle w:val="VerbatimChar"/>
+        </w:rPr>
+        <w:t>Workflows &gt; Customer &gt; &lt;Customer Name&gt; &gt; Production &gt; Servers &gt; Windows &gt; Event Log Management</w:t>
+      </w:r>
+      <w:r>
+        <w:t>)</w:t>
       </w:r>
     </w:p>
     <w:p>
@@ -901,7 +792,7 @@
         <w:pStyle w:val="Compact"/>
         <w:numPr>
           <w:ilvl w:val="0"/>
-          <w:numId w:val="1002"/>
+          <w:numId w:val="3"/>
         </w:numPr>
       </w:pPr>
       <w:r>
@@ -909,23 +800,20 @@
           <w:b/>
           <w:bCs/>
         </w:rPr>
-        <w:t xml:space="preserve">No Configuration Element:</w:t>
-      </w:r>
-      <w:r>
-        <w:t xml:space="preserve"> </w:t>
-      </w:r>
-      <w:r>
-        <w:t xml:space="preserve">this workflow uses plain input parameters with defaults set directly on each input.</w:t>
-      </w:r>
-    </w:p>
-    <w:bookmarkEnd w:id="10"/>
-    <w:bookmarkStart w:id="11" w:name="Xbcd46393bbd64a81f585476d191ec052d31ba9f"/>
+        <w:t>No Configuration Element:</w:t>
+      </w:r>
+      <w:r>
+        <w:t xml:space="preserve"> this workflow uses plain input parameters with defaults set directly on each input.</w:t>
+      </w:r>
+    </w:p>
     <w:p>
       <w:pPr>
         <w:pStyle w:val="Heading2"/>
       </w:pPr>
-      <w:r>
-        <w:t xml:space="preserve">3. Data flow</w:t>
+      <w:bookmarkStart w:id="3" w:name="Xbcd46393bbd64a81f585476d191ec052d31ba9f"/>
+      <w:bookmarkEnd w:id="2"/>
+      <w:r>
+        <w:t>3. Data flow</w:t>
       </w:r>
     </w:p>
     <w:p>
@@ -933,29 +821,23 @@
         <w:pStyle w:val="Compact"/>
         <w:numPr>
           <w:ilvl w:val="0"/>
-          <w:numId w:val="1003"/>
+          <w:numId w:val="4"/>
         </w:numPr>
       </w:pPr>
       <w:r>
         <w:rPr>
           <w:rStyle w:val="VerbatimChar"/>
         </w:rPr>
-        <w:t xml:space="preserve">buildMoveByADGroupInvocation</w:t>
-      </w:r>
-      <w:r>
-        <w:t xml:space="preserve"> </w:t>
-      </w:r>
-      <w:r>
-        <w:t xml:space="preserve">validates inputs and returns:</w:t>
-      </w:r>
-      <w:r>
-        <w:t xml:space="preserve"> </w:t>
-      </w:r>
-      <w:r>
-        <w:rPr>
-          <w:rStyle w:val="VerbatimChar"/>
-        </w:rPr>
-        <w:t xml:space="preserve">&amp; "&lt;scriptPath&gt;" -Action 'move-archived-logs-ByCN' -SecurityGroup_CN '&lt;groupDN&gt;' -DomainName '&lt;domain&gt;' -FileShareTarget '&lt;share&gt;' -FilterOn '&lt;filter&gt;' -NumberOfDays '&lt;age&gt;' *&gt;&amp;1 | Out-String -Width 4096</w:t>
+        <w:t>buildMoveByADGroupInvocation</w:t>
+      </w:r>
+      <w:r>
+        <w:t xml:space="preserve"> validates inputs and returns: </w:t>
+      </w:r>
+      <w:r>
+        <w:rPr>
+          <w:rStyle w:val="VerbatimChar"/>
+        </w:rPr>
+        <w:t>&amp; "&lt;scriptPath&gt;" -Action 'move-archived-logs-ByCN' -SecurityGroup_CN '&lt;groupDN&gt;' -DomainName '&lt;domain&gt;' -FileShareTarget '&lt;share&gt;' -FilterOn '&lt;filter&gt;' -NumberOfDays '&lt;age&gt;' *&gt;&amp;1 | Out-String -Width 4096</w:t>
       </w:r>
     </w:p>
     <w:p>
@@ -963,48 +845,36 @@
         <w:pStyle w:val="Compact"/>
         <w:numPr>
           <w:ilvl w:val="1"/>
-          <w:numId w:val="1004"/>
+          <w:numId w:val="5"/>
         </w:numPr>
       </w:pPr>
       <w:r>
         <w:rPr>
           <w:rStyle w:val="VerbatimChar"/>
         </w:rPr>
-        <w:t xml:space="preserve">-SecurityGroup_CN</w:t>
-      </w:r>
-      <w:r>
-        <w:t xml:space="preserve"> </w:t>
-      </w:r>
-      <w:r>
-        <w:t xml:space="preserve">has an</w:t>
-      </w:r>
-      <w:r>
-        <w:t xml:space="preserve"> </w:t>
+        <w:t>-SecurityGroup_CN</w:t>
+      </w:r>
+      <w:r>
+        <w:t xml:space="preserve"> has an </w:t>
       </w:r>
       <w:r>
         <w:rPr>
           <w:b/>
           <w:bCs/>
         </w:rPr>
-        <w:t xml:space="preserve">underscore</w:t>
-      </w:r>
-      <w:r>
-        <w:t xml:space="preserve"> </w:t>
-      </w:r>
-      <w:r>
-        <w:t xml:space="preserve">(maps from</w:t>
-      </w:r>
-      <w:r>
-        <w:t xml:space="preserve"> </w:t>
-      </w:r>
-      <w:r>
-        <w:rPr>
-          <w:rStyle w:val="VerbatimChar"/>
-        </w:rPr>
-        <w:t xml:space="preserve">groupDN</w:t>
-      </w:r>
-      <w:r>
-        <w:t xml:space="preserve">).</w:t>
+        <w:t>underscore</w:t>
+      </w:r>
+      <w:r>
+        <w:t xml:space="preserve"> (maps from </w:t>
+      </w:r>
+      <w:r>
+        <w:rPr>
+          <w:rStyle w:val="VerbatimChar"/>
+        </w:rPr>
+        <w:t>groupDN</w:t>
+      </w:r>
+      <w:r>
+        <w:t>).</w:t>
       </w:r>
     </w:p>
     <w:p>
@@ -1012,62 +882,44 @@
         <w:pStyle w:val="Compact"/>
         <w:numPr>
           <w:ilvl w:val="1"/>
-          <w:numId w:val="1004"/>
+          <w:numId w:val="5"/>
         </w:numPr>
       </w:pPr>
       <w:r>
         <w:rPr>
           <w:rStyle w:val="VerbatimChar"/>
         </w:rPr>
-        <w:t xml:space="preserve">groupDN</w:t>
-      </w:r>
-      <w:r>
-        <w:t xml:space="preserve"> </w:t>
-      </w:r>
-      <w:r>
-        <w:t xml:space="preserve">should be a</w:t>
-      </w:r>
-      <w:r>
-        <w:t xml:space="preserve"> </w:t>
-      </w:r>
-      <w:r>
-        <w:rPr>
-          <w:rStyle w:val="VerbatimChar"/>
-        </w:rPr>
-        <w:t xml:space="preserve">distinguishedName</w:t>
-      </w:r>
-      <w:r>
-        <w:t xml:space="preserve"> </w:t>
-      </w:r>
-      <w:r>
-        <w:t xml:space="preserve">(preferred); CN / sAMAccountName / GUID / SID also resolve. A non-DN value (no</w:t>
-      </w:r>
-      <w:r>
-        <w:t xml:space="preserve"> </w:t>
-      </w:r>
-      <w:r>
-        <w:rPr>
-          <w:rStyle w:val="VerbatimChar"/>
-        </w:rPr>
-        <w:t xml:space="preserve">DC=</w:t>
-      </w:r>
-      <w:r>
-        <w:t xml:space="preserve">) logs a</w:t>
-      </w:r>
-      <w:r>
-        <w:t xml:space="preserve"> </w:t>
-      </w:r>
-      <w:r>
-        <w:rPr>
-          <w:rStyle w:val="VerbatimChar"/>
-        </w:rPr>
-        <w:t xml:space="preserve">System.warn</w:t>
-      </w:r>
-      <w:r>
-        <w:t xml:space="preserve"> </w:t>
-      </w:r>
-      <w:r>
-        <w:t xml:space="preserve">nudge but still runs.</w:t>
+        <w:t>groupDN</w:t>
+      </w:r>
+      <w:r>
+        <w:t xml:space="preserve"> should be a </w:t>
+      </w:r>
+      <w:r>
+        <w:rPr>
+          <w:rStyle w:val="VerbatimChar"/>
+        </w:rPr>
+        <w:t>distinguishedName</w:t>
+      </w:r>
+      <w:r>
+        <w:t xml:space="preserve"> (preferred); CN / sAMAccountName / GUID / SID also resolve. A non-DN value (no </w:t>
+      </w:r>
+      <w:r>
+        <w:rPr>
+          <w:rStyle w:val="VerbatimChar"/>
+        </w:rPr>
+        <w:t>DC=</w:t>
+      </w:r>
+      <w:r>
+        <w:t xml:space="preserve">) logs a </w:t>
+      </w:r>
+      <w:r>
+        <w:rPr>
+          <w:rStyle w:val="VerbatimChar"/>
+        </w:rPr>
+        <w:t>System.warn</w:t>
+      </w:r>
+      <w:r>
+        <w:t xml:space="preserve"> nudge but still runs.</w:t>
       </w:r>
     </w:p>
     <w:p>
@@ -1075,26 +927,20 @@
         <w:pStyle w:val="Compact"/>
         <w:numPr>
           <w:ilvl w:val="1"/>
-          <w:numId w:val="1004"/>
+          <w:numId w:val="5"/>
         </w:numPr>
       </w:pPr>
       <w:r>
-        <w:t xml:space="preserve">The</w:t>
-      </w:r>
-      <w:r>
-        <w:t xml:space="preserve"> </w:t>
-      </w:r>
-      <w:r>
-        <w:rPr>
-          <w:rStyle w:val="VerbatimChar"/>
-        </w:rPr>
-        <w:t xml:space="preserve">*&gt;&amp;1 | Out-String -Width 4096</w:t>
-      </w:r>
-      <w:r>
-        <w:t xml:space="preserve"> </w:t>
-      </w:r>
-      <w:r>
-        <w:t xml:space="preserve">stream-capture is a shared requirement (see Shared-Components.docx); without it the plugin returns a null object.</w:t>
+        <w:t xml:space="preserve">The </w:t>
+      </w:r>
+      <w:r>
+        <w:rPr>
+          <w:rStyle w:val="VerbatimChar"/>
+        </w:rPr>
+        <w:t>*&gt;&amp;1 | Out-String -Width 4096</w:t>
+      </w:r>
+      <w:r>
+        <w:t xml:space="preserve"> stream-capture is a shared requirement (see Shared-Components.docx); without it the plugin returns a null object.</w:t>
       </w:r>
     </w:p>
     <w:p>
@@ -1102,51 +948,39 @@
         <w:pStyle w:val="Compact"/>
         <w:numPr>
           <w:ilvl w:val="0"/>
-          <w:numId w:val="1003"/>
+          <w:numId w:val="4"/>
         </w:numPr>
       </w:pPr>
       <w:r>
-        <w:t xml:space="preserve">OOTB</w:t>
-      </w:r>
-      <w:r>
-        <w:t xml:space="preserve"> </w:t>
+        <w:t xml:space="preserve">OOTB </w:t>
       </w:r>
       <w:r>
         <w:rPr>
           <w:i/>
           <w:iCs/>
         </w:rPr>
-        <w:t xml:space="preserve">Invoke a PowerShell script</w:t>
-      </w:r>
-      <w:r>
-        <w:t xml:space="preserve"> </w:t>
-      </w:r>
-      <w:r>
-        <w:t xml:space="preserve">runs the string on</w:t>
-      </w:r>
-      <w:r>
-        <w:t xml:space="preserve"> </w:t>
-      </w:r>
-      <w:r>
-        <w:rPr>
-          <w:rStyle w:val="VerbatimChar"/>
-        </w:rPr>
-        <w:t xml:space="preserve">psHost</w:t>
-      </w:r>
-      <w:r>
-        <w:t xml:space="preserve">; output → attribute</w:t>
-      </w:r>
-      <w:r>
-        <w:t xml:space="preserve"> </w:t>
-      </w:r>
-      <w:r>
-        <w:rPr>
-          <w:rStyle w:val="VerbatimChar"/>
-        </w:rPr>
-        <w:t xml:space="preserve">psRawOutput</w:t>
-      </w:r>
-      <w:r>
-        <w:t xml:space="preserve">.</w:t>
+        <w:t>Invoke a PowerShell script</w:t>
+      </w:r>
+      <w:r>
+        <w:t xml:space="preserve"> runs the string on </w:t>
+      </w:r>
+      <w:r>
+        <w:rPr>
+          <w:rStyle w:val="VerbatimChar"/>
+        </w:rPr>
+        <w:t>psHost</w:t>
+      </w:r>
+      <w:r>
+        <w:t xml:space="preserve">; output → attribute </w:t>
+      </w:r>
+      <w:r>
+        <w:rPr>
+          <w:rStyle w:val="VerbatimChar"/>
+        </w:rPr>
+        <w:t>psRawOutput</w:t>
+      </w:r>
+      <w:r>
+        <w:t>.</w:t>
       </w:r>
     </w:p>
     <w:p>
@@ -1154,53 +988,39 @@
         <w:pStyle w:val="Compact"/>
         <w:numPr>
           <w:ilvl w:val="0"/>
-          <w:numId w:val="1003"/>
+          <w:numId w:val="4"/>
         </w:numPr>
       </w:pPr>
       <w:r>
-        <w:t xml:space="preserve">In the script,</w:t>
-      </w:r>
-      <w:r>
-        <w:t xml:space="preserve"> </w:t>
-      </w:r>
-      <w:r>
-        <w:rPr>
-          <w:rStyle w:val="VerbatimChar"/>
-        </w:rPr>
-        <w:t xml:space="preserve">Get-ListOfServers-ByCN</w:t>
-      </w:r>
-      <w:r>
-        <w:t xml:space="preserve"> </w:t>
-      </w:r>
-      <w:r>
-        <w:t xml:space="preserve">resolves the group (recursive, enabled-only) to computers; each server's</w:t>
-      </w:r>
-      <w:r>
-        <w:t xml:space="preserve"> </w:t>
-      </w:r>
-      <w:r>
-        <w:rPr>
-          <w:rStyle w:val="VerbatimChar"/>
-        </w:rPr>
-        <w:t xml:space="preserve">Archive-*.evtx</w:t>
-      </w:r>
-      <w:r>
-        <w:t xml:space="preserve"> </w:t>
-      </w:r>
-      <w:r>
-        <w:t xml:space="preserve">files are moved via UNC to</w:t>
-      </w:r>
-      <w:r>
-        <w:t xml:space="preserve"> </w:t>
-      </w:r>
-      <w:r>
-        <w:rPr>
-          <w:rStyle w:val="VerbatimChar"/>
-        </w:rPr>
-        <w:t xml:space="preserve">&lt;share&gt;\&lt;server-short-name&gt;</w:t>
-      </w:r>
-      <w:r>
-        <w:t xml:space="preserve">.</w:t>
+        <w:lastRenderedPageBreak/>
+        <w:t xml:space="preserve">In the script, </w:t>
+      </w:r>
+      <w:r>
+        <w:rPr>
+          <w:rStyle w:val="VerbatimChar"/>
+        </w:rPr>
+        <w:t>Get-ListOfServers-ByCN</w:t>
+      </w:r>
+      <w:r>
+        <w:t xml:space="preserve"> resolves the group (recursive, enabled-only) to computers; each server's </w:t>
+      </w:r>
+      <w:r>
+        <w:rPr>
+          <w:rStyle w:val="VerbatimChar"/>
+        </w:rPr>
+        <w:t>Archive-*.evtx</w:t>
+      </w:r>
+      <w:r>
+        <w:t xml:space="preserve"> files are moved via UNC to </w:t>
+      </w:r>
+      <w:r>
+        <w:rPr>
+          <w:rStyle w:val="VerbatimChar"/>
+        </w:rPr>
+        <w:t>&lt;share&gt;\&lt;server-short-name&gt;</w:t>
+      </w:r>
+      <w:r>
+        <w:t>.</w:t>
       </w:r>
     </w:p>
     <w:p>
@@ -1208,78 +1028,54 @@
         <w:pStyle w:val="Compact"/>
         <w:numPr>
           <w:ilvl w:val="0"/>
-          <w:numId w:val="1003"/>
+          <w:numId w:val="4"/>
         </w:numPr>
       </w:pPr>
       <w:r>
         <w:rPr>
           <w:rStyle w:val="VerbatimChar"/>
         </w:rPr>
-        <w:t xml:space="preserve">parseScriptOutput</w:t>
-      </w:r>
-      <w:r>
-        <w:t xml:space="preserve"> </w:t>
-      </w:r>
-      <w:r>
-        <w:t xml:space="preserve">receives</w:t>
-      </w:r>
-      <w:r>
-        <w:t xml:space="preserve"> </w:t>
-      </w:r>
-      <w:r>
-        <w:rPr>
-          <w:rStyle w:val="VerbatimChar"/>
-        </w:rPr>
-        <w:t xml:space="preserve">psOutput = psRawOutput</w:t>
-      </w:r>
-      <w:r>
-        <w:t xml:space="preserve"> </w:t>
-      </w:r>
-      <w:r>
-        <w:t xml:space="preserve">and</w:t>
-      </w:r>
-      <w:r>
-        <w:t xml:space="preserve"> </w:t>
-      </w:r>
-      <w:r>
-        <w:rPr>
-          <w:rStyle w:val="VerbatimChar"/>
-        </w:rPr>
-        <w:t xml:space="preserve">executionContext = groupDN + " @ " + domainName</w:t>
-      </w:r>
-      <w:r>
-        <w:t xml:space="preserve"> </w:t>
-      </w:r>
-      <w:r>
-        <w:t xml:space="preserve">(a</w:t>
-      </w:r>
-      <w:r>
-        <w:t xml:space="preserve"> </w:t>
+        <w:t>parseScriptOutput</w:t>
+      </w:r>
+      <w:r>
+        <w:t xml:space="preserve"> receives </w:t>
+      </w:r>
+      <w:r>
+        <w:rPr>
+          <w:rStyle w:val="VerbatimChar"/>
+        </w:rPr>
+        <w:t>psOutput = psRawOutput</w:t>
+      </w:r>
+      <w:r>
+        <w:t xml:space="preserve"> and </w:t>
+      </w:r>
+      <w:r>
+        <w:rPr>
+          <w:rStyle w:val="VerbatimChar"/>
+        </w:rPr>
+        <w:t>executionContext = groupDN + " @ " + domainName</w:t>
+      </w:r>
+      <w:r>
+        <w:t xml:space="preserve"> (a </w:t>
       </w:r>
       <w:r>
         <w:rPr>
           <w:b/>
           <w:bCs/>
         </w:rPr>
-        <w:t xml:space="preserve">log label only</w:t>
-      </w:r>
-      <w:r>
-        <w:t xml:space="preserve"> </w:t>
-      </w:r>
-      <w:r>
-        <w:t xml:space="preserve">— it is not passed to the script), returning Properties</w:t>
-      </w:r>
-      <w:r>
-        <w:t xml:space="preserve"> </w:t>
-      </w:r>
-      <w:r>
-        <w:rPr>
-          <w:rStyle w:val="VerbatimChar"/>
-        </w:rPr>
-        <w:t xml:space="preserve">{success, outputText, errorText}</w:t>
-      </w:r>
-      <w:r>
-        <w:t xml:space="preserve">.</w:t>
+        <w:t>log label only</w:t>
+      </w:r>
+      <w:r>
+        <w:t xml:space="preserve"> — it is not passed to the script), returning Properties </w:t>
+      </w:r>
+      <w:r>
+        <w:rPr>
+          <w:rStyle w:val="VerbatimChar"/>
+        </w:rPr>
+        <w:t>{success, outputText, errorText}</w:t>
+      </w:r>
+      <w:r>
+        <w:t>.</w:t>
       </w:r>
     </w:p>
     <w:p>
@@ -1287,52 +1083,40 @@
         <w:pStyle w:val="Compact"/>
         <w:numPr>
           <w:ilvl w:val="0"/>
-          <w:numId w:val="1003"/>
+          <w:numId w:val="4"/>
         </w:numPr>
       </w:pPr>
       <w:r>
-        <w:t xml:space="preserve">Decision</w:t>
-      </w:r>
-      <w:r>
-        <w:t xml:space="preserve"> </w:t>
-      </w:r>
-      <w:r>
-        <w:rPr>
-          <w:rStyle w:val="VerbatimChar"/>
-        </w:rPr>
-        <w:t xml:space="preserve">parsedResult.get("success") === true</w:t>
-      </w:r>
-      <w:r>
-        <w:t xml:space="preserve"> </w:t>
-      </w:r>
-      <w:r>
-        <w:t xml:space="preserve">→</w:t>
-      </w:r>
-      <w:r>
-        <w:t xml:space="preserve"> </w:t>
+        <w:t xml:space="preserve">Decision </w:t>
+      </w:r>
+      <w:r>
+        <w:rPr>
+          <w:rStyle w:val="VerbatimChar"/>
+        </w:rPr>
+        <w:t>parsedResult.get("success") === true</w:t>
+      </w:r>
+      <w:r>
+        <w:t xml:space="preserve"> → </w:t>
       </w:r>
       <w:r>
         <w:rPr>
           <w:b/>
           <w:bCs/>
         </w:rPr>
-        <w:t xml:space="preserve">End - Completed Successfully</w:t>
-      </w:r>
-      <w:r>
-        <w:t xml:space="preserve">; false →</w:t>
-      </w:r>
-      <w:r>
-        <w:t xml:space="preserve"> </w:t>
+        <w:t>End - Completed Successfully</w:t>
+      </w:r>
+      <w:r>
+        <w:t xml:space="preserve">; false → </w:t>
       </w:r>
       <w:r>
         <w:rPr>
           <w:b/>
           <w:bCs/>
         </w:rPr>
-        <w:t xml:space="preserve">End - Completed with Errors</w:t>
-      </w:r>
-      <w:r>
-        <w:t xml:space="preserve">.</w:t>
+        <w:t>End - Completed with Errors</w:t>
+      </w:r>
+      <w:r>
+        <w:t>.</w:t>
       </w:r>
     </w:p>
     <w:p>
@@ -1344,7 +1128,7 @@
           <w:b/>
           <w:bCs/>
         </w:rPr>
-        <w:t xml:space="preserve">Outputs:</w:t>
+        <w:t>Outputs:</w:t>
       </w:r>
       <w:r>
         <w:t xml:space="preserve"> </w:t>
@@ -1353,147 +1137,152 @@
         <w:rPr>
           <w:rStyle w:val="VerbatimChar"/>
         </w:rPr>
-        <w:t xml:space="preserve">executionSuccess</w:t>
-      </w:r>
-      <w:r>
-        <w:t xml:space="preserve"> </w:t>
-      </w:r>
-      <w:r>
-        <w:t xml:space="preserve">(boolean),</w:t>
-      </w:r>
-      <w:r>
-        <w:t xml:space="preserve"> </w:t>
-      </w:r>
-      <w:r>
-        <w:rPr>
-          <w:rStyle w:val="VerbatimChar"/>
-        </w:rPr>
-        <w:t xml:space="preserve">executionOutput</w:t>
-      </w:r>
-      <w:r>
-        <w:t xml:space="preserve"> </w:t>
-      </w:r>
-      <w:r>
-        <w:t xml:space="preserve">(string).</w:t>
-      </w:r>
-    </w:p>
-    <w:bookmarkEnd w:id="11"/>
-    <w:bookmarkStart w:id="12" w:name="X82c57da4f46c1e80eb8e4ade63786c429192f21"/>
+        <w:t>executionSuccess</w:t>
+      </w:r>
+      <w:r>
+        <w:t xml:space="preserve"> (boolean), </w:t>
+      </w:r>
+      <w:r>
+        <w:rPr>
+          <w:rStyle w:val="VerbatimChar"/>
+        </w:rPr>
+        <w:t>executionOutput</w:t>
+      </w:r>
+      <w:r>
+        <w:t xml:space="preserve"> (string).</w:t>
+      </w:r>
+    </w:p>
     <w:p>
       <w:pPr>
         <w:pStyle w:val="Heading2"/>
       </w:pPr>
-      <w:r>
-        <w:t xml:space="preserve">4. Failure-handling contract</w:t>
+      <w:bookmarkStart w:id="4" w:name="X82c57da4f46c1e80eb8e4ade63786c429192f21"/>
+      <w:bookmarkEnd w:id="3"/>
+      <w:r>
+        <w:t>4. Failure-handling contract</w:t>
       </w:r>
     </w:p>
     <w:tbl>
       <w:tblPr>
         <w:tblStyle w:val="Table"/>
-        <w:tblW w:type="auto" w:w="0"/>
-        <w:tblLook w:firstRow="1" w:lastRow="0" w:firstColumn="0" w:lastColumn="0" w:noHBand="0" w:noVBand="0" w:val="0020"/>
+        <w:tblW w:w="0" w:type="auto"/>
+        <w:tblLook w:val="0020" w:firstRow="1" w:lastRow="0" w:firstColumn="0" w:lastColumn="0" w:noHBand="0" w:noVBand="0"/>
       </w:tblPr>
       <w:tblGrid>
-        <w:gridCol w:w="2640"/>
-        <w:gridCol w:w="2640"/>
-        <w:gridCol w:w="2640"/>
+        <w:gridCol w:w="2785"/>
+        <w:gridCol w:w="4981"/>
+        <w:gridCol w:w="1810"/>
       </w:tblGrid>
       <w:tr>
         <w:trPr>
-          <w:tblHeader w:val="on"/>
+          <w:cnfStyle w:val="100000000000" w:firstRow="1" w:lastRow="0" w:firstColumn="0" w:lastColumn="0" w:oddVBand="0" w:evenVBand="0" w:oddHBand="0" w:evenHBand="0" w:firstRowFirstColumn="0" w:firstRowLastColumn="0" w:lastRowFirstColumn="0" w:lastRowLastColumn="0"/>
+          <w:tblHeader/>
         </w:trPr>
         <w:tc>
-          <w:tcPr/>
-          <w:p>
-            <w:pPr>
-              <w:pStyle w:val="Compact"/>
-            </w:pPr>
-            <w:r>
-              <w:t xml:space="preserve">Condition</w:t>
-            </w:r>
-          </w:p>
-        </w:tc>
-        <w:tc>
-          <w:tcPr/>
-          <w:p>
-            <w:pPr>
-              <w:pStyle w:val="Compact"/>
-            </w:pPr>
-            <w:r>
-              <w:t xml:space="preserve">Behavior</w:t>
-            </w:r>
-          </w:p>
-        </w:tc>
-        <w:tc>
-          <w:tcPr/>
-          <w:p>
-            <w:pPr>
-              <w:pStyle w:val="Compact"/>
-            </w:pPr>
-            <w:r>
-              <w:t xml:space="preserve">End state</w:t>
+          <w:tcPr>
+            <w:tcW w:w="0" w:type="auto"/>
+          </w:tcPr>
+          <w:p>
+            <w:pPr>
+              <w:pStyle w:val="Compact"/>
+            </w:pPr>
+            <w:r>
+              <w:t>Condition</w:t>
+            </w:r>
+          </w:p>
+        </w:tc>
+        <w:tc>
+          <w:tcPr>
+            <w:tcW w:w="0" w:type="auto"/>
+          </w:tcPr>
+          <w:p>
+            <w:pPr>
+              <w:pStyle w:val="Compact"/>
+            </w:pPr>
+            <w:r>
+              <w:t>Behavior</w:t>
+            </w:r>
+          </w:p>
+        </w:tc>
+        <w:tc>
+          <w:tcPr>
+            <w:tcW w:w="0" w:type="auto"/>
+          </w:tcPr>
+          <w:p>
+            <w:pPr>
+              <w:pStyle w:val="Compact"/>
+            </w:pPr>
+            <w:r>
+              <w:t>End state</w:t>
             </w:r>
           </w:p>
         </w:tc>
       </w:tr>
       <w:tr>
         <w:tc>
-          <w:tcPr/>
-          <w:p>
-            <w:pPr>
-              <w:pStyle w:val="Compact"/>
-            </w:pPr>
-            <w:r>
-              <w:t xml:space="preserve">Disabled member</w:t>
-            </w:r>
-          </w:p>
-        </w:tc>
-        <w:tc>
-          <w:tcPr/>
-          <w:p>
-            <w:pPr>
-              <w:pStyle w:val="Compact"/>
-            </w:pPr>
-            <w:r>
-              <w:t xml:space="preserve">Skipped during resolution; logged</w:t>
-            </w:r>
-            <w:r>
-              <w:t xml:space="preserve"> </w:t>
+          <w:tcPr>
+            <w:tcW w:w="0" w:type="auto"/>
+          </w:tcPr>
+          <w:p>
+            <w:pPr>
+              <w:pStyle w:val="Compact"/>
+            </w:pPr>
+            <w:r>
+              <w:t>Disabled member</w:t>
+            </w:r>
+          </w:p>
+        </w:tc>
+        <w:tc>
+          <w:tcPr>
+            <w:tcW w:w="0" w:type="auto"/>
+          </w:tcPr>
+          <w:p>
+            <w:pPr>
+              <w:pStyle w:val="Compact"/>
+            </w:pPr>
+            <w:r>
+              <w:t xml:space="preserve">Skipped during resolution; logged </w:t>
             </w:r>
             <w:r>
               <w:rPr>
                 <w:rStyle w:val="VerbatimChar"/>
               </w:rPr>
-              <w:t xml:space="preserve">Info: skipping disabled computer …</w:t>
-            </w:r>
-          </w:p>
-        </w:tc>
-        <w:tc>
-          <w:tcPr/>
-          <w:p>
-            <w:pPr>
-              <w:pStyle w:val="Compact"/>
-            </w:pPr>
-            <w:r>
-              <w:t xml:space="preserve">Not fatal</w:t>
+              <w:t>Info: skipping disabled computer …</w:t>
+            </w:r>
+          </w:p>
+        </w:tc>
+        <w:tc>
+          <w:tcPr>
+            <w:tcW w:w="0" w:type="auto"/>
+          </w:tcPr>
+          <w:p>
+            <w:pPr>
+              <w:pStyle w:val="Compact"/>
+            </w:pPr>
+            <w:r>
+              <w:t>Not fatal</w:t>
             </w:r>
           </w:p>
         </w:tc>
       </w:tr>
       <w:tr>
         <w:tc>
-          <w:tcPr/>
-          <w:p>
-            <w:pPr>
-              <w:pStyle w:val="Compact"/>
-            </w:pPr>
-            <w:r>
-              <w:t xml:space="preserve">Enabled-but-unreachable member</w:t>
-            </w:r>
-          </w:p>
-        </w:tc>
-        <w:tc>
-          <w:tcPr/>
+          <w:tcPr>
+            <w:tcW w:w="0" w:type="auto"/>
+          </w:tcPr>
+          <w:p>
+            <w:pPr>
+              <w:pStyle w:val="Compact"/>
+            </w:pPr>
+            <w:r>
+              <w:t>Enabled-but-unreachable member</w:t>
+            </w:r>
+          </w:p>
+        </w:tc>
+        <w:tc>
+          <w:tcPr>
+            <w:tcW w:w="0" w:type="auto"/>
+          </w:tcPr>
           <w:p>
             <w:pPr>
               <w:pStyle w:val="Compact"/>
@@ -1502,123 +1291,120 @@
               <w:rPr>
                 <w:rStyle w:val="VerbatimChar"/>
               </w:rPr>
-              <w:t xml:space="preserve">Move-files</w:t>
-            </w:r>
-            <w:r>
-              <w:t xml:space="preserve"> </w:t>
-            </w:r>
-            <w:r>
-              <w:t xml:space="preserve">terminating error (</w:t>
+              <w:t>Move-files</w:t>
+            </w:r>
+            <w:r>
+              <w:t xml:space="preserve"> terminating error (</w:t>
             </w:r>
             <w:r>
               <w:rPr>
                 <w:rStyle w:val="VerbatimChar"/>
               </w:rPr>
-              <w:t xml:space="preserve">-ErrorAction Stop</w:t>
-            </w:r>
-            <w:r>
-              <w:t xml:space="preserve">), logged</w:t>
-            </w:r>
-            <w:r>
-              <w:t xml:space="preserve"> </w:t>
+              <w:t>-ErrorAction Stop</w:t>
+            </w:r>
+            <w:r>
+              <w:t xml:space="preserve">), logged </w:t>
             </w:r>
             <w:r>
               <w:rPr>
                 <w:rStyle w:val="VerbatimChar"/>
               </w:rPr>
-              <w:t xml:space="preserve">Error:</w:t>
-            </w:r>
-            <w:r>
-              <w:t xml:space="preserve"> </w:t>
-            </w:r>
-            <w:r>
-              <w:t xml:space="preserve">to stdout,</w:t>
-            </w:r>
-            <w:r>
-              <w:t xml:space="preserve"> </w:t>
+              <w:t>Error:</w:t>
+            </w:r>
+            <w:r>
+              <w:t xml:space="preserve"> to stdout, </w:t>
             </w:r>
             <w:r>
               <w:rPr>
                 <w:b/>
                 <w:bCs/>
               </w:rPr>
-              <w:t xml:space="preserve">loop continues</w:t>
-            </w:r>
-          </w:p>
-        </w:tc>
-        <w:tc>
-          <w:tcPr/>
-          <w:p>
-            <w:pPr>
-              <w:pStyle w:val="Compact"/>
-            </w:pPr>
-            <w:r>
-              <w:t xml:space="preserve">Completed with Errors</w:t>
+              <w:t>loop continues</w:t>
+            </w:r>
+          </w:p>
+        </w:tc>
+        <w:tc>
+          <w:tcPr>
+            <w:tcW w:w="0" w:type="auto"/>
+          </w:tcPr>
+          <w:p>
+            <w:pPr>
+              <w:pStyle w:val="Compact"/>
+            </w:pPr>
+            <w:r>
+              <w:t>Completed with Errors</w:t>
             </w:r>
           </w:p>
         </w:tc>
       </w:tr>
       <w:tr>
         <w:tc>
-          <w:tcPr/>
-          <w:p>
-            <w:pPr>
-              <w:pStyle w:val="Compact"/>
-            </w:pPr>
-            <w:r>
-              <w:t xml:space="preserve">Zero enabled members</w:t>
-            </w:r>
-          </w:p>
-        </w:tc>
-        <w:tc>
-          <w:tcPr/>
-          <w:p>
-            <w:pPr>
-              <w:pStyle w:val="Compact"/>
-            </w:pPr>
-            <w:r>
-              <w:t xml:space="preserve">Logged</w:t>
-            </w:r>
-            <w:r>
-              <w:t xml:space="preserve"> </w:t>
+          <w:tcPr>
+            <w:tcW w:w="0" w:type="auto"/>
+          </w:tcPr>
+          <w:p>
+            <w:pPr>
+              <w:pStyle w:val="Compact"/>
+            </w:pPr>
+            <w:r>
+              <w:t>Zero enabled members</w:t>
+            </w:r>
+          </w:p>
+        </w:tc>
+        <w:tc>
+          <w:tcPr>
+            <w:tcW w:w="0" w:type="auto"/>
+          </w:tcPr>
+          <w:p>
+            <w:pPr>
+              <w:pStyle w:val="Compact"/>
+            </w:pPr>
+            <w:r>
+              <w:t xml:space="preserve">Logged </w:t>
             </w:r>
             <w:r>
               <w:rPr>
                 <w:rStyle w:val="VerbatimChar"/>
               </w:rPr>
-              <w:t xml:space="preserve">Warn:</w:t>
-            </w:r>
-            <w:r>
-              <w:t xml:space="preserve">; clean exit, no action</w:t>
-            </w:r>
-          </w:p>
-        </w:tc>
-        <w:tc>
-          <w:tcPr/>
-          <w:p>
-            <w:pPr>
-              <w:pStyle w:val="Compact"/>
-            </w:pPr>
-            <w:r>
-              <w:t xml:space="preserve">Completed Successfully</w:t>
+              <w:t>Warn:</w:t>
+            </w:r>
+            <w:r>
+              <w:t>; clean exit, no action</w:t>
+            </w:r>
+          </w:p>
+        </w:tc>
+        <w:tc>
+          <w:tcPr>
+            <w:tcW w:w="0" w:type="auto"/>
+          </w:tcPr>
+          <w:p>
+            <w:pPr>
+              <w:pStyle w:val="Compact"/>
+            </w:pPr>
+            <w:r>
+              <w:t>Completed Successfully</w:t>
             </w:r>
           </w:p>
         </w:tc>
       </w:tr>
       <w:tr>
         <w:tc>
-          <w:tcPr/>
-          <w:p>
-            <w:pPr>
-              <w:pStyle w:val="Compact"/>
-            </w:pPr>
-            <w:r>
-              <w:t xml:space="preserve">Bad inputs (validation)</w:t>
-            </w:r>
-          </w:p>
-        </w:tc>
-        <w:tc>
-          <w:tcPr/>
+          <w:tcPr>
+            <w:tcW w:w="0" w:type="auto"/>
+          </w:tcPr>
+          <w:p>
+            <w:pPr>
+              <w:pStyle w:val="Compact"/>
+            </w:pPr>
+            <w:r>
+              <w:t>Bad inputs (validation)</w:t>
+            </w:r>
+          </w:p>
+        </w:tc>
+        <w:tc>
+          <w:tcPr>
+            <w:tcW w:w="0" w:type="auto"/>
+          </w:tcPr>
           <w:p>
             <w:pPr>
               <w:pStyle w:val="Compact"/>
@@ -1627,68 +1413,70 @@
               <w:rPr>
                 <w:rStyle w:val="VerbatimChar"/>
               </w:rPr>
-              <w:t xml:space="preserve">buildMoveByADGroupInvocation</w:t>
-            </w:r>
-            <w:r>
-              <w:t xml:space="preserve"> </w:t>
-            </w:r>
-            <w:r>
-              <w:t xml:space="preserve">throws</w:t>
-            </w:r>
-          </w:p>
-        </w:tc>
-        <w:tc>
-          <w:tcPr/>
-          <w:p>
-            <w:pPr>
-              <w:pStyle w:val="Compact"/>
-            </w:pPr>
-            <w:r>
-              <w:t xml:space="preserve">Failed: Bad Inputs</w:t>
+              <w:t>buildMoveByADGroupInvocation</w:t>
+            </w:r>
+            <w:r>
+              <w:t xml:space="preserve"> throws</w:t>
+            </w:r>
+          </w:p>
+        </w:tc>
+        <w:tc>
+          <w:tcPr>
+            <w:tcW w:w="0" w:type="auto"/>
+          </w:tcPr>
+          <w:p>
+            <w:pPr>
+              <w:pStyle w:val="Compact"/>
+            </w:pPr>
+            <w:r>
+              <w:t>Failed: Bad Inputs</w:t>
             </w:r>
           </w:p>
         </w:tc>
       </w:tr>
       <w:tr>
         <w:tc>
-          <w:tcPr/>
-          <w:p>
-            <w:pPr>
-              <w:pStyle w:val="Compact"/>
-            </w:pPr>
-            <w:r>
-              <w:t xml:space="preserve">Total failure (AD module missing, group/domain unresolvable)</w:t>
-            </w:r>
-          </w:p>
-        </w:tc>
-        <w:tc>
-          <w:tcPr/>
-          <w:p>
-            <w:pPr>
-              <w:pStyle w:val="Compact"/>
-            </w:pPr>
-            <w:r>
-              <w:t xml:space="preserve">Script terminates; routes via</w:t>
-            </w:r>
-            <w:r>
-              <w:t xml:space="preserve"> </w:t>
+          <w:tcPr>
+            <w:tcW w:w="0" w:type="auto"/>
+          </w:tcPr>
+          <w:p>
+            <w:pPr>
+              <w:pStyle w:val="Compact"/>
+            </w:pPr>
+            <w:r>
+              <w:t>Total failure (AD module missing, group/domain unresolvable)</w:t>
+            </w:r>
+          </w:p>
+        </w:tc>
+        <w:tc>
+          <w:tcPr>
+            <w:tcW w:w="0" w:type="auto"/>
+          </w:tcPr>
+          <w:p>
+            <w:pPr>
+              <w:pStyle w:val="Compact"/>
+            </w:pPr>
+            <w:r>
+              <w:t xml:space="preserve">Script terminates; routes via </w:t>
             </w:r>
             <w:r>
               <w:rPr>
                 <w:rStyle w:val="VerbatimChar"/>
               </w:rPr>
-              <w:t xml:space="preserve">handlePSFailure</w:t>
-            </w:r>
-          </w:p>
-        </w:tc>
-        <w:tc>
-          <w:tcPr/>
-          <w:p>
-            <w:pPr>
-              <w:pStyle w:val="Compact"/>
-            </w:pPr>
-            <w:r>
-              <w:t xml:space="preserve">Failed: PS Execution</w:t>
+              <w:t>handlePSFailure</w:t>
+            </w:r>
+          </w:p>
+        </w:tc>
+        <w:tc>
+          <w:tcPr>
+            <w:tcW w:w="0" w:type="auto"/>
+          </w:tcPr>
+          <w:p>
+            <w:pPr>
+              <w:pStyle w:val="Compact"/>
+            </w:pPr>
+            <w:r>
+              <w:t>Failed: PS Execution</w:t>
             </w:r>
           </w:p>
         </w:tc>
@@ -1703,51 +1491,39 @@
           <w:b/>
           <w:bCs/>
         </w:rPr>
-        <w:t xml:space="preserve">Operational note:</w:t>
-      </w:r>
-      <w:r>
-        <w:t xml:space="preserve"> </w:t>
-      </w:r>
-      <w:r>
-        <w:t xml:space="preserve">an AD account being</w:t>
-      </w:r>
-      <w:r>
-        <w:t xml:space="preserve"> </w:t>
+        <w:t>Operational note:</w:t>
+      </w:r>
+      <w:r>
+        <w:t xml:space="preserve"> an AD account being </w:t>
       </w:r>
       <w:r>
         <w:rPr>
           <w:b/>
           <w:bCs/>
         </w:rPr>
-        <w:t xml:space="preserve">enabled is not the same as the host being reachable</w:t>
-      </w:r>
-      <w:r>
-        <w:t xml:space="preserve">. A computer whose AD account is still enabled will be processed and will error if offline. To exclude a host,</w:t>
-      </w:r>
-      <w:r>
-        <w:t xml:space="preserve"> </w:t>
-      </w:r>
-      <w:r>
-        <w:rPr>
-          <w:rStyle w:val="VerbatimChar"/>
-        </w:rPr>
-        <w:t xml:space="preserve">Disable-ADAccount</w:t>
-      </w:r>
-      <w:r>
-        <w:t xml:space="preserve"> </w:t>
-      </w:r>
-      <w:r>
-        <w:t xml:space="preserve">it or remove it from the group.</w:t>
-      </w:r>
-    </w:p>
-    <w:bookmarkEnd w:id="12"/>
-    <w:bookmarkStart w:id="13" w:name="Xfa6a0517fd6491a7df5473b7de99f3c12f3799f"/>
+        <w:t>enabled is not the same as the host being reachable</w:t>
+      </w:r>
+      <w:r>
+        <w:t xml:space="preserve">. A computer whose AD account is still enabled will be processed and will error if offline. To exclude a host, </w:t>
+      </w:r>
+      <w:r>
+        <w:rPr>
+          <w:rStyle w:val="VerbatimChar"/>
+        </w:rPr>
+        <w:t>Disable-ADAccount</w:t>
+      </w:r>
+      <w:r>
+        <w:t xml:space="preserve"> it or remove it from the group.</w:t>
+      </w:r>
+    </w:p>
     <w:p>
       <w:pPr>
         <w:pStyle w:val="Heading2"/>
       </w:pPr>
-      <w:r>
-        <w:t xml:space="preserve">5. Dependencies</w:t>
+      <w:bookmarkStart w:id="5" w:name="Xfa6a0517fd6491a7df5473b7de99f3c12f3799f"/>
+      <w:bookmarkEnd w:id="4"/>
+      <w:r>
+        <w:t>5. Dependencies</w:t>
       </w:r>
     </w:p>
     <w:p>
@@ -1755,7 +1531,7 @@
         <w:pStyle w:val="Compact"/>
         <w:numPr>
           <w:ilvl w:val="0"/>
-          <w:numId w:val="1005"/>
+          <w:numId w:val="6"/>
         </w:numPr>
       </w:pPr>
       <w:r>
@@ -1763,68 +1539,47 @@
           <w:b/>
           <w:bCs/>
         </w:rPr>
-        <w:t xml:space="preserve">PS host</w:t>
-      </w:r>
-      <w:r>
-        <w:t xml:space="preserve"> </w:t>
-      </w:r>
-      <w:r>
-        <w:t xml:space="preserve">(domain-joined Windows Server) with</w:t>
-      </w:r>
-      <w:r>
-        <w:t xml:space="preserve"> </w:t>
+        <w:t>PS host</w:t>
+      </w:r>
+      <w:r>
+        <w:t xml:space="preserve"> (domain-joined Windows Server) with </w:t>
       </w:r>
       <w:r>
         <w:rPr>
           <w:b/>
           <w:bCs/>
         </w:rPr>
-        <w:t xml:space="preserve">RSAT ActiveDirectory module</w:t>
-      </w:r>
-      <w:r>
-        <w:t xml:space="preserve"> </w:t>
-      </w:r>
-      <w:r>
-        <w:t xml:space="preserve">(</w:t>
-      </w:r>
-      <w:r>
-        <w:rPr>
-          <w:rStyle w:val="VerbatimChar"/>
-        </w:rPr>
-        <w:t xml:space="preserve">Get-ADGroupMember</w:t>
-      </w:r>
-      <w:r>
-        <w:t xml:space="preserve"> </w:t>
-      </w:r>
-      <w:r>
-        <w:t xml:space="preserve">/</w:t>
-      </w:r>
-      <w:r>
-        <w:t xml:space="preserve"> </w:t>
-      </w:r>
-      <w:r>
-        <w:rPr>
-          <w:rStyle w:val="VerbatimChar"/>
-        </w:rPr>
-        <w:t xml:space="preserve">Get-ADComputer</w:t>
-      </w:r>
-      <w:r>
-        <w:t xml:space="preserve">), WinRM HTTPS listener (5986), and network reach to targets'</w:t>
-      </w:r>
-      <w:r>
-        <w:t xml:space="preserve"> </w:t>
-      </w:r>
-      <w:r>
-        <w:rPr>
-          <w:rStyle w:val="VerbatimChar"/>
-        </w:rPr>
-        <w:t xml:space="preserve">C$</w:t>
-      </w:r>
-      <w:r>
-        <w:t xml:space="preserve"> </w:t>
-      </w:r>
-      <w:r>
-        <w:t xml:space="preserve">admin share and the archive share.</w:t>
+        <w:t>RSAT ActiveDirectory module</w:t>
+      </w:r>
+      <w:r>
+        <w:t xml:space="preserve"> (</w:t>
+      </w:r>
+      <w:r>
+        <w:rPr>
+          <w:rStyle w:val="VerbatimChar"/>
+        </w:rPr>
+        <w:t>Get-ADGroupMember</w:t>
+      </w:r>
+      <w:r>
+        <w:t xml:space="preserve"> / </w:t>
+      </w:r>
+      <w:r>
+        <w:rPr>
+          <w:rStyle w:val="VerbatimChar"/>
+        </w:rPr>
+        <w:t>Get-ADComputer</w:t>
+      </w:r>
+      <w:r>
+        <w:t xml:space="preserve">), WinRM HTTPS listener (5986), and network reach to targets' </w:t>
+      </w:r>
+      <w:r>
+        <w:rPr>
+          <w:rStyle w:val="VerbatimChar"/>
+        </w:rPr>
+        <w:t>C$</w:t>
+      </w:r>
+      <w:r>
+        <w:t xml:space="preserve"> admin share and the archive share.</w:t>
       </w:r>
     </w:p>
     <w:p>
@@ -1832,7 +1587,7 @@
         <w:pStyle w:val="Compact"/>
         <w:numPr>
           <w:ilvl w:val="0"/>
-          <w:numId w:val="1005"/>
+          <w:numId w:val="6"/>
         </w:numPr>
       </w:pPr>
       <w:r>
@@ -1840,28 +1595,18 @@
           <w:b/>
           <w:bCs/>
         </w:rPr>
-        <w:t xml:space="preserve">Updated</w:t>
-      </w:r>
-      <w:r>
-        <w:rPr>
+        <w:t xml:space="preserve">Updated </w:t>
+      </w:r>
+      <w:r>
+        <w:rPr>
+          <w:rStyle w:val="VerbatimChar"/>
           <w:b/>
           <w:bCs/>
         </w:rPr>
-        <w:t xml:space="preserve"> </w:t>
-      </w:r>
-      <w:r>
-        <w:rPr>
-          <w:rStyle w:val="VerbatimChar"/>
-          <w:b/>
-          <w:bCs/>
-        </w:rPr>
-        <w:t xml:space="preserve">cvs_functions.ps1</w:t>
-      </w:r>
-      <w:r>
-        <w:t xml:space="preserve"> </w:t>
-      </w:r>
-      <w:r>
-        <w:t xml:space="preserve">deployed (changes S-1…S-5 — Change-Register, shared).</w:t>
+        <w:t>cvs_functions.ps1</w:t>
+      </w:r>
+      <w:r>
+        <w:t xml:space="preserve"> deployed (changes S-1…S-5 — Change-Register, shared).</w:t>
       </w:r>
     </w:p>
     <w:p>
@@ -1869,7 +1614,7 @@
         <w:pStyle w:val="Compact"/>
         <w:numPr>
           <w:ilvl w:val="0"/>
-          <w:numId w:val="1005"/>
+          <w:numId w:val="6"/>
         </w:numPr>
       </w:pPr>
       <w:r>
@@ -1877,13 +1622,10 @@
           <w:b/>
           <w:bCs/>
         </w:rPr>
-        <w:t xml:space="preserve">AD group(s)</w:t>
-      </w:r>
-      <w:r>
-        <w:t xml:space="preserve"> </w:t>
-      </w:r>
-      <w:r>
-        <w:t xml:space="preserve">whose members are the servers to process (identified by DN).</w:t>
+        <w:t>AD group(s)</w:t>
+      </w:r>
+      <w:r>
+        <w:t xml:space="preserve"> whose members are the servers to process (identified by DN).</w:t>
       </w:r>
     </w:p>
     <w:p>
@@ -1891,7 +1633,7 @@
         <w:pStyle w:val="Compact"/>
         <w:numPr>
           <w:ilvl w:val="0"/>
-          <w:numId w:val="1005"/>
+          <w:numId w:val="6"/>
         </w:numPr>
       </w:pPr>
       <w:r>
@@ -1899,13 +1641,10 @@
           <w:b/>
           <w:bCs/>
         </w:rPr>
-        <w:t xml:space="preserve">Archive file share</w:t>
-      </w:r>
-      <w:r>
-        <w:t xml:space="preserve"> </w:t>
-      </w:r>
-      <w:r>
-        <w:t xml:space="preserve">writable by the PS host service account.</w:t>
+        <w:t>Archive file share</w:t>
+      </w:r>
+      <w:r>
+        <w:t xml:space="preserve"> writable by the PS host service account.</w:t>
       </w:r>
     </w:p>
     <w:p>
@@ -1913,7 +1652,7 @@
         <w:pStyle w:val="Compact"/>
         <w:numPr>
           <w:ilvl w:val="0"/>
-          <w:numId w:val="1005"/>
+          <w:numId w:val="6"/>
         </w:numPr>
       </w:pPr>
       <w:r>
@@ -1921,13 +1660,10 @@
           <w:b/>
           <w:bCs/>
         </w:rPr>
-        <w:t xml:space="preserve">VCF Orchestrator 9</w:t>
-      </w:r>
-      <w:r>
-        <w:t xml:space="preserve"> </w:t>
-      </w:r>
-      <w:r>
-        <w:t xml:space="preserve">with the PowerShell plug-in and a registered PS host.</w:t>
+        <w:t>VCF Orchestrator 9</w:t>
+      </w:r>
+      <w:r>
+        <w:t xml:space="preserve"> with the PowerShell plug-in and a registered PS host.</w:t>
       </w:r>
     </w:p>
     <w:p>
@@ -1935,7 +1671,7 @@
         <w:pStyle w:val="Compact"/>
         <w:numPr>
           <w:ilvl w:val="0"/>
-          <w:numId w:val="1005"/>
+          <w:numId w:val="6"/>
         </w:numPr>
       </w:pPr>
       <w:r>
@@ -1943,23 +1679,21 @@
           <w:b/>
           <w:bCs/>
         </w:rPr>
-        <w:t xml:space="preserve">Certificate trust</w:t>
-      </w:r>
-      <w:r>
-        <w:t xml:space="preserve"> </w:t>
-      </w:r>
-      <w:r>
-        <w:t xml:space="preserve">between Orchestrator and the PS host.</w:t>
-      </w:r>
-    </w:p>
-    <w:bookmarkEnd w:id="13"/>
-    <w:bookmarkStart w:id="14" w:name="X6b45a7c1f2fdfb6822b3efe0e4dd6dfc8ad0a71"/>
+        <w:t>Certificate trust</w:t>
+      </w:r>
+      <w:r>
+        <w:t xml:space="preserve"> between Orchestrator and the PS host.</w:t>
+      </w:r>
+    </w:p>
     <w:p>
       <w:pPr>
         <w:pStyle w:val="Heading2"/>
       </w:pPr>
-      <w:r>
-        <w:t xml:space="preserve">6. Assumptions</w:t>
+      <w:bookmarkStart w:id="6" w:name="X6b45a7c1f2fdfb6822b3efe0e4dd6dfc8ad0a71"/>
+      <w:bookmarkEnd w:id="5"/>
+      <w:r>
+        <w:lastRenderedPageBreak/>
+        <w:t>6. Assumptions</w:t>
       </w:r>
     </w:p>
     <w:p>
@@ -1967,11 +1701,11 @@
         <w:pStyle w:val="Compact"/>
         <w:numPr>
           <w:ilvl w:val="0"/>
-          <w:numId w:val="1006"/>
+          <w:numId w:val="7"/>
         </w:numPr>
       </w:pPr>
       <w:r>
-        <w:t xml:space="preserve">The PS host service account is local admin on target servers (or has admin-share read + file-share write).</w:t>
+        <w:t>The PS host service account is local admin on target servers (or has admin-share read + file-share write).</w:t>
       </w:r>
     </w:p>
     <w:p>
@@ -1979,11 +1713,11 @@
         <w:pStyle w:val="Compact"/>
         <w:numPr>
           <w:ilvl w:val="0"/>
-          <w:numId w:val="1006"/>
+          <w:numId w:val="7"/>
         </w:numPr>
       </w:pPr>
       <w:r>
-        <w:t xml:space="preserve">Servers requiring processing are AD-group members; the PS host itself is added to the group rather than handled as a local special case.</w:t>
+        <w:t>Servers requiring processing are AD-group members; the PS host itself is added to the group rather than handled as a local special case.</w:t>
       </w:r>
     </w:p>
     <w:p>
@@ -1991,32 +1725,29 @@
         <w:pStyle w:val="Compact"/>
         <w:numPr>
           <w:ilvl w:val="0"/>
-          <w:numId w:val="1006"/>
+          <w:numId w:val="7"/>
         </w:numPr>
       </w:pPr>
       <w:r>
-        <w:t xml:space="preserve">The file filter (</w:t>
-      </w:r>
-      <w:r>
-        <w:rPr>
-          <w:rStyle w:val="VerbatimChar"/>
-        </w:rPr>
-        <w:t xml:space="preserve">Archive-*.evtx</w:t>
-      </w:r>
-      <w:r>
-        <w:t xml:space="preserve">) and age (</w:t>
-      </w:r>
-      <w:r>
-        <w:rPr>
-          <w:rStyle w:val="VerbatimChar"/>
-        </w:rPr>
-        <w:t xml:space="preserve">-1</w:t>
-      </w:r>
-      <w:r>
-        <w:t xml:space="preserve"> </w:t>
-      </w:r>
-      <w:r>
-        <w:t xml:space="preserve">day) match current Ansible behavior unless overridden per run.</w:t>
+        <w:t>The file filter (</w:t>
+      </w:r>
+      <w:r>
+        <w:rPr>
+          <w:rStyle w:val="VerbatimChar"/>
+        </w:rPr>
+        <w:t>Archive-*.evtx</w:t>
+      </w:r>
+      <w:r>
+        <w:t>) and age (</w:t>
+      </w:r>
+      <w:r>
+        <w:rPr>
+          <w:rStyle w:val="VerbatimChar"/>
+        </w:rPr>
+        <w:t>-1</w:t>
+      </w:r>
+      <w:r>
+        <w:t xml:space="preserve"> day) match current Ansible behavior unless overridden per run.</w:t>
       </w:r>
     </w:p>
     <w:p>
@@ -2024,228 +1755,251 @@
         <w:pStyle w:val="Compact"/>
         <w:numPr>
           <w:ilvl w:val="0"/>
-          <w:numId w:val="1006"/>
+          <w:numId w:val="7"/>
         </w:numPr>
       </w:pPr>
       <w:r>
-        <w:t xml:space="preserve">Single-node Orchestrator in the lab; clustered deployments replicate host-side config on each node.</w:t>
-      </w:r>
-    </w:p>
-    <w:bookmarkEnd w:id="14"/>
-    <w:bookmarkStart w:id="15" w:name="X133663437498c273bd7388a2f9d89d92af698f9"/>
+        <w:t>Single-node Orchestrator in the lab; clustered deployments replicate host-side config on each node.</w:t>
+      </w:r>
+    </w:p>
     <w:p>
       <w:pPr>
         <w:pStyle w:val="Heading2"/>
       </w:pPr>
-      <w:r>
-        <w:t xml:space="preserve">7. Risks and mitigations</w:t>
+      <w:bookmarkStart w:id="7" w:name="X133663437498c273bd7388a2f9d89d92af698f9"/>
+      <w:bookmarkEnd w:id="6"/>
+      <w:r>
+        <w:t>7. Risks and mitigations</w:t>
       </w:r>
     </w:p>
     <w:tbl>
       <w:tblPr>
         <w:tblStyle w:val="Table"/>
-        <w:tblW w:type="auto" w:w="0"/>
-        <w:tblLook w:firstRow="1" w:lastRow="0" w:firstColumn="0" w:lastColumn="0" w:noHBand="0" w:noVBand="0" w:val="0020"/>
+        <w:tblW w:w="0" w:type="auto"/>
+        <w:tblLook w:val="0020" w:firstRow="1" w:lastRow="0" w:firstColumn="0" w:lastColumn="0" w:noHBand="0" w:noVBand="0"/>
       </w:tblPr>
       <w:tblGrid>
-        <w:gridCol w:w="3960"/>
-        <w:gridCol w:w="3960"/>
+        <w:gridCol w:w="3526"/>
+        <w:gridCol w:w="6050"/>
       </w:tblGrid>
       <w:tr>
         <w:trPr>
-          <w:tblHeader w:val="on"/>
+          <w:cnfStyle w:val="100000000000" w:firstRow="1" w:lastRow="0" w:firstColumn="0" w:lastColumn="0" w:oddVBand="0" w:evenVBand="0" w:oddHBand="0" w:evenHBand="0" w:firstRowFirstColumn="0" w:firstRowLastColumn="0" w:lastRowFirstColumn="0" w:lastRowLastColumn="0"/>
+          <w:tblHeader/>
         </w:trPr>
         <w:tc>
-          <w:tcPr/>
-          <w:p>
-            <w:pPr>
-              <w:pStyle w:val="Compact"/>
-            </w:pPr>
-            <w:r>
-              <w:t xml:space="preserve">Risk</w:t>
-            </w:r>
-          </w:p>
-        </w:tc>
-        <w:tc>
-          <w:tcPr/>
-          <w:p>
-            <w:pPr>
-              <w:pStyle w:val="Compact"/>
-            </w:pPr>
-            <w:r>
-              <w:t xml:space="preserve">Mitigation</w:t>
+          <w:tcPr>
+            <w:tcW w:w="0" w:type="auto"/>
+          </w:tcPr>
+          <w:p>
+            <w:pPr>
+              <w:pStyle w:val="Compact"/>
+            </w:pPr>
+            <w:r>
+              <w:t>Risk</w:t>
+            </w:r>
+          </w:p>
+        </w:tc>
+        <w:tc>
+          <w:tcPr>
+            <w:tcW w:w="0" w:type="auto"/>
+          </w:tcPr>
+          <w:p>
+            <w:pPr>
+              <w:pStyle w:val="Compact"/>
+            </w:pPr>
+            <w:r>
+              <w:t>Mitigation</w:t>
             </w:r>
           </w:p>
         </w:tc>
       </w:tr>
       <w:tr>
         <w:tc>
-          <w:tcPr/>
-          <w:p>
-            <w:pPr>
-              <w:pStyle w:val="Compact"/>
-            </w:pPr>
-            <w:r>
-              <w:t xml:space="preserve">Second-hop auth fails without delegation</w:t>
-            </w:r>
-          </w:p>
-        </w:tc>
-        <w:tc>
-          <w:tcPr/>
-          <w:p>
-            <w:pPr>
-              <w:pStyle w:val="Compact"/>
-            </w:pPr>
-            <w:r>
-              <w:t xml:space="preserve">Kerberos + constrained delegation (prod) or Basic-over-HTTPS (lab); validate the hop explicitly</w:t>
+          <w:tcPr>
+            <w:tcW w:w="0" w:type="auto"/>
+          </w:tcPr>
+          <w:p>
+            <w:pPr>
+              <w:pStyle w:val="Compact"/>
+            </w:pPr>
+            <w:r>
+              <w:t>Second-hop auth fails without delegation</w:t>
+            </w:r>
+          </w:p>
+        </w:tc>
+        <w:tc>
+          <w:tcPr>
+            <w:tcW w:w="0" w:type="auto"/>
+          </w:tcPr>
+          <w:p>
+            <w:pPr>
+              <w:pStyle w:val="Compact"/>
+            </w:pPr>
+            <w:r>
+              <w:t>Kerberos + constrained delegation (prod) or Basic-over-HTTPS (lab); validate the hop explicitly</w:t>
             </w:r>
           </w:p>
         </w:tc>
       </w:tr>
       <w:tr>
         <w:tc>
-          <w:tcPr/>
-          <w:p>
-            <w:pPr>
-              <w:pStyle w:val="Compact"/>
-            </w:pPr>
-            <w:r>
-              <w:t xml:space="preserve">Enabled AD object for an offline host is still processed</w:t>
-            </w:r>
-          </w:p>
-        </w:tc>
-        <w:tc>
-          <w:tcPr/>
-          <w:p>
-            <w:pPr>
-              <w:pStyle w:val="Compact"/>
-            </w:pPr>
-            <w:r>
-              <w:t xml:space="preserve">Disable the account or remove from group; treat "enabled" as intent-to-process, not reachability</w:t>
+          <w:tcPr>
+            <w:tcW w:w="0" w:type="auto"/>
+          </w:tcPr>
+          <w:p>
+            <w:pPr>
+              <w:pStyle w:val="Compact"/>
+            </w:pPr>
+            <w:r>
+              <w:t>Enabled AD object for an offline host is still processed</w:t>
+            </w:r>
+          </w:p>
+        </w:tc>
+        <w:tc>
+          <w:tcPr>
+            <w:tcW w:w="0" w:type="auto"/>
+          </w:tcPr>
+          <w:p>
+            <w:pPr>
+              <w:pStyle w:val="Compact"/>
+            </w:pPr>
+            <w:r>
+              <w:t>Disable the account or remove from group; treat "enabled" as intent-to-process, not reachability</w:t>
             </w:r>
           </w:p>
         </w:tc>
       </w:tr>
       <w:tr>
         <w:tc>
-          <w:tcPr/>
-          <w:p>
-            <w:pPr>
-              <w:pStyle w:val="Compact"/>
-            </w:pPr>
-            <w:r>
-              <w:t xml:space="preserve">RSAT AD module absent</w:t>
-            </w:r>
-          </w:p>
-        </w:tc>
-        <w:tc>
-          <w:tcPr/>
-          <w:p>
-            <w:pPr>
-              <w:pStyle w:val="Compact"/>
-            </w:pPr>
-            <w:r>
-              <w:t xml:space="preserve">Verify</w:t>
-            </w:r>
-            <w:r>
-              <w:t xml:space="preserve"> </w:t>
+          <w:tcPr>
+            <w:tcW w:w="0" w:type="auto"/>
+          </w:tcPr>
+          <w:p>
+            <w:pPr>
+              <w:pStyle w:val="Compact"/>
+            </w:pPr>
+            <w:r>
+              <w:t>RSAT AD module absent</w:t>
+            </w:r>
+          </w:p>
+        </w:tc>
+        <w:tc>
+          <w:tcPr>
+            <w:tcW w:w="0" w:type="auto"/>
+          </w:tcPr>
+          <w:p>
+            <w:pPr>
+              <w:pStyle w:val="Compact"/>
+            </w:pPr>
+            <w:r>
+              <w:t xml:space="preserve">Verify </w:t>
             </w:r>
             <w:r>
               <w:rPr>
                 <w:rStyle w:val="VerbatimChar"/>
               </w:rPr>
-              <w:t xml:space="preserve">Get-Module -ListAvailable ActiveDirectory</w:t>
-            </w:r>
-            <w:r>
-              <w:t xml:space="preserve"> </w:t>
-            </w:r>
-            <w:r>
-              <w:t xml:space="preserve">before go-live</w:t>
+              <w:t>Get-Module -ListAvailable ActiveDirectory</w:t>
+            </w:r>
+            <w:r>
+              <w:t xml:space="preserve"> before go-live</w:t>
             </w:r>
           </w:p>
         </w:tc>
       </w:tr>
       <w:tr>
         <w:tc>
-          <w:tcPr/>
-          <w:p>
-            <w:pPr>
-              <w:pStyle w:val="Compact"/>
-            </w:pPr>
-            <w:r>
-              <w:t xml:space="preserve">Script drift</w:t>
-            </w:r>
-          </w:p>
-        </w:tc>
-        <w:tc>
-          <w:tcPr/>
-          <w:p>
-            <w:pPr>
-              <w:pStyle w:val="Compact"/>
-            </w:pPr>
-            <w:r>
-              <w:t xml:space="preserve">Verify S-1…S-5 present on the deployed script before use</w:t>
+          <w:tcPr>
+            <w:tcW w:w="0" w:type="auto"/>
+          </w:tcPr>
+          <w:p>
+            <w:pPr>
+              <w:pStyle w:val="Compact"/>
+            </w:pPr>
+            <w:r>
+              <w:t>Script drift</w:t>
+            </w:r>
+          </w:p>
+        </w:tc>
+        <w:tc>
+          <w:tcPr>
+            <w:tcW w:w="0" w:type="auto"/>
+          </w:tcPr>
+          <w:p>
+            <w:pPr>
+              <w:pStyle w:val="Compact"/>
+            </w:pPr>
+            <w:r>
+              <w:t>Verify S-1…S-5 present on the deployed script before use</w:t>
             </w:r>
           </w:p>
         </w:tc>
       </w:tr>
       <w:tr>
         <w:tc>
-          <w:tcPr/>
-          <w:p>
-            <w:pPr>
-              <w:pStyle w:val="Compact"/>
-            </w:pPr>
-            <w:r>
-              <w:t xml:space="preserve">Partial move on one server</w:t>
-            </w:r>
-          </w:p>
-        </w:tc>
-        <w:tc>
-          <w:tcPr/>
-          <w:p>
-            <w:pPr>
-              <w:pStyle w:val="Compact"/>
-            </w:pPr>
-            <w:r>
-              <w:t xml:space="preserve">Per-server isolation; failures logged and reported, other servers unaffected</w:t>
+          <w:tcPr>
+            <w:tcW w:w="0" w:type="auto"/>
+          </w:tcPr>
+          <w:p>
+            <w:pPr>
+              <w:pStyle w:val="Compact"/>
+            </w:pPr>
+            <w:r>
+              <w:t>Partial move on one server</w:t>
+            </w:r>
+          </w:p>
+        </w:tc>
+        <w:tc>
+          <w:tcPr>
+            <w:tcW w:w="0" w:type="auto"/>
+          </w:tcPr>
+          <w:p>
+            <w:pPr>
+              <w:pStyle w:val="Compact"/>
+            </w:pPr>
+            <w:r>
+              <w:t>Per-server isolation; failures logged and reported, other servers unaffected</w:t>
             </w:r>
           </w:p>
         </w:tc>
       </w:tr>
       <w:tr>
         <w:tc>
-          <w:tcPr/>
-          <w:p>
-            <w:pPr>
-              <w:pStyle w:val="Compact"/>
-            </w:pPr>
-            <w:r>
-              <w:t xml:space="preserve">Kerberos / cert bring-up</w:t>
-            </w:r>
-          </w:p>
-        </w:tc>
-        <w:tc>
-          <w:tcPr/>
-          <w:p>
-            <w:pPr>
-              <w:pStyle w:val="Compact"/>
-            </w:pPr>
-            <w:r>
-              <w:t xml:space="preserve">Follow the PS-Host guide (krb5.conf format, salt/name-length, cert trust)</w:t>
+          <w:tcPr>
+            <w:tcW w:w="0" w:type="auto"/>
+          </w:tcPr>
+          <w:p>
+            <w:pPr>
+              <w:pStyle w:val="Compact"/>
+            </w:pPr>
+            <w:r>
+              <w:t>Kerberos / cert bring-up</w:t>
+            </w:r>
+          </w:p>
+        </w:tc>
+        <w:tc>
+          <w:tcPr>
+            <w:tcW w:w="0" w:type="auto"/>
+          </w:tcPr>
+          <w:p>
+            <w:pPr>
+              <w:pStyle w:val="Compact"/>
+            </w:pPr>
+            <w:r>
+              <w:t>Follow the PS-Host guide (krb5.conf format, salt/name-length, cert trust)</w:t>
             </w:r>
           </w:p>
         </w:tc>
       </w:tr>
     </w:tbl>
-    <w:bookmarkEnd w:id="15"/>
-    <w:bookmarkStart w:id="16" w:name="Xeeb06b3c116242d5069c71ef6a4d04c568514b4"/>
     <w:p>
       <w:pPr>
         <w:pStyle w:val="Heading2"/>
       </w:pPr>
-      <w:r>
-        <w:t xml:space="preserve">8. Security considerations</w:t>
+      <w:bookmarkStart w:id="8" w:name="Xeeb06b3c116242d5069c71ef6a4d04c568514b4"/>
+      <w:bookmarkEnd w:id="7"/>
+      <w:r>
+        <w:t>8. Security considerations</w:t>
       </w:r>
     </w:p>
     <w:p>
@@ -2253,7 +2007,7 @@
         <w:pStyle w:val="Compact"/>
         <w:numPr>
           <w:ilvl w:val="0"/>
-          <w:numId w:val="1007"/>
+          <w:numId w:val="8"/>
         </w:numPr>
       </w:pPr>
       <w:r>
@@ -2261,56 +2015,38 @@
           <w:b/>
           <w:bCs/>
         </w:rPr>
-        <w:t xml:space="preserve">Transport:</w:t>
-      </w:r>
-      <w:r>
-        <w:t xml:space="preserve"> </w:t>
-      </w:r>
-      <w:r>
-        <w:t xml:space="preserve">WinRM over</w:t>
-      </w:r>
-      <w:r>
-        <w:t xml:space="preserve"> </w:t>
+        <w:t>Transport:</w:t>
+      </w:r>
+      <w:r>
+        <w:t xml:space="preserve"> WinRM over </w:t>
       </w:r>
       <w:r>
         <w:rPr>
           <w:b/>
           <w:bCs/>
         </w:rPr>
-        <w:t xml:space="preserve">HTTPS (5986)</w:t>
-      </w:r>
-      <w:r>
-        <w:t xml:space="preserve"> </w:t>
-      </w:r>
-      <w:r>
-        <w:t xml:space="preserve">only;</w:t>
-      </w:r>
-      <w:r>
-        <w:t xml:space="preserve"> </w:t>
-      </w:r>
-      <w:r>
-        <w:rPr>
-          <w:rStyle w:val="VerbatimChar"/>
-        </w:rPr>
-        <w:t xml:space="preserve">AllowUnencrypted</w:t>
-      </w:r>
-      <w:r>
-        <w:t xml:space="preserve"> </w:t>
-      </w:r>
-      <w:r>
-        <w:t xml:space="preserve">stays</w:t>
-      </w:r>
-      <w:r>
-        <w:t xml:space="preserve"> </w:t>
-      </w:r>
-      <w:r>
-        <w:rPr>
-          <w:rStyle w:val="VerbatimChar"/>
-        </w:rPr>
-        <w:t xml:space="preserve">false</w:t>
-      </w:r>
-      <w:r>
-        <w:t xml:space="preserve">.</w:t>
+        <w:t>HTTPS (5986)</w:t>
+      </w:r>
+      <w:r>
+        <w:t xml:space="preserve"> only; </w:t>
+      </w:r>
+      <w:r>
+        <w:rPr>
+          <w:rStyle w:val="VerbatimChar"/>
+        </w:rPr>
+        <w:t>AllowUnencrypted</w:t>
+      </w:r>
+      <w:r>
+        <w:t xml:space="preserve"> stays </w:t>
+      </w:r>
+      <w:r>
+        <w:rPr>
+          <w:rStyle w:val="VerbatimChar"/>
+        </w:rPr>
+        <w:t>false</w:t>
+      </w:r>
+      <w:r>
+        <w:t>.</w:t>
       </w:r>
     </w:p>
     <w:p>
@@ -2318,7 +2054,7 @@
         <w:pStyle w:val="Compact"/>
         <w:numPr>
           <w:ilvl w:val="0"/>
-          <w:numId w:val="1007"/>
+          <w:numId w:val="8"/>
         </w:numPr>
       </w:pPr>
       <w:r>
@@ -2326,26 +2062,20 @@
           <w:b/>
           <w:bCs/>
         </w:rPr>
-        <w:t xml:space="preserve">Authentication:</w:t>
-      </w:r>
-      <w:r>
-        <w:t xml:space="preserve"> </w:t>
-      </w:r>
-      <w:r>
-        <w:t xml:space="preserve">Kerberos (preferred, production) enables the second hop</w:t>
-      </w:r>
-      <w:r>
-        <w:t xml:space="preserve"> </w:t>
+        <w:t>Authentication:</w:t>
+      </w:r>
+      <w:r>
+        <w:t xml:space="preserve"> Kerberos (preferred, production) enables the second hop </w:t>
       </w:r>
       <w:r>
         <w:rPr>
           <w:b/>
           <w:bCs/>
         </w:rPr>
-        <w:t xml:space="preserve">only with constrained delegation</w:t>
-      </w:r>
-      <w:r>
-        <w:t xml:space="preserve">; Basic-over-HTTPS (lab) passes credentials so the hop generally works without delegation. Never use Basic over HTTP. Details in the PS-Host guide.</w:t>
+        <w:t>only with constrained delegation</w:t>
+      </w:r>
+      <w:r>
+        <w:t>; Basic-over-HTTPS (lab) passes credentials so the hop generally works without delegation. Never use Basic over HTTP. Details in the PS-Host guide.</w:t>
       </w:r>
     </w:p>
     <w:p>
@@ -2353,7 +2083,7 @@
         <w:pStyle w:val="Compact"/>
         <w:numPr>
           <w:ilvl w:val="0"/>
-          <w:numId w:val="1007"/>
+          <w:numId w:val="8"/>
         </w:numPr>
       </w:pPr>
       <w:r>
@@ -2361,13 +2091,10 @@
           <w:b/>
           <w:bCs/>
         </w:rPr>
-        <w:t xml:space="preserve">Credentials:</w:t>
-      </w:r>
-      <w:r>
-        <w:t xml:space="preserve"> </w:t>
-      </w:r>
-      <w:r>
-        <w:t xml:space="preserve">managed by the Orchestrator PS host configuration (service account); no secrets in the workflow or script.</w:t>
+        <w:t>Credentials:</w:t>
+      </w:r>
+      <w:r>
+        <w:t xml:space="preserve"> managed by the Orchestrator PS host configuration (service account); no secrets in the workflow or script.</w:t>
       </w:r>
     </w:p>
     <w:p>
@@ -2375,7 +2102,7 @@
         <w:pStyle w:val="Compact"/>
         <w:numPr>
           <w:ilvl w:val="0"/>
-          <w:numId w:val="1007"/>
+          <w:numId w:val="8"/>
         </w:numPr>
       </w:pPr>
       <w:r>
@@ -2383,29 +2110,20 @@
           <w:b/>
           <w:bCs/>
         </w:rPr>
-        <w:t xml:space="preserve">Least privilege:</w:t>
-      </w:r>
-      <w:r>
-        <w:t xml:space="preserve"> </w:t>
-      </w:r>
-      <w:r>
-        <w:t xml:space="preserve">service account scoped to admin-share read + file-share write; member of</w:t>
-      </w:r>
-      <w:r>
-        <w:t xml:space="preserve"> </w:t>
+        <w:t>Least privilege:</w:t>
+      </w:r>
+      <w:r>
+        <w:t xml:space="preserve"> service account scoped to admin-share read + file-share write; member of </w:t>
       </w:r>
       <w:r>
         <w:rPr>
           <w:i/>
           <w:iCs/>
         </w:rPr>
-        <w:t xml:space="preserve">Remote Management Users</w:t>
-      </w:r>
-      <w:r>
-        <w:t xml:space="preserve"> </w:t>
-      </w:r>
-      <w:r>
-        <w:t xml:space="preserve">on the PS host.</w:t>
+        <w:t>Remote Management Users</w:t>
+      </w:r>
+      <w:r>
+        <w:t xml:space="preserve"> on the PS host.</w:t>
       </w:r>
     </w:p>
     <w:p>
@@ -2413,7 +2131,7 @@
         <w:pStyle w:val="Compact"/>
         <w:numPr>
           <w:ilvl w:val="0"/>
-          <w:numId w:val="1007"/>
+          <w:numId w:val="8"/>
         </w:numPr>
       </w:pPr>
       <w:r>
@@ -2421,38 +2139,29 @@
           <w:b/>
           <w:bCs/>
         </w:rPr>
-        <w:t xml:space="preserve">Service account name/salt:</w:t>
-      </w:r>
-      <w:r>
-        <w:t xml:space="preserve"> </w:t>
-      </w:r>
-      <w:r>
-        <w:t xml:space="preserve">Kerberos requires</w:t>
-      </w:r>
-      <w:r>
-        <w:t xml:space="preserve"> </w:t>
-      </w:r>
-      <w:r>
-        <w:rPr>
-          <w:rStyle w:val="VerbatimChar"/>
-        </w:rPr>
-        <w:t xml:space="preserve">UPPERCASE_REALM + sAMAccountName ≥ 16 chars</w:t>
-      </w:r>
-      <w:r>
-        <w:t xml:space="preserve"> </w:t>
-      </w:r>
-      <w:r>
-        <w:t xml:space="preserve">(AES salt); defer detail to the PS-Host guide.</w:t>
-      </w:r>
-    </w:p>
-    <w:bookmarkEnd w:id="16"/>
-    <w:bookmarkStart w:id="17" w:name="X7666dac72563056a312e42ba02a978e40be15c6"/>
+        <w:t>Service account name/salt:</w:t>
+      </w:r>
+      <w:r>
+        <w:t xml:space="preserve"> Kerberos requires </w:t>
+      </w:r>
+      <w:r>
+        <w:rPr>
+          <w:rStyle w:val="VerbatimChar"/>
+        </w:rPr>
+        <w:t>UPPERCASE_REALM + sAMAccountName ≥ 16 chars</w:t>
+      </w:r>
+      <w:r>
+        <w:t xml:space="preserve"> (AES salt); defer detail to the PS-Host guide.</w:t>
+      </w:r>
+    </w:p>
     <w:p>
       <w:pPr>
         <w:pStyle w:val="Heading2"/>
       </w:pPr>
-      <w:r>
-        <w:t xml:space="preserve">9. Operational considerations</w:t>
+      <w:bookmarkStart w:id="9" w:name="X7666dac72563056a312e42ba02a978e40be15c6"/>
+      <w:bookmarkEnd w:id="8"/>
+      <w:r>
+        <w:t>9. Operational considerations</w:t>
       </w:r>
     </w:p>
     <w:p>
@@ -2460,7 +2169,7 @@
         <w:pStyle w:val="Compact"/>
         <w:numPr>
           <w:ilvl w:val="0"/>
-          <w:numId w:val="1008"/>
+          <w:numId w:val="9"/>
         </w:numPr>
       </w:pPr>
       <w:r>
@@ -2468,13 +2177,10 @@
           <w:b/>
           <w:bCs/>
         </w:rPr>
-        <w:t xml:space="preserve">Execution model:</w:t>
-      </w:r>
-      <w:r>
-        <w:t xml:space="preserve"> </w:t>
-      </w:r>
-      <w:r>
-        <w:t xml:space="preserve">on-demand via custom form, or scheduled in Orchestrator.</w:t>
+        <w:t>Execution model:</w:t>
+      </w:r>
+      <w:r>
+        <w:t xml:space="preserve"> on-demand via custom form, or scheduled in Orchestrator.</w:t>
       </w:r>
     </w:p>
     <w:p>
@@ -2482,7 +2188,7 @@
         <w:pStyle w:val="Compact"/>
         <w:numPr>
           <w:ilvl w:val="0"/>
-          <w:numId w:val="1008"/>
+          <w:numId w:val="9"/>
         </w:numPr>
       </w:pPr>
       <w:r>
@@ -2490,13 +2196,11 @@
           <w:b/>
           <w:bCs/>
         </w:rPr>
-        <w:t xml:space="preserve">Idempotency:</w:t>
-      </w:r>
-      <w:r>
-        <w:t xml:space="preserve"> </w:t>
-      </w:r>
-      <w:r>
-        <w:t xml:space="preserve">re-running is safe — already-moved files are simply absent on the next pass.</w:t>
+        <w:lastRenderedPageBreak/>
+        <w:t>Idempotency:</w:t>
+      </w:r>
+      <w:r>
+        <w:t xml:space="preserve"> re-running is safe — already-moved files are simply absent on the next pass.</w:t>
       </w:r>
     </w:p>
     <w:p>
@@ -2504,7 +2208,7 @@
         <w:pStyle w:val="Compact"/>
         <w:numPr>
           <w:ilvl w:val="0"/>
-          <w:numId w:val="1008"/>
+          <w:numId w:val="9"/>
         </w:numPr>
       </w:pPr>
       <w:r>
@@ -2512,37 +2216,28 @@
           <w:b/>
           <w:bCs/>
         </w:rPr>
-        <w:t xml:space="preserve">Observability:</w:t>
-      </w:r>
-      <w:r>
-        <w:t xml:space="preserve"> </w:t>
-      </w:r>
-      <w:r>
-        <w:t xml:space="preserve">per-server progress and failures are in the workflow run log;</w:t>
-      </w:r>
-      <w:r>
-        <w:t xml:space="preserve"> </w:t>
-      </w:r>
-      <w:r>
-        <w:rPr>
-          <w:rStyle w:val="VerbatimChar"/>
-        </w:rPr>
-        <w:t xml:space="preserve">executionSuccess</w:t>
-      </w:r>
-      <w:r>
-        <w:t xml:space="preserve">/</w:t>
-      </w:r>
-      <w:r>
-        <w:rPr>
-          <w:rStyle w:val="VerbatimChar"/>
-        </w:rPr>
-        <w:t xml:space="preserve">executionOutput</w:t>
-      </w:r>
-      <w:r>
-        <w:t xml:space="preserve"> </w:t>
-      </w:r>
-      <w:r>
-        <w:t xml:space="preserve">summarize the result. Per-server structured reporting is deferred to Phase 2.</w:t>
+        <w:t>Observability:</w:t>
+      </w:r>
+      <w:r>
+        <w:t xml:space="preserve"> per-server progress and failures are in the workflow run log; </w:t>
+      </w:r>
+      <w:r>
+        <w:rPr>
+          <w:rStyle w:val="VerbatimChar"/>
+        </w:rPr>
+        <w:t>executionSuccess</w:t>
+      </w:r>
+      <w:r>
+        <w:t>/</w:t>
+      </w:r>
+      <w:r>
+        <w:rPr>
+          <w:rStyle w:val="VerbatimChar"/>
+        </w:rPr>
+        <w:t>executionOutput</w:t>
+      </w:r>
+      <w:r>
+        <w:t xml:space="preserve"> summarize the result. Per-server structured reporting is deferred to Phase 2.</w:t>
       </w:r>
     </w:p>
     <w:p>
@@ -2550,7 +2245,7 @@
         <w:pStyle w:val="Compact"/>
         <w:numPr>
           <w:ilvl w:val="0"/>
-          <w:numId w:val="1008"/>
+          <w:numId w:val="9"/>
         </w:numPr>
       </w:pPr>
       <w:r>
@@ -2558,13 +2253,10 @@
           <w:b/>
           <w:bCs/>
         </w:rPr>
-        <w:t xml:space="preserve">Maintenance:</w:t>
-      </w:r>
-      <w:r>
-        <w:t xml:space="preserve"> </w:t>
-      </w:r>
-      <w:r>
-        <w:t xml:space="preserve">monitor certificate expiry; keep AD group membership current (add/remove servers there, not in code); re-verify Kerberos config after major Orchestrator upgrades (PS-Host guide).</w:t>
+        <w:t>Maintenance:</w:t>
+      </w:r>
+      <w:r>
+        <w:t xml:space="preserve"> monitor certificate expiry; keep AD group membership current (add/remove servers there, not in code); re-verify Kerberos config after major Orchestrator upgrades (PS-Host guide).</w:t>
       </w:r>
     </w:p>
     <w:p>
@@ -2572,7 +2264,7 @@
         <w:pStyle w:val="Compact"/>
         <w:numPr>
           <w:ilvl w:val="0"/>
-          <w:numId w:val="1008"/>
+          <w:numId w:val="9"/>
         </w:numPr>
       </w:pPr>
       <w:r>
@@ -2580,69 +2272,41 @@
           <w:b/>
           <w:bCs/>
         </w:rPr>
-        <w:t xml:space="preserve">Change control:</w:t>
-      </w:r>
-      <w:r>
-        <w:t xml:space="preserve"> </w:t>
-      </w:r>
-      <w:r>
-        <w:t xml:space="preserve">all</w:t>
-      </w:r>
-      <w:r>
-        <w:t xml:space="preserve"> </w:t>
-      </w:r>
-      <w:r>
-        <w:rPr>
-          <w:rStyle w:val="VerbatimChar"/>
-        </w:rPr>
-        <w:t xml:space="preserve">cvs_functions.ps1</w:t>
-      </w:r>
-      <w:r>
-        <w:t xml:space="preserve"> </w:t>
-      </w:r>
-      <w:r>
-        <w:t xml:space="preserve">and tooling changes are tracked in the shared Change-Register (S-# and T-#).</w:t>
-      </w:r>
-    </w:p>
-    <w:bookmarkEnd w:id="17"/>
-    <w:bookmarkEnd w:id="18"/>
+        <w:t>Change control:</w:t>
+      </w:r>
+      <w:r>
+        <w:t xml:space="preserve"> all </w:t>
+      </w:r>
+      <w:r>
+        <w:rPr>
+          <w:rStyle w:val="VerbatimChar"/>
+        </w:rPr>
+        <w:t>cvs_functions.ps1</w:t>
+      </w:r>
+      <w:r>
+        <w:t xml:space="preserve"> and tooling changes are tracked in the shared Change-Register (S-# and T-#).</w:t>
+      </w:r>
+      <w:bookmarkEnd w:id="0"/>
+      <w:bookmarkEnd w:id="9"/>
+    </w:p>
     <w:sectPr>
       <w:footnotePr>
         <w:numRestart w:val="eachSect"/>
       </w:footnotePr>
+      <w:pgSz w:w="12240" w:h="15840"/>
+      <w:pgMar w:top="1440" w:right="1440" w:bottom="1440" w:left="1440" w:header="720" w:footer="720" w:gutter="0"/>
+      <w:cols w:space="720"/>
     </w:sectPr>
   </w:body>
 </w:document>
 </file>
 
-<file path=word/comments.xml><?xml version="1.0" encoding="utf-8"?>
-<w:comments xmlns:w="http://schemas.openxmlformats.org/wordprocessingml/2006/main" xmlns:m="http://schemas.openxmlformats.org/officeDocument/2006/math" xmlns:r="http://schemas.openxmlformats.org/officeDocument/2006/relationships" xmlns:o="urn:schemas-microsoft-com:office:office" xmlns:v="urn:schemas-microsoft-com:vml" xmlns:w10="urn:schemas-microsoft-com:office:word" xmlns:a="http://schemas.openxmlformats.org/drawingml/2006/main" xmlns:pic="http://schemas.openxmlformats.org/drawingml/2006/picture" xmlns:wp="http://schemas.openxmlformats.org/drawingml/2006/wordprocessingDrawing"/>
-</file>
-
-<file path=word/footnotes.xml><?xml version="1.0" encoding="utf-8"?>
-<w:footnotes xmlns:w="http://schemas.openxmlformats.org/wordprocessingml/2006/main" xmlns:m="http://schemas.openxmlformats.org/officeDocument/2006/math" xmlns:r="http://schemas.openxmlformats.org/officeDocument/2006/relationships" xmlns:o="urn:schemas-microsoft-com:office:office" xmlns:v="urn:schemas-microsoft-com:vml" xmlns:w10="urn:schemas-microsoft-com:office:word" xmlns:a="http://schemas.openxmlformats.org/drawingml/2006/main" xmlns:pic="http://schemas.openxmlformats.org/drawingml/2006/picture" xmlns:wp="http://schemas.openxmlformats.org/drawingml/2006/wordprocessingDrawing">
-  <w:footnote w:type="continuationSeparator" w:id="0">
-    <w:p>
-      <w:r>
-        <w:continuationSeparator/>
-      </w:r>
-    </w:p>
-  </w:footnote>
-  <w:footnote w:type="separator" w:id="-1">
-    <w:p>
-      <w:r>
-        <w:separator/>
-      </w:r>
-    </w:p>
-  </w:footnote>
-</w:footnotes>
-</file>
-
 <file path=word/numbering.xml><?xml version="1.0" encoding="utf-8"?>
-<w:numbering xmlns:w="http://schemas.openxmlformats.org/wordprocessingml/2006/main">
-  <w:abstractNum w:abstractNumId="990">
+<w:numbering xmlns:wpc="http://schemas.microsoft.com/office/word/2010/wordprocessingCanvas" xmlns:cx="http://schemas.microsoft.com/office/drawing/2014/chartex" xmlns:cx1="http://schemas.microsoft.com/office/drawing/2015/9/8/chartex" xmlns:cx2="http://schemas.microsoft.com/office/drawing/2015/10/21/chartex" xmlns:cx3="http://schemas.microsoft.com/office/drawing/2016/5/9/chartex" xmlns:cx4="http://schemas.microsoft.com/office/drawing/2016/5/10/chartex" xmlns:cx5="http://schemas.microsoft.com/office/drawing/2016/5/11/chartex" xmlns:cx6="http://schemas.microsoft.com/office/drawing/2016/5/12/chartex" xmlns:cx7="http://schemas.microsoft.com/office/drawing/2016/5/13/chartex" xmlns:cx8="http://schemas.microsoft.com/office/drawing/2016/5/14/chartex" xmlns:mc="http://schemas.openxmlformats.org/markup-compatibility/2006" xmlns:aink="http://schemas.microsoft.com/office/drawing/2016/ink" xmlns:am3d="http://schemas.microsoft.com/office/drawing/2017/model3d" xmlns:o="urn:schemas-microsoft-com:office:office" xmlns:oel="http://schemas.microsoft.com/office/2019/extlst" xmlns:r="http://schemas.openxmlformats.org/officeDocument/2006/relationships" xmlns:m="http://schemas.openxmlformats.org/officeDocument/2006/math" xmlns:v="urn:schemas-microsoft-com:vml" xmlns:wp14="http://schemas.microsoft.com/office/word/2010/wordprocessingDrawing" xmlns:wp="http://schemas.openxmlformats.org/drawingml/2006/wordprocessingDrawing" xmlns:w10="urn:schemas-microsoft-com:office:word" xmlns:w="http://schemas.openxmlformats.org/wordprocessingml/2006/main" xmlns:w14="http://schemas.microsoft.com/office/word/2010/wordml" xmlns:w15="http://schemas.microsoft.com/office/word/2012/wordml" xmlns:w16cex="http://schemas.microsoft.com/office/word/2018/wordml/cex" xmlns:w16cid="http://schemas.microsoft.com/office/word/2016/wordml/cid" xmlns:w16="http://schemas.microsoft.com/office/word/2018/wordml" xmlns:w16du="http://schemas.microsoft.com/office/word/2023/wordml/word16du" xmlns:w16sdtdh="http://schemas.microsoft.com/office/word/2020/wordml/sdtdatahash" xmlns:w16sdtfl="http://schemas.microsoft.com/office/word/2024/wordml/sdtformatlock" xmlns:w16se="http://schemas.microsoft.com/office/word/2015/wordml/symex" xmlns:wpg="http://schemas.microsoft.com/office/word/2010/wordprocessingGroup" xmlns:wpi="http://schemas.microsoft.com/office/word/2010/wordprocessingInk" xmlns:wne="http://schemas.microsoft.com/office/word/2006/wordml" xmlns:wps="http://schemas.microsoft.com/office/word/2010/wordprocessingShape" mc:Ignorable="w14 w15 w16se w16cid w16 w16cex w16sdtdh w16sdtfl w16du wp14">
+  <w:abstractNum w:abstractNumId="0" w15:restartNumberingAfterBreak="0">
     <w:nsid w:val="0000A990"/>
     <w:multiLevelType w:val="multilevel"/>
+    <w:tmpl w:val="2FC6255A"/>
     <w:lvl w:ilvl="0">
       <w:numFmt w:val="bullet"/>
       <w:lvlText w:val=" "/>
@@ -2716,9 +2380,10 @@
       </w:pPr>
     </w:lvl>
   </w:abstractNum>
-  <w:abstractNum w:abstractNumId="991">
+  <w:abstractNum w:abstractNumId="1" w15:restartNumberingAfterBreak="0">
     <w:nsid w:val="0000A991"/>
     <w:multiLevelType w:val="multilevel"/>
+    <w:tmpl w:val="513243E8"/>
     <w:lvl w:ilvl="0">
       <w:numFmt w:val="bullet"/>
       <w:lvlText w:val=""/>
@@ -2819,9 +2484,10 @@
       </w:rPr>
     </w:lvl>
   </w:abstractNum>
-  <w:abstractNum w:abstractNumId="99411">
+  <w:abstractNum w:abstractNumId="2" w15:restartNumberingAfterBreak="0">
     <w:nsid w:val="00A99411"/>
     <w:multiLevelType w:val="multilevel"/>
+    <w:tmpl w:val="7E60A4A6"/>
     <w:lvl w:ilvl="0">
       <w:start w:val="1"/>
       <w:numFmt w:val="decimal"/>
@@ -2904,17 +2570,17 @@
       </w:pPr>
     </w:lvl>
   </w:abstractNum>
-  <w:num w:numId="1000">
-    <w:abstractNumId w:val="990"/>
+  <w:num w:numId="1" w16cid:durableId="2131783320">
+    <w:abstractNumId w:val="0"/>
   </w:num>
-  <w:num w:numId="1001">
-    <w:abstractNumId w:val="991"/>
+  <w:num w:numId="2" w16cid:durableId="1445270261">
+    <w:abstractNumId w:val="1"/>
   </w:num>
-  <w:num w:numId="1002">
-    <w:abstractNumId w:val="991"/>
+  <w:num w:numId="3" w16cid:durableId="1963684333">
+    <w:abstractNumId w:val="1"/>
   </w:num>
-  <w:num w:numId="1003">
-    <w:abstractNumId w:val="99411"/>
+  <w:num w:numId="4" w16cid:durableId="1045448324">
+    <w:abstractNumId w:val="2"/>
     <w:lvlOverride w:ilvl="0">
       <w:startOverride w:val="1"/>
     </w:lvlOverride>
@@ -2943,33 +2609,33 @@
       <w:startOverride w:val="1"/>
     </w:lvlOverride>
   </w:num>
-  <w:num w:numId="1004">
-    <w:abstractNumId w:val="991"/>
+  <w:num w:numId="5" w16cid:durableId="415173306">
+    <w:abstractNumId w:val="1"/>
   </w:num>
-  <w:num w:numId="1005">
-    <w:abstractNumId w:val="991"/>
+  <w:num w:numId="6" w16cid:durableId="1803964818">
+    <w:abstractNumId w:val="1"/>
   </w:num>
-  <w:num w:numId="1006">
-    <w:abstractNumId w:val="991"/>
+  <w:num w:numId="7" w16cid:durableId="1989048008">
+    <w:abstractNumId w:val="1"/>
   </w:num>
-  <w:num w:numId="1007">
-    <w:abstractNumId w:val="991"/>
+  <w:num w:numId="8" w16cid:durableId="1464806308">
+    <w:abstractNumId w:val="1"/>
   </w:num>
-  <w:num w:numId="1008">
-    <w:abstractNumId w:val="991"/>
+  <w:num w:numId="9" w16cid:durableId="1577979750">
+    <w:abstractNumId w:val="1"/>
   </w:num>
 </w:numbering>
 </file>
 
 <file path=word/styles.xml><?xml version="1.0" encoding="utf-8"?>
-<w:styles xmlns:r="http://schemas.openxmlformats.org/officeDocument/2006/relationships" xmlns:w="http://schemas.openxmlformats.org/wordprocessingml/2006/main">
+<w:styles xmlns:mc="http://schemas.openxmlformats.org/markup-compatibility/2006" xmlns:r="http://schemas.openxmlformats.org/officeDocument/2006/relationships" xmlns:w="http://schemas.openxmlformats.org/wordprocessingml/2006/main" xmlns:w14="http://schemas.microsoft.com/office/word/2010/wordml" xmlns:w15="http://schemas.microsoft.com/office/word/2012/wordml" xmlns:w16cex="http://schemas.microsoft.com/office/word/2018/wordml/cex" xmlns:w16cid="http://schemas.microsoft.com/office/word/2016/wordml/cid" xmlns:w16="http://schemas.microsoft.com/office/word/2018/wordml" xmlns:w16du="http://schemas.microsoft.com/office/word/2023/wordml/word16du" xmlns:w16sdtdh="http://schemas.microsoft.com/office/word/2020/wordml/sdtdatahash" xmlns:w16sdtfl="http://schemas.microsoft.com/office/word/2024/wordml/sdtformatlock" xmlns:w16se="http://schemas.microsoft.com/office/word/2015/wordml/symex" mc:Ignorable="w14 w15 w16se w16cid w16 w16cex w16sdtdh w16sdtfl w16du">
   <w:docDefaults>
     <w:rPrDefault>
       <w:rPr>
-        <w:rFonts w:asciiTheme="minorHAnsi" w:cstheme="minorBidi" w:eastAsiaTheme="minorEastAsia" w:hAnsiTheme="minorHAnsi"/>
+        <w:rFonts w:asciiTheme="minorHAnsi" w:eastAsiaTheme="minorEastAsia" w:hAnsiTheme="minorHAnsi" w:cstheme="minorBidi"/>
         <w:sz w:val="24"/>
         <w:szCs w:val="24"/>
-        <w:lang w:bidi="ar-SA" w:eastAsia="zh-CN" w:val="en-US"/>
+        <w:lang w:val="en-US" w:eastAsia="zh-CN" w:bidi="ar-SA"/>
       </w:rPr>
     </w:rPrDefault>
     <w:pPrDefault>
@@ -2978,168 +2644,255 @@
       </w:pPr>
     </w:pPrDefault>
   </w:docDefaults>
-  <w:latentStyles w:count="276" w:defLockedState="0" w:defQFormat="0" w:defSemiHidden="0" w:defUIPriority="0" w:defUnhideWhenUsed="0"/>
-  <w:style w:default="1" w:styleId="Normal" w:type="paragraph">
+  <w:latentStyles w:defLockedState="0" w:defUIPriority="0" w:defSemiHidden="0" w:defUnhideWhenUsed="0" w:defQFormat="0" w:count="376">
+    <w:lsdException w:name="Normal Table" w:semiHidden="1" w:unhideWhenUsed="1"/>
+    <w:lsdException w:name="Table Simple 1" w:semiHidden="1" w:unhideWhenUsed="1"/>
+    <w:lsdException w:name="Table Simple 2" w:semiHidden="1" w:unhideWhenUsed="1"/>
+    <w:lsdException w:name="Table Simple 3" w:semiHidden="1" w:unhideWhenUsed="1"/>
+    <w:lsdException w:name="Table Classic 1" w:semiHidden="1" w:unhideWhenUsed="1"/>
+    <w:lsdException w:name="Table Classic 2" w:semiHidden="1" w:unhideWhenUsed="1"/>
+    <w:lsdException w:name="Table Classic 3" w:semiHidden="1" w:unhideWhenUsed="1"/>
+    <w:lsdException w:name="Table Classic 4" w:semiHidden="1" w:unhideWhenUsed="1"/>
+    <w:lsdException w:name="Table Colorful 1" w:semiHidden="1" w:unhideWhenUsed="1"/>
+    <w:lsdException w:name="Table Colorful 2" w:semiHidden="1" w:unhideWhenUsed="1"/>
+    <w:lsdException w:name="Table Colorful 3" w:semiHidden="1" w:unhideWhenUsed="1"/>
+    <w:lsdException w:name="Table Columns 1" w:semiHidden="1" w:unhideWhenUsed="1"/>
+    <w:lsdException w:name="Table Columns 2" w:semiHidden="1" w:unhideWhenUsed="1"/>
+    <w:lsdException w:name="Table Columns 3" w:semiHidden="1" w:unhideWhenUsed="1"/>
+    <w:lsdException w:name="Table Columns 4" w:semiHidden="1" w:unhideWhenUsed="1"/>
+    <w:lsdException w:name="Table Columns 5" w:semiHidden="1" w:unhideWhenUsed="1"/>
+    <w:lsdException w:name="Table Grid 1" w:semiHidden="1" w:unhideWhenUsed="1"/>
+    <w:lsdException w:name="Table Grid 2" w:semiHidden="1" w:unhideWhenUsed="1"/>
+    <w:lsdException w:name="Table Grid 3" w:semiHidden="1" w:unhideWhenUsed="1"/>
+    <w:lsdException w:name="Table Grid 4" w:semiHidden="1" w:unhideWhenUsed="1"/>
+    <w:lsdException w:name="Table Grid 5" w:semiHidden="1" w:unhideWhenUsed="1"/>
+    <w:lsdException w:name="Table Grid 6" w:semiHidden="1" w:unhideWhenUsed="1"/>
+    <w:lsdException w:name="Table Grid 7" w:semiHidden="1" w:unhideWhenUsed="1"/>
+    <w:lsdException w:name="Table Grid 8" w:semiHidden="1" w:unhideWhenUsed="1"/>
+    <w:lsdException w:name="Table List 1" w:semiHidden="1" w:unhideWhenUsed="1"/>
+    <w:lsdException w:name="Table List 2" w:semiHidden="1" w:unhideWhenUsed="1"/>
+    <w:lsdException w:name="Table List 3" w:semiHidden="1" w:unhideWhenUsed="1"/>
+    <w:lsdException w:name="Table List 4" w:semiHidden="1" w:unhideWhenUsed="1"/>
+    <w:lsdException w:name="Table List 5" w:semiHidden="1" w:unhideWhenUsed="1"/>
+    <w:lsdException w:name="Table List 6" w:semiHidden="1" w:unhideWhenUsed="1"/>
+    <w:lsdException w:name="Table List 7" w:semiHidden="1" w:unhideWhenUsed="1"/>
+    <w:lsdException w:name="Table List 8" w:semiHidden="1" w:unhideWhenUsed="1"/>
+    <w:lsdException w:name="Table 3D effects 1" w:semiHidden="1" w:unhideWhenUsed="1"/>
+    <w:lsdException w:name="Table 3D effects 2" w:semiHidden="1" w:unhideWhenUsed="1"/>
+    <w:lsdException w:name="Table 3D effects 3" w:semiHidden="1" w:unhideWhenUsed="1"/>
+    <w:lsdException w:name="Table Contemporary" w:semiHidden="1" w:unhideWhenUsed="1"/>
+    <w:lsdException w:name="Table Elegant" w:semiHidden="1" w:unhideWhenUsed="1"/>
+    <w:lsdException w:name="Table Professional" w:semiHidden="1" w:unhideWhenUsed="1"/>
+    <w:lsdException w:name="Table Subtle 1" w:semiHidden="1" w:unhideWhenUsed="1"/>
+    <w:lsdException w:name="Table Subtle 2" w:semiHidden="1" w:unhideWhenUsed="1"/>
+    <w:lsdException w:name="Table Web 1" w:semiHidden="1" w:unhideWhenUsed="1"/>
+    <w:lsdException w:name="Table Web 2" w:semiHidden="1" w:unhideWhenUsed="1"/>
+    <w:lsdException w:name="Table Web 3" w:semiHidden="1" w:unhideWhenUsed="1"/>
+    <w:lsdException w:name="Table Theme" w:semiHidden="1" w:unhideWhenUsed="1"/>
+    <w:lsdException w:name="Light Shading"/>
+    <w:lsdException w:name="Light List"/>
+    <w:lsdException w:name="Light Grid"/>
+    <w:lsdException w:name="Medium Shading 1"/>
+    <w:lsdException w:name="Medium Shading 2"/>
+    <w:lsdException w:name="Medium List 1"/>
+    <w:lsdException w:name="Medium List 2"/>
+    <w:lsdException w:name="Medium Grid 1"/>
+    <w:lsdException w:name="Medium Grid 2"/>
+    <w:lsdException w:name="Medium Grid 3"/>
+    <w:lsdException w:name="Dark List"/>
+    <w:lsdException w:name="Colorful Shading"/>
+    <w:lsdException w:name="Colorful List"/>
+    <w:lsdException w:name="Colorful Grid"/>
+    <w:lsdException w:name="Light Shading Accent 1"/>
+    <w:lsdException w:name="Light List Accent 1"/>
+    <w:lsdException w:name="Light Grid Accent 1"/>
+    <w:lsdException w:name="Medium Shading 1 Accent 1"/>
+    <w:lsdException w:name="Medium Shading 2 Accent 1"/>
+    <w:lsdException w:name="Medium List 1 Accent 1"/>
+    <w:lsdException w:name="Medium List 2 Accent 1"/>
+    <w:lsdException w:name="Medium Grid 1 Accent 1"/>
+    <w:lsdException w:name="Medium Grid 2 Accent 1"/>
+    <w:lsdException w:name="Medium Grid 3 Accent 1"/>
+    <w:lsdException w:name="Dark List Accent 1"/>
+    <w:lsdException w:name="Colorful Shading Accent 1"/>
+    <w:lsdException w:name="Colorful List Accent 1"/>
+    <w:lsdException w:name="Colorful Grid Accent 1"/>
+    <w:lsdException w:name="Light Shading Accent 2"/>
+    <w:lsdException w:name="Light List Accent 2"/>
+    <w:lsdException w:name="Light Grid Accent 2"/>
+    <w:lsdException w:name="Medium Shading 1 Accent 2"/>
+    <w:lsdException w:name="Medium Shading 2 Accent 2"/>
+    <w:lsdException w:name="Medium List 1 Accent 2"/>
+    <w:lsdException w:name="Medium List 2 Accent 2"/>
+    <w:lsdException w:name="Medium Grid 1 Accent 2"/>
+    <w:lsdException w:name="Medium Grid 2 Accent 2"/>
+    <w:lsdException w:name="Medium Grid 3 Accent 2"/>
+    <w:lsdException w:name="Dark List Accent 2"/>
+    <w:lsdException w:name="Colorful Shading Accent 2"/>
+    <w:lsdException w:name="Colorful List Accent 2"/>
+    <w:lsdException w:name="Colorful Grid Accent 2"/>
+    <w:lsdException w:name="Light Shading Accent 3"/>
+    <w:lsdException w:name="Light List Accent 3"/>
+    <w:lsdException w:name="Light Grid Accent 3"/>
+    <w:lsdException w:name="Medium Shading 1 Accent 3"/>
+    <w:lsdException w:name="Medium Shading 2 Accent 3"/>
+    <w:lsdException w:name="Medium List 1 Accent 3"/>
+    <w:lsdException w:name="Medium List 2 Accent 3"/>
+    <w:lsdException w:name="Medium Grid 1 Accent 3"/>
+    <w:lsdException w:name="Medium Grid 2 Accent 3"/>
+    <w:lsdException w:name="Medium Grid 3 Accent 3"/>
+    <w:lsdException w:name="Dark List Accent 3"/>
+    <w:lsdException w:name="Colorful Shading Accent 3"/>
+    <w:lsdException w:name="Colorful List Accent 3"/>
+    <w:lsdException w:name="Colorful Grid Accent 3"/>
+    <w:lsdException w:name="Light Shading Accent 4"/>
+    <w:lsdException w:name="Light List Accent 4"/>
+    <w:lsdException w:name="Light Grid Accent 4"/>
+    <w:lsdException w:name="Medium Shading 1 Accent 4"/>
+    <w:lsdException w:name="Medium Shading 2 Accent 4"/>
+    <w:lsdException w:name="Medium List 1 Accent 4"/>
+    <w:lsdException w:name="Medium List 2 Accent 4"/>
+    <w:lsdException w:name="Medium Grid 1 Accent 4"/>
+    <w:lsdException w:name="Medium Grid 2 Accent 4"/>
+    <w:lsdException w:name="Medium Grid 3 Accent 4"/>
+    <w:lsdException w:name="Dark List Accent 4"/>
+    <w:lsdException w:name="Colorful Shading Accent 4"/>
+    <w:lsdException w:name="Colorful List Accent 4"/>
+    <w:lsdException w:name="Colorful Grid Accent 4"/>
+    <w:lsdException w:name="Light Shading Accent 5"/>
+    <w:lsdException w:name="Light List Accent 5"/>
+    <w:lsdException w:name="Light Grid Accent 5"/>
+    <w:lsdException w:name="Medium Shading 1 Accent 5"/>
+    <w:lsdException w:name="Medium Shading 2 Accent 5"/>
+    <w:lsdException w:name="Medium List 1 Accent 5"/>
+    <w:lsdException w:name="Medium List 2 Accent 5"/>
+    <w:lsdException w:name="Medium Grid 1 Accent 5"/>
+    <w:lsdException w:name="Medium Grid 2 Accent 5"/>
+    <w:lsdException w:name="Medium Grid 3 Accent 5"/>
+    <w:lsdException w:name="Dark List Accent 5"/>
+    <w:lsdException w:name="Colorful Shading Accent 5"/>
+    <w:lsdException w:name="Colorful List Accent 5"/>
+    <w:lsdException w:name="Colorful Grid Accent 5"/>
+    <w:lsdException w:name="Light Shading Accent 6"/>
+    <w:lsdException w:name="Light List Accent 6"/>
+    <w:lsdException w:name="Light Grid Accent 6"/>
+    <w:lsdException w:name="Medium Shading 1 Accent 6"/>
+    <w:lsdException w:name="Medium Shading 2 Accent 6"/>
+    <w:lsdException w:name="Medium List 1 Accent 6"/>
+    <w:lsdException w:name="Medium List 2 Accent 6"/>
+    <w:lsdException w:name="Medium Grid 1 Accent 6"/>
+    <w:lsdException w:name="Medium Grid 2 Accent 6"/>
+    <w:lsdException w:name="Medium Grid 3 Accent 6"/>
+    <w:lsdException w:name="Dark List Accent 6"/>
+    <w:lsdException w:name="Colorful Shading Accent 6"/>
+    <w:lsdException w:name="Colorful List Accent 6"/>
+    <w:lsdException w:name="Colorful Grid Accent 6"/>
+    <w:lsdException w:name="Grid Table 4" w:uiPriority="49"/>
+    <w:lsdException w:name="Grid Table 5 Dark" w:uiPriority="50"/>
+    <w:lsdException w:name="Grid Table 6 Colorful" w:uiPriority="51"/>
+    <w:lsdException w:name="Grid Table 7 Colorful" w:uiPriority="52"/>
+    <w:lsdException w:name="Grid Table 1 Light Accent 1" w:uiPriority="46"/>
+    <w:lsdException w:name="Grid Table 2 Accent 1" w:uiPriority="47"/>
+    <w:lsdException w:name="Grid Table 3 Accent 1" w:uiPriority="48"/>
+    <w:lsdException w:name="Grid Table 4 Accent 1" w:uiPriority="49"/>
+    <w:lsdException w:name="Grid Table 5 Dark Accent 1" w:uiPriority="50"/>
+    <w:lsdException w:name="Grid Table 6 Colorful Accent 1" w:uiPriority="51"/>
+    <w:lsdException w:name="Grid Table 7 Colorful Accent 1" w:uiPriority="52"/>
+    <w:lsdException w:name="Grid Table 1 Light Accent 2" w:uiPriority="46"/>
+    <w:lsdException w:name="Grid Table 2 Accent 2" w:uiPriority="47"/>
+    <w:lsdException w:name="Grid Table 3 Accent 2" w:uiPriority="48"/>
+    <w:lsdException w:name="Grid Table 4 Accent 2" w:uiPriority="49"/>
+    <w:lsdException w:name="Grid Table 5 Dark Accent 2" w:uiPriority="50"/>
+    <w:lsdException w:name="Grid Table 6 Colorful Accent 2" w:uiPriority="51"/>
+    <w:lsdException w:name="Grid Table 7 Colorful Accent 2" w:uiPriority="52"/>
+    <w:lsdException w:name="Grid Table 1 Light Accent 3" w:uiPriority="46"/>
+    <w:lsdException w:name="Grid Table 2 Accent 3" w:uiPriority="47"/>
+    <w:lsdException w:name="Grid Table 3 Accent 3" w:uiPriority="48"/>
+    <w:lsdException w:name="Grid Table 4 Accent 3" w:uiPriority="49"/>
+    <w:lsdException w:name="Grid Table 5 Dark Accent 3" w:uiPriority="50"/>
+    <w:lsdException w:name="Grid Table 6 Colorful Accent 3" w:uiPriority="51"/>
+    <w:lsdException w:name="Grid Table 7 Colorful Accent 3" w:uiPriority="52"/>
+    <w:lsdException w:name="Grid Table 1 Light Accent 4" w:uiPriority="46"/>
+    <w:lsdException w:name="Grid Table 2 Accent 4" w:uiPriority="47"/>
+    <w:lsdException w:name="Grid Table 3 Accent 4" w:uiPriority="48"/>
+    <w:lsdException w:name="Grid Table 4 Accent 4" w:uiPriority="49"/>
+    <w:lsdException w:name="Grid Table 5 Dark Accent 4" w:uiPriority="50"/>
+    <w:lsdException w:name="Grid Table 6 Colorful Accent 4" w:uiPriority="51"/>
+    <w:lsdException w:name="Grid Table 7 Colorful Accent 4" w:uiPriority="52"/>
+    <w:lsdException w:name="Grid Table 1 Light Accent 5" w:uiPriority="46"/>
+    <w:lsdException w:name="Grid Table 2 Accent 5" w:uiPriority="47"/>
+    <w:lsdException w:name="Grid Table 3 Accent 5" w:uiPriority="48"/>
+    <w:lsdException w:name="Grid Table 4 Accent 5" w:uiPriority="49"/>
+    <w:lsdException w:name="Grid Table 5 Dark Accent 5" w:uiPriority="50"/>
+    <w:lsdException w:name="Grid Table 6 Colorful Accent 5" w:uiPriority="51"/>
+    <w:lsdException w:name="Grid Table 7 Colorful Accent 5" w:uiPriority="52"/>
+    <w:lsdException w:name="Grid Table 1 Light Accent 6" w:uiPriority="46"/>
+    <w:lsdException w:name="Grid Table 2 Accent 6" w:uiPriority="47"/>
+    <w:lsdException w:name="Grid Table 3 Accent 6" w:uiPriority="48"/>
+    <w:lsdException w:name="Grid Table 4 Accent 6" w:uiPriority="49"/>
+    <w:lsdException w:name="Grid Table 5 Dark Accent 6" w:uiPriority="50"/>
+    <w:lsdException w:name="Grid Table 6 Colorful Accent 6" w:uiPriority="51"/>
+    <w:lsdException w:name="Grid Table 7 Colorful Accent 6" w:uiPriority="52"/>
+    <w:lsdException w:name="List Table 1 Light" w:uiPriority="46"/>
+    <w:lsdException w:name="List Table 2" w:uiPriority="47"/>
+    <w:lsdException w:name="List Table 3" w:uiPriority="48"/>
+    <w:lsdException w:name="List Table 4" w:uiPriority="49"/>
+    <w:lsdException w:name="List Table 5 Dark" w:uiPriority="50"/>
+    <w:lsdException w:name="List Table 6 Colorful" w:uiPriority="51"/>
+    <w:lsdException w:name="List Table 7 Colorful" w:uiPriority="52"/>
+    <w:lsdException w:name="List Table 1 Light Accent 1" w:uiPriority="46"/>
+    <w:lsdException w:name="List Table 2 Accent 1" w:uiPriority="47"/>
+    <w:lsdException w:name="List Table 3 Accent 1" w:uiPriority="48"/>
+    <w:lsdException w:name="List Table 4 Accent 1" w:uiPriority="49"/>
+    <w:lsdException w:name="List Table 5 Dark Accent 1" w:uiPriority="50"/>
+    <w:lsdException w:name="List Table 6 Colorful Accent 1" w:uiPriority="51"/>
+    <w:lsdException w:name="List Table 7 Colorful Accent 1" w:uiPriority="52"/>
+    <w:lsdException w:name="List Table 1 Light Accent 2" w:uiPriority="46"/>
+    <w:lsdException w:name="List Table 2 Accent 2" w:uiPriority="47"/>
+    <w:lsdException w:name="List Table 3 Accent 2" w:uiPriority="48"/>
+    <w:lsdException w:name="List Table 4 Accent 2" w:uiPriority="49"/>
+    <w:lsdException w:name="List Table 5 Dark Accent 2" w:uiPriority="50"/>
+    <w:lsdException w:name="List Table 6 Colorful Accent 2" w:uiPriority="51"/>
+    <w:lsdException w:name="List Table 7 Colorful Accent 2" w:uiPriority="52"/>
+    <w:lsdException w:name="List Table 1 Light Accent 3" w:uiPriority="46"/>
+    <w:lsdException w:name="List Table 2 Accent 3" w:uiPriority="47"/>
+    <w:lsdException w:name="List Table 3 Accent 3" w:uiPriority="48"/>
+    <w:lsdException w:name="List Table 4 Accent 3" w:uiPriority="49"/>
+    <w:lsdException w:name="List Table 5 Dark Accent 3" w:uiPriority="50"/>
+    <w:lsdException w:name="List Table 6 Colorful Accent 3" w:uiPriority="51"/>
+    <w:lsdException w:name="List Table 7 Colorful Accent 3" w:uiPriority="52"/>
+    <w:lsdException w:name="List Table 1 Light Accent 4" w:uiPriority="46"/>
+    <w:lsdException w:name="List Table 2 Accent 4" w:uiPriority="47"/>
+    <w:lsdException w:name="List Table 3 Accent 4" w:uiPriority="48"/>
+    <w:lsdException w:name="List Table 4 Accent 4" w:uiPriority="49"/>
+    <w:lsdException w:name="List Table 5 Dark Accent 4" w:uiPriority="50"/>
+    <w:lsdException w:name="List Table 6 Colorful Accent 4" w:uiPriority="51"/>
+    <w:lsdException w:name="List Table 7 Colorful Accent 4" w:uiPriority="52"/>
+    <w:lsdException w:name="List Table 1 Light Accent 5" w:uiPriority="46"/>
+    <w:lsdException w:name="List Table 2 Accent 5" w:uiPriority="47"/>
+    <w:lsdException w:name="List Table 3 Accent 5" w:uiPriority="48"/>
+    <w:lsdException w:name="List Table 4 Accent 5" w:uiPriority="49"/>
+    <w:lsdException w:name="List Table 5 Dark Accent 5" w:uiPriority="50"/>
+    <w:lsdException w:name="List Table 6 Colorful Accent 5" w:uiPriority="51"/>
+    <w:lsdException w:name="List Table 7 Colorful Accent 5" w:uiPriority="52"/>
+    <w:lsdException w:name="List Table 1 Light Accent 6" w:uiPriority="46"/>
+    <w:lsdException w:name="List Table 2 Accent 6" w:uiPriority="47"/>
+    <w:lsdException w:name="List Table 3 Accent 6" w:uiPriority="48"/>
+    <w:lsdException w:name="List Table 4 Accent 6" w:uiPriority="49"/>
+    <w:lsdException w:name="List Table 5 Dark Accent 6" w:uiPriority="50"/>
+    <w:lsdException w:name="List Table 6 Colorful Accent 6" w:uiPriority="51"/>
+    <w:lsdException w:name="List Table 7 Colorful Accent 6" w:uiPriority="52"/>
+    <w:lsdException w:name="Mention" w:semiHidden="1" w:uiPriority="99" w:unhideWhenUsed="1"/>
+    <w:lsdException w:name="Smart Hyperlink" w:semiHidden="1" w:uiPriority="99" w:unhideWhenUsed="1"/>
+    <w:lsdException w:name="Hashtag" w:semiHidden="1" w:uiPriority="99" w:unhideWhenUsed="1"/>
+    <w:lsdException w:name="Unresolved Mention" w:semiHidden="1" w:uiPriority="99" w:unhideWhenUsed="1"/>
+    <w:lsdException w:name="Smart Link" w:semiHidden="1" w:uiPriority="99" w:unhideWhenUsed="1"/>
+  </w:latentStyles>
+  <w:style w:type="paragraph" w:default="1" w:styleId="Normal">
     <w:name w:val="Normal"/>
     <w:qFormat/>
   </w:style>
-  <w:style w:styleId="BodyText" w:type="paragraph">
-    <w:name w:val="Body Text"/>
-    <w:basedOn w:val="Normal"/>
-    <w:link w:val="BodyTextChar"/>
-    <w:qFormat/>
-    <w:pPr>
-      <w:spacing w:after="180" w:before="180"/>
-    </w:pPr>
-  </w:style>
-  <w:style w:customStyle="1" w:styleId="FirstParagraph" w:type="paragraph">
-    <w:name w:val="First Paragraph"/>
-    <w:basedOn w:val="BodyText"/>
-    <w:next w:val="BodyText"/>
-    <w:qFormat/>
-  </w:style>
-  <w:style w:customStyle="1" w:styleId="Compact" w:type="paragraph">
-    <w:name w:val="Compact"/>
-    <w:basedOn w:val="BodyText"/>
-    <w:qFormat/>
-    <w:pPr>
-      <w:spacing w:after="36" w:before="36"/>
-    </w:pPr>
-  </w:style>
-  <w:style w:styleId="Title" w:type="paragraph">
-    <w:name w:val="Title"/>
-    <w:basedOn w:val="Normal"/>
-    <w:next w:val="BodyText"/>
-    <w:link w:val="TitleChar"/>
-    <w:uiPriority w:val="10"/>
-    <w:qFormat/>
-    <w:rsid w:val="00A10FD9"/>
-    <w:pPr>
-      <w:spacing w:after="80" w:line="240" w:lineRule="auto"/>
-      <w:contextualSpacing/>
-      <w:jc w:val="center"/>
-    </w:pPr>
-    <w:rPr>
-      <w:rFonts w:asciiTheme="majorHAnsi" w:cstheme="majorBidi" w:eastAsiaTheme="majorEastAsia" w:hAnsiTheme="majorHAnsi"/>
-      <w:sz w:val="56"/>
-      <w:szCs w:val="56"/>
-    </w:rPr>
-  </w:style>
-  <w:style w:customStyle="1" w:styleId="TitleChar" w:type="character">
-    <w:name w:val="Title Char"/>
-    <w:basedOn w:val="DefaultParagraphFont"/>
-    <w:link w:val="Title"/>
-    <w:uiPriority w:val="10"/>
-    <w:rsid w:val="00A10FD9"/>
-    <w:rPr>
-      <w:rFonts w:asciiTheme="majorHAnsi" w:cstheme="majorBidi" w:eastAsiaTheme="majorEastAsia" w:hAnsiTheme="majorHAnsi"/>
-      <w:sz w:val="56"/>
-      <w:szCs w:val="56"/>
-    </w:rPr>
-  </w:style>
-  <w:style w:styleId="Subtitle" w:type="paragraph">
-    <w:name w:val="Subtitle"/>
-    <w:basedOn w:val="Title"/>
-    <w:next w:val="BodyText"/>
-    <w:link w:val="SubtitleChar"/>
-    <w:uiPriority w:val="11"/>
-    <w:qFormat/>
-    <w:rsid w:val="00A10FD9"/>
-    <w:pPr>
-      <w:numPr>
-        <w:ilvl w:val="1"/>
-      </w:numPr>
-    </w:pPr>
-    <w:rPr>
-      <w:rFonts w:cstheme="majorBidi" w:eastAsiaTheme="majorEastAsia"/>
-      <w:spacing w:val="15"/>
-      <w:sz w:val="28"/>
-      <w:szCs w:val="28"/>
-    </w:rPr>
-  </w:style>
-  <w:style w:customStyle="1" w:styleId="SubtitleChar" w:type="character">
-    <w:name w:val="Subtitle Char"/>
-    <w:basedOn w:val="DefaultParagraphFont"/>
-    <w:link w:val="Subtitle"/>
-    <w:uiPriority w:val="11"/>
-    <w:rsid w:val="00A10FD9"/>
-    <w:rPr>
-      <w:rFonts w:cstheme="majorBidi" w:eastAsiaTheme="majorEastAsia"/>
-      <w:color w:themeColor="text1" w:themeTint="A6" w:val="595959"/>
-      <w:spacing w:val="15"/>
-      <w:sz w:val="28"/>
-      <w:szCs w:val="28"/>
-    </w:rPr>
-  </w:style>
-  <w:style w:customStyle="1" w:styleId="Author" w:type="paragraph">
-    <w:name w:val="Author"/>
-    <w:basedOn w:val="Title"/>
-    <w:next w:val="BodyText"/>
-    <w:qFormat/>
-    <w:pPr>
-      <w:keepNext/>
-      <w:keepLines/>
-    </w:pPr>
-    <w:rPr>
-      <w:sz w:val="24"/>
-      <w:szCs w:val="24"/>
-    </w:rPr>
-  </w:style>
-  <w:style w:styleId="Date" w:type="paragraph">
-    <w:name w:val="Date"/>
-    <w:basedOn w:val="Title"/>
-    <w:next w:val="BodyText"/>
-    <w:qFormat/>
-    <w:pPr>
-      <w:keepNext/>
-      <w:keepLines/>
-    </w:pPr>
-    <w:rPr>
-      <w:sz w:val="24"/>
-      <w:szCs w:val="24"/>
-    </w:rPr>
-  </w:style>
-  <w:style w:customStyle="1" w:styleId="AbstractTitle" w:type="paragraph">
-    <w:name w:val="Abstract Title"/>
-    <w:basedOn w:val="Normal"/>
-    <w:next w:val="Abstract"/>
-    <w:qFormat/>
-    <w:pPr>
-      <w:keepNext/>
-      <w:keepLines/>
-      <w:spacing w:after="0" w:before="300"/>
-      <w:jc w:val="center"/>
-    </w:pPr>
-    <w:rPr>
-      <w:b/>
-      <w:sz w:val="20"/>
-      <w:szCs w:val="20"/>
-    </w:rPr>
-  </w:style>
-  <w:style w:customStyle="1" w:styleId="Abstract" w:type="paragraph">
-    <w:name w:val="Abstract"/>
-    <w:basedOn w:val="Normal"/>
-    <w:next w:val="BodyText"/>
-    <w:qFormat/>
-    <w:pPr>
-      <w:keepNext/>
-      <w:keepLines/>
-      <w:spacing w:after="300" w:before="100"/>
-    </w:pPr>
-    <w:rPr>
-      <w:sz w:val="20"/>
-      <w:szCs w:val="20"/>
-    </w:rPr>
-  </w:style>
-  <w:style w:styleId="Bibliography" w:type="paragraph">
-    <w:name w:val="Bibliography"/>
-    <w:basedOn w:val="Normal"/>
-    <w:next w:val="Bibliography"/>
-    <w:qFormat/>
-    <w:pPr/>
-    <w:rPr/>
-  </w:style>
-  <w:style w:styleId="Heading1" w:type="paragraph">
+  <w:style w:type="paragraph" w:styleId="Heading1">
     <w:name w:val="heading 1"/>
     <w:basedOn w:val="Normal"/>
     <w:next w:val="BodyText"/>
@@ -3150,17 +2903,17 @@
     <w:pPr>
       <w:keepNext/>
       <w:keepLines/>
-      <w:spacing w:after="80" w:before="360"/>
+      <w:spacing w:before="360" w:after="80"/>
       <w:outlineLvl w:val="0"/>
     </w:pPr>
     <w:rPr>
-      <w:rFonts w:asciiTheme="majorHAnsi" w:cstheme="majorBidi" w:eastAsiaTheme="majorEastAsia" w:hAnsiTheme="majorHAnsi"/>
-      <w:color w:themeColor="accent1" w:themeShade="BF" w:val="0F4761"/>
+      <w:rFonts w:asciiTheme="majorHAnsi" w:eastAsiaTheme="majorEastAsia" w:hAnsiTheme="majorHAnsi" w:cstheme="majorBidi"/>
+      <w:color w:val="0F4761" w:themeColor="accent1" w:themeShade="BF"/>
       <w:sz w:val="40"/>
       <w:szCs w:val="40"/>
     </w:rPr>
   </w:style>
-  <w:style w:styleId="Heading2" w:type="paragraph">
+  <w:style w:type="paragraph" w:styleId="Heading2">
     <w:name w:val="heading 2"/>
     <w:basedOn w:val="Normal"/>
     <w:next w:val="BodyText"/>
@@ -3173,17 +2926,17 @@
     <w:pPr>
       <w:keepNext/>
       <w:keepLines/>
-      <w:spacing w:after="80" w:before="160"/>
+      <w:spacing w:before="160" w:after="80"/>
       <w:outlineLvl w:val="1"/>
     </w:pPr>
     <w:rPr>
-      <w:rFonts w:asciiTheme="majorHAnsi" w:cstheme="majorBidi" w:eastAsiaTheme="majorEastAsia" w:hAnsiTheme="majorHAnsi"/>
-      <w:color w:themeColor="accent1" w:themeShade="BF" w:val="0F4761"/>
+      <w:rFonts w:asciiTheme="majorHAnsi" w:eastAsiaTheme="majorEastAsia" w:hAnsiTheme="majorHAnsi" w:cstheme="majorBidi"/>
+      <w:color w:val="0F4761" w:themeColor="accent1" w:themeShade="BF"/>
       <w:sz w:val="32"/>
       <w:szCs w:val="32"/>
     </w:rPr>
   </w:style>
-  <w:style w:styleId="Heading3" w:type="paragraph">
+  <w:style w:type="paragraph" w:styleId="Heading3">
     <w:name w:val="heading 3"/>
     <w:basedOn w:val="Normal"/>
     <w:next w:val="BodyText"/>
@@ -3196,17 +2949,17 @@
     <w:pPr>
       <w:keepNext/>
       <w:keepLines/>
-      <w:spacing w:after="80" w:before="160"/>
+      <w:spacing w:before="160" w:after="80"/>
       <w:outlineLvl w:val="2"/>
     </w:pPr>
     <w:rPr>
-      <w:rFonts w:cstheme="majorBidi" w:eastAsiaTheme="majorEastAsia"/>
-      <w:color w:themeColor="accent1" w:themeShade="BF" w:val="0F4761"/>
+      <w:rFonts w:eastAsiaTheme="majorEastAsia" w:cstheme="majorBidi"/>
+      <w:color w:val="0F4761" w:themeColor="accent1" w:themeShade="BF"/>
       <w:sz w:val="28"/>
       <w:szCs w:val="28"/>
     </w:rPr>
   </w:style>
-  <w:style w:styleId="Heading4" w:type="paragraph">
+  <w:style w:type="paragraph" w:styleId="Heading4">
     <w:name w:val="heading 4"/>
     <w:basedOn w:val="Normal"/>
     <w:next w:val="BodyText"/>
@@ -3219,17 +2972,17 @@
     <w:pPr>
       <w:keepNext/>
       <w:keepLines/>
-      <w:spacing w:after="40" w:before="80"/>
+      <w:spacing w:before="80" w:after="40"/>
       <w:outlineLvl w:val="3"/>
     </w:pPr>
     <w:rPr>
-      <w:rFonts w:cstheme="majorBidi" w:eastAsiaTheme="majorEastAsia"/>
+      <w:rFonts w:eastAsiaTheme="majorEastAsia" w:cstheme="majorBidi"/>
       <w:i/>
       <w:iCs/>
-      <w:color w:themeColor="accent1" w:themeShade="BF" w:val="0F4761"/>
-    </w:rPr>
-  </w:style>
-  <w:style w:styleId="Heading5" w:type="paragraph">
+      <w:color w:val="0F4761" w:themeColor="accent1" w:themeShade="BF"/>
+    </w:rPr>
+  </w:style>
+  <w:style w:type="paragraph" w:styleId="Heading5">
     <w:name w:val="heading 5"/>
     <w:basedOn w:val="Normal"/>
     <w:next w:val="BodyText"/>
@@ -3242,15 +2995,15 @@
     <w:pPr>
       <w:keepNext/>
       <w:keepLines/>
-      <w:spacing w:after="40" w:before="80"/>
+      <w:spacing w:before="80" w:after="40"/>
       <w:outlineLvl w:val="4"/>
     </w:pPr>
     <w:rPr>
-      <w:rFonts w:cstheme="majorBidi" w:eastAsiaTheme="majorEastAsia"/>
-      <w:color w:themeColor="accent1" w:themeShade="BF" w:val="0F4761"/>
-    </w:rPr>
-  </w:style>
-  <w:style w:styleId="Heading6" w:type="paragraph">
+      <w:rFonts w:eastAsiaTheme="majorEastAsia" w:cstheme="majorBidi"/>
+      <w:color w:val="0F4761" w:themeColor="accent1" w:themeShade="BF"/>
+    </w:rPr>
+  </w:style>
+  <w:style w:type="paragraph" w:styleId="Heading6">
     <w:name w:val="heading 6"/>
     <w:basedOn w:val="Normal"/>
     <w:next w:val="BodyText"/>
@@ -3263,17 +3016,17 @@
     <w:pPr>
       <w:keepNext/>
       <w:keepLines/>
-      <w:spacing w:after="0" w:before="40"/>
+      <w:spacing w:before="40" w:after="0"/>
       <w:outlineLvl w:val="5"/>
     </w:pPr>
     <w:rPr>
-      <w:rFonts w:cstheme="majorBidi" w:eastAsiaTheme="majorEastAsia"/>
+      <w:rFonts w:eastAsiaTheme="majorEastAsia" w:cstheme="majorBidi"/>
       <w:i/>
       <w:iCs/>
-      <w:color w:themeColor="text1" w:themeTint="A6" w:val="595959"/>
-    </w:rPr>
-  </w:style>
-  <w:style w:styleId="Heading7" w:type="paragraph">
+      <w:color w:val="595959" w:themeColor="text1" w:themeTint="A6"/>
+    </w:rPr>
+  </w:style>
+  <w:style w:type="paragraph" w:styleId="Heading7">
     <w:name w:val="heading 7"/>
     <w:basedOn w:val="Normal"/>
     <w:next w:val="BodyText"/>
@@ -3286,15 +3039,15 @@
     <w:pPr>
       <w:keepNext/>
       <w:keepLines/>
-      <w:spacing w:after="0" w:before="40"/>
+      <w:spacing w:before="40" w:after="0"/>
       <w:outlineLvl w:val="6"/>
     </w:pPr>
     <w:rPr>
-      <w:rFonts w:cstheme="majorBidi" w:eastAsiaTheme="majorEastAsia"/>
-      <w:color w:themeColor="text1" w:themeTint="A6" w:val="595959"/>
-    </w:rPr>
-  </w:style>
-  <w:style w:styleId="Heading8" w:type="paragraph">
+      <w:rFonts w:eastAsiaTheme="majorEastAsia" w:cstheme="majorBidi"/>
+      <w:color w:val="595959" w:themeColor="text1" w:themeTint="A6"/>
+    </w:rPr>
+  </w:style>
+  <w:style w:type="paragraph" w:styleId="Heading8">
     <w:name w:val="heading 8"/>
     <w:basedOn w:val="Normal"/>
     <w:next w:val="BodyText"/>
@@ -3311,13 +3064,13 @@
       <w:outlineLvl w:val="7"/>
     </w:pPr>
     <w:rPr>
-      <w:rFonts w:cstheme="majorBidi" w:eastAsiaTheme="majorEastAsia"/>
+      <w:rFonts w:eastAsiaTheme="majorEastAsia" w:cstheme="majorBidi"/>
       <w:i/>
       <w:iCs/>
-      <w:color w:themeColor="text1" w:themeTint="D8" w:val="272727"/>
-    </w:rPr>
-  </w:style>
-  <w:style w:styleId="Heading9" w:type="paragraph">
+      <w:color w:val="272727" w:themeColor="text1" w:themeTint="D8"/>
+    </w:rPr>
+  </w:style>
+  <w:style w:type="paragraph" w:styleId="Heading9">
     <w:name w:val="heading 9"/>
     <w:basedOn w:val="Normal"/>
     <w:next w:val="BodyText"/>
@@ -3334,24 +3087,202 @@
       <w:outlineLvl w:val="8"/>
     </w:pPr>
     <w:rPr>
-      <w:rFonts w:cstheme="majorBidi" w:eastAsiaTheme="majorEastAsia"/>
-      <w:color w:themeColor="text1" w:themeTint="D8" w:val="272727"/>
-    </w:rPr>
-  </w:style>
-  <w:style w:customStyle="1" w:styleId="Heading1Char" w:type="character">
+      <w:rFonts w:eastAsiaTheme="majorEastAsia" w:cstheme="majorBidi"/>
+      <w:color w:val="272727" w:themeColor="text1" w:themeTint="D8"/>
+    </w:rPr>
+  </w:style>
+  <w:style w:type="character" w:default="1" w:styleId="DefaultParagraphFont">
+    <w:name w:val="Default Paragraph Font"/>
+    <w:uiPriority w:val="1"/>
+    <w:semiHidden/>
+    <w:unhideWhenUsed/>
+  </w:style>
+  <w:style w:type="table" w:default="1" w:styleId="TableNormal">
+    <w:name w:val="Normal Table"/>
+    <w:uiPriority w:val="99"/>
+    <w:semiHidden/>
+    <w:unhideWhenUsed/>
+    <w:tblPr>
+      <w:tblInd w:w="0" w:type="dxa"/>
+      <w:tblCellMar>
+        <w:top w:w="0" w:type="dxa"/>
+        <w:left w:w="108" w:type="dxa"/>
+        <w:bottom w:w="0" w:type="dxa"/>
+        <w:right w:w="108" w:type="dxa"/>
+      </w:tblCellMar>
+    </w:tblPr>
+  </w:style>
+  <w:style w:type="numbering" w:default="1" w:styleId="NoList">
+    <w:name w:val="No List"/>
+    <w:uiPriority w:val="99"/>
+    <w:semiHidden/>
+    <w:unhideWhenUsed/>
+  </w:style>
+  <w:style w:type="paragraph" w:styleId="BodyText">
+    <w:name w:val="Body Text"/>
+    <w:basedOn w:val="Normal"/>
+    <w:qFormat/>
+    <w:pPr>
+      <w:spacing w:before="180" w:after="180"/>
+    </w:pPr>
+  </w:style>
+  <w:style w:type="paragraph" w:customStyle="1" w:styleId="FirstParagraph">
+    <w:name w:val="First Paragraph"/>
+    <w:basedOn w:val="BodyText"/>
+    <w:next w:val="BodyText"/>
+    <w:qFormat/>
+  </w:style>
+  <w:style w:type="paragraph" w:customStyle="1" w:styleId="Compact">
+    <w:name w:val="Compact"/>
+    <w:basedOn w:val="BodyText"/>
+    <w:qFormat/>
+    <w:pPr>
+      <w:spacing w:before="36" w:after="36"/>
+    </w:pPr>
+  </w:style>
+  <w:style w:type="paragraph" w:styleId="Title">
+    <w:name w:val="Title"/>
+    <w:basedOn w:val="Normal"/>
+    <w:next w:val="BodyText"/>
+    <w:link w:val="TitleChar"/>
+    <w:uiPriority w:val="10"/>
+    <w:qFormat/>
+    <w:rsid w:val="00A10FD9"/>
+    <w:pPr>
+      <w:spacing w:after="80"/>
+      <w:contextualSpacing/>
+      <w:jc w:val="center"/>
+    </w:pPr>
+    <w:rPr>
+      <w:rFonts w:asciiTheme="majorHAnsi" w:eastAsiaTheme="majorEastAsia" w:hAnsiTheme="majorHAnsi" w:cstheme="majorBidi"/>
+      <w:sz w:val="56"/>
+      <w:szCs w:val="56"/>
+    </w:rPr>
+  </w:style>
+  <w:style w:type="character" w:customStyle="1" w:styleId="TitleChar">
+    <w:name w:val="Title Char"/>
+    <w:basedOn w:val="DefaultParagraphFont"/>
+    <w:link w:val="Title"/>
+    <w:uiPriority w:val="10"/>
+    <w:rsid w:val="00A10FD9"/>
+    <w:rPr>
+      <w:rFonts w:asciiTheme="majorHAnsi" w:eastAsiaTheme="majorEastAsia" w:hAnsiTheme="majorHAnsi" w:cstheme="majorBidi"/>
+      <w:sz w:val="56"/>
+      <w:szCs w:val="56"/>
+    </w:rPr>
+  </w:style>
+  <w:style w:type="paragraph" w:styleId="Subtitle">
+    <w:name w:val="Subtitle"/>
+    <w:basedOn w:val="Title"/>
+    <w:next w:val="BodyText"/>
+    <w:link w:val="SubtitleChar"/>
+    <w:uiPriority w:val="11"/>
+    <w:qFormat/>
+    <w:rsid w:val="00A10FD9"/>
+    <w:pPr>
+      <w:numPr>
+        <w:ilvl w:val="1"/>
+      </w:numPr>
+    </w:pPr>
+    <w:rPr>
+      <w:spacing w:val="15"/>
+      <w:sz w:val="28"/>
+      <w:szCs w:val="28"/>
+    </w:rPr>
+  </w:style>
+  <w:style w:type="character" w:customStyle="1" w:styleId="SubtitleChar">
+    <w:name w:val="Subtitle Char"/>
+    <w:basedOn w:val="DefaultParagraphFont"/>
+    <w:link w:val="Subtitle"/>
+    <w:uiPriority w:val="11"/>
+    <w:rsid w:val="00A10FD9"/>
+    <w:rPr>
+      <w:rFonts w:eastAsiaTheme="majorEastAsia" w:cstheme="majorBidi"/>
+      <w:color w:val="595959" w:themeColor="text1" w:themeTint="A6"/>
+      <w:spacing w:val="15"/>
+      <w:sz w:val="28"/>
+      <w:szCs w:val="28"/>
+    </w:rPr>
+  </w:style>
+  <w:style w:type="paragraph" w:customStyle="1" w:styleId="Author">
+    <w:name w:val="Author"/>
+    <w:basedOn w:val="Title"/>
+    <w:next w:val="BodyText"/>
+    <w:qFormat/>
+    <w:pPr>
+      <w:keepNext/>
+      <w:keepLines/>
+    </w:pPr>
+    <w:rPr>
+      <w:sz w:val="24"/>
+      <w:szCs w:val="24"/>
+    </w:rPr>
+  </w:style>
+  <w:style w:type="paragraph" w:styleId="Date">
+    <w:name w:val="Date"/>
+    <w:basedOn w:val="Title"/>
+    <w:next w:val="BodyText"/>
+    <w:qFormat/>
+    <w:pPr>
+      <w:keepNext/>
+      <w:keepLines/>
+    </w:pPr>
+    <w:rPr>
+      <w:sz w:val="24"/>
+      <w:szCs w:val="24"/>
+    </w:rPr>
+  </w:style>
+  <w:style w:type="paragraph" w:customStyle="1" w:styleId="AbstractTitle">
+    <w:name w:val="Abstract Title"/>
+    <w:basedOn w:val="Normal"/>
+    <w:next w:val="Abstract"/>
+    <w:qFormat/>
+    <w:pPr>
+      <w:keepNext/>
+      <w:keepLines/>
+      <w:spacing w:before="300" w:after="0"/>
+      <w:jc w:val="center"/>
+    </w:pPr>
+    <w:rPr>
+      <w:b/>
+      <w:sz w:val="20"/>
+      <w:szCs w:val="20"/>
+    </w:rPr>
+  </w:style>
+  <w:style w:type="paragraph" w:customStyle="1" w:styleId="Abstract">
+    <w:name w:val="Abstract"/>
+    <w:basedOn w:val="Normal"/>
+    <w:next w:val="BodyText"/>
+    <w:qFormat/>
+    <w:pPr>
+      <w:keepNext/>
+      <w:keepLines/>
+      <w:spacing w:before="100" w:after="300"/>
+    </w:pPr>
+    <w:rPr>
+      <w:sz w:val="20"/>
+      <w:szCs w:val="20"/>
+    </w:rPr>
+  </w:style>
+  <w:style w:type="paragraph" w:styleId="Bibliography">
+    <w:name w:val="Bibliography"/>
+    <w:basedOn w:val="Normal"/>
+    <w:qFormat/>
+  </w:style>
+  <w:style w:type="character" w:customStyle="1" w:styleId="Heading1Char">
     <w:name w:val="Heading 1 Char"/>
     <w:basedOn w:val="DefaultParagraphFont"/>
     <w:link w:val="Heading1"/>
     <w:uiPriority w:val="9"/>
     <w:rsid w:val="00A10FD9"/>
     <w:rPr>
-      <w:rFonts w:asciiTheme="majorHAnsi" w:cstheme="majorBidi" w:eastAsiaTheme="majorEastAsia" w:hAnsiTheme="majorHAnsi"/>
-      <w:color w:themeColor="accent1" w:themeShade="BF" w:val="0F4761"/>
+      <w:rFonts w:asciiTheme="majorHAnsi" w:eastAsiaTheme="majorEastAsia" w:hAnsiTheme="majorHAnsi" w:cstheme="majorBidi"/>
+      <w:color w:val="0F4761" w:themeColor="accent1" w:themeShade="BF"/>
       <w:sz w:val="40"/>
       <w:szCs w:val="40"/>
     </w:rPr>
   </w:style>
-  <w:style w:customStyle="1" w:styleId="Heading2Char" w:type="character">
+  <w:style w:type="character" w:customStyle="1" w:styleId="Heading2Char">
     <w:name w:val="Heading 2 Char"/>
     <w:basedOn w:val="DefaultParagraphFont"/>
     <w:link w:val="Heading2"/>
@@ -3359,13 +3290,13 @@
     <w:semiHidden/>
     <w:rsid w:val="00A10FD9"/>
     <w:rPr>
-      <w:rFonts w:asciiTheme="majorHAnsi" w:cstheme="majorBidi" w:eastAsiaTheme="majorEastAsia" w:hAnsiTheme="majorHAnsi"/>
-      <w:color w:themeColor="accent1" w:themeShade="BF" w:val="0F4761"/>
+      <w:rFonts w:asciiTheme="majorHAnsi" w:eastAsiaTheme="majorEastAsia" w:hAnsiTheme="majorHAnsi" w:cstheme="majorBidi"/>
+      <w:color w:val="0F4761" w:themeColor="accent1" w:themeShade="BF"/>
       <w:sz w:val="32"/>
       <w:szCs w:val="32"/>
     </w:rPr>
   </w:style>
-  <w:style w:customStyle="1" w:styleId="Heading3Char" w:type="character">
+  <w:style w:type="character" w:customStyle="1" w:styleId="Heading3Char">
     <w:name w:val="Heading 3 Char"/>
     <w:basedOn w:val="DefaultParagraphFont"/>
     <w:link w:val="Heading3"/>
@@ -3373,13 +3304,13 @@
     <w:semiHidden/>
     <w:rsid w:val="00A10FD9"/>
     <w:rPr>
-      <w:rFonts w:cstheme="majorBidi" w:eastAsiaTheme="majorEastAsia"/>
-      <w:color w:themeColor="accent1" w:themeShade="BF" w:val="0F4761"/>
+      <w:rFonts w:eastAsiaTheme="majorEastAsia" w:cstheme="majorBidi"/>
+      <w:color w:val="0F4761" w:themeColor="accent1" w:themeShade="BF"/>
       <w:sz w:val="28"/>
       <w:szCs w:val="28"/>
     </w:rPr>
   </w:style>
-  <w:style w:customStyle="1" w:styleId="Heading4Char" w:type="character">
+  <w:style w:type="character" w:customStyle="1" w:styleId="Heading4Char">
     <w:name w:val="Heading 4 Char"/>
     <w:basedOn w:val="DefaultParagraphFont"/>
     <w:link w:val="Heading4"/>
@@ -3387,13 +3318,13 @@
     <w:semiHidden/>
     <w:rsid w:val="00A10FD9"/>
     <w:rPr>
-      <w:rFonts w:cstheme="majorBidi" w:eastAsiaTheme="majorEastAsia"/>
+      <w:rFonts w:eastAsiaTheme="majorEastAsia" w:cstheme="majorBidi"/>
       <w:i/>
       <w:iCs/>
-      <w:color w:themeColor="accent1" w:themeShade="BF" w:val="0F4761"/>
-    </w:rPr>
-  </w:style>
-  <w:style w:customStyle="1" w:styleId="Heading5Char" w:type="character">
+      <w:color w:val="0F4761" w:themeColor="accent1" w:themeShade="BF"/>
+    </w:rPr>
+  </w:style>
+  <w:style w:type="character" w:customStyle="1" w:styleId="Heading5Char">
     <w:name w:val="Heading 5 Char"/>
     <w:basedOn w:val="DefaultParagraphFont"/>
     <w:link w:val="Heading5"/>
@@ -3401,11 +3332,11 @@
     <w:semiHidden/>
     <w:rsid w:val="00A10FD9"/>
     <w:rPr>
-      <w:rFonts w:cstheme="majorBidi" w:eastAsiaTheme="majorEastAsia"/>
-      <w:color w:themeColor="accent1" w:themeShade="BF" w:val="0F4761"/>
-    </w:rPr>
-  </w:style>
-  <w:style w:customStyle="1" w:styleId="Heading6Char" w:type="character">
+      <w:rFonts w:eastAsiaTheme="majorEastAsia" w:cstheme="majorBidi"/>
+      <w:color w:val="0F4761" w:themeColor="accent1" w:themeShade="BF"/>
+    </w:rPr>
+  </w:style>
+  <w:style w:type="character" w:customStyle="1" w:styleId="Heading6Char">
     <w:name w:val="Heading 6 Char"/>
     <w:basedOn w:val="DefaultParagraphFont"/>
     <w:link w:val="Heading6"/>
@@ -3413,13 +3344,13 @@
     <w:semiHidden/>
     <w:rsid w:val="00A10FD9"/>
     <w:rPr>
-      <w:rFonts w:cstheme="majorBidi" w:eastAsiaTheme="majorEastAsia"/>
+      <w:rFonts w:eastAsiaTheme="majorEastAsia" w:cstheme="majorBidi"/>
       <w:i/>
       <w:iCs/>
-      <w:color w:themeColor="text1" w:themeTint="A6" w:val="595959"/>
-    </w:rPr>
-  </w:style>
-  <w:style w:customStyle="1" w:styleId="Heading7Char" w:type="character">
+      <w:color w:val="595959" w:themeColor="text1" w:themeTint="A6"/>
+    </w:rPr>
+  </w:style>
+  <w:style w:type="character" w:customStyle="1" w:styleId="Heading7Char">
     <w:name w:val="Heading 7 Char"/>
     <w:basedOn w:val="DefaultParagraphFont"/>
     <w:link w:val="Heading7"/>
@@ -3427,11 +3358,11 @@
     <w:semiHidden/>
     <w:rsid w:val="00A10FD9"/>
     <w:rPr>
-      <w:rFonts w:cstheme="majorBidi" w:eastAsiaTheme="majorEastAsia"/>
-      <w:color w:themeColor="text1" w:themeTint="A6" w:val="595959"/>
-    </w:rPr>
-  </w:style>
-  <w:style w:customStyle="1" w:styleId="Heading8Char" w:type="character">
+      <w:rFonts w:eastAsiaTheme="majorEastAsia" w:cstheme="majorBidi"/>
+      <w:color w:val="595959" w:themeColor="text1" w:themeTint="A6"/>
+    </w:rPr>
+  </w:style>
+  <w:style w:type="character" w:customStyle="1" w:styleId="Heading8Char">
     <w:name w:val="Heading 8 Char"/>
     <w:basedOn w:val="DefaultParagraphFont"/>
     <w:link w:val="Heading8"/>
@@ -3439,13 +3370,13 @@
     <w:semiHidden/>
     <w:rsid w:val="00A10FD9"/>
     <w:rPr>
-      <w:rFonts w:cstheme="majorBidi" w:eastAsiaTheme="majorEastAsia"/>
+      <w:rFonts w:eastAsiaTheme="majorEastAsia" w:cstheme="majorBidi"/>
       <w:i/>
       <w:iCs/>
-      <w:color w:themeColor="text1" w:themeTint="D8" w:val="272727"/>
-    </w:rPr>
-  </w:style>
-  <w:style w:customStyle="1" w:styleId="Heading9Char" w:type="character">
+      <w:color w:val="272727" w:themeColor="text1" w:themeTint="D8"/>
+    </w:rPr>
+  </w:style>
+  <w:style w:type="character" w:customStyle="1" w:styleId="Heading9Char">
     <w:name w:val="Heading 9 Char"/>
     <w:basedOn w:val="DefaultParagraphFont"/>
     <w:link w:val="Heading9"/>
@@ -3453,11 +3384,11 @@
     <w:semiHidden/>
     <w:rsid w:val="00A10FD9"/>
     <w:rPr>
-      <w:rFonts w:cstheme="majorBidi" w:eastAsiaTheme="majorEastAsia"/>
-      <w:color w:themeColor="text1" w:themeTint="D8" w:val="272727"/>
-    </w:rPr>
-  </w:style>
-  <w:style w:styleId="BlockText" w:type="paragraph">
+      <w:rFonts w:eastAsiaTheme="majorEastAsia" w:cstheme="majorBidi"/>
+      <w:color w:val="272727" w:themeColor="text1" w:themeTint="D8"/>
+    </w:rPr>
+  </w:style>
+  <w:style w:type="paragraph" w:styleId="BlockText">
     <w:name w:val="Block Text"/>
     <w:basedOn w:val="BodyText"/>
     <w:next w:val="BodyText"/>
@@ -3465,19 +3396,18 @@
     <w:unhideWhenUsed/>
     <w:qFormat/>
     <w:pPr>
-      <w:spacing w:after="100" w:before="100"/>
-      <w:ind w:firstLine="0" w:left="480" w:right="480"/>
+      <w:spacing w:before="100" w:after="100"/>
+      <w:ind w:left="480" w:right="480"/>
     </w:pPr>
   </w:style>
-  <w:style w:styleId="FootnoteText" w:type="paragraph">
-    <w:name w:val="Footnote Text"/>
+  <w:style w:type="paragraph" w:styleId="FootnoteText">
+    <w:name w:val="footnote text"/>
     <w:basedOn w:val="Normal"/>
-    <w:next w:val="FootnoteText"/>
     <w:uiPriority w:val="9"/>
     <w:unhideWhenUsed/>
     <w:qFormat/>
   </w:style>
-  <w:style w:styleId="FootnoteBlockText" w:type="paragraph">
+  <w:style w:type="paragraph" w:customStyle="1" w:styleId="FootnoteBlockText">
     <w:name w:val="Footnote Block Text"/>
     <w:basedOn w:val="FootnoteText"/>
     <w:next w:val="FootnoteText"/>
@@ -3485,40 +3415,35 @@
     <w:unhideWhenUsed/>
     <w:qFormat/>
     <w:pPr>
-      <w:spacing w:after="100" w:before="100"/>
-      <w:ind w:firstLine="0" w:left="480" w:right="480"/>
+      <w:spacing w:before="100" w:after="100"/>
+      <w:ind w:left="480" w:right="480"/>
     </w:pPr>
   </w:style>
-  <w:style w:default="1" w:styleId="DefaultParagraphFont" w:type="character">
-    <w:name w:val="Default Paragraph Font"/>
-    <w:semiHidden/>
-    <w:unhideWhenUsed/>
-  </w:style>
-  <w:style w:default="1" w:styleId="Table" w:type="table">
+  <w:style w:type="table" w:customStyle="1" w:styleId="Table">
     <w:name w:val="Table"/>
-    <w:basedOn w:val="TableNormal"/>
     <w:semiHidden/>
     <w:unhideWhenUsed/>
     <w:qFormat/>
     <w:tblPr>
-      <w:tblInd w:type="dxa" w:w="0"/>
+      <w:tblInd w:w="0" w:type="dxa"/>
       <w:tblCellMar>
-        <w:top w:type="dxa" w:w="0"/>
-        <w:left w:type="dxa" w:w="108"/>
-        <w:bottom w:type="dxa" w:w="0"/>
-        <w:right w:type="dxa" w:w="108"/>
+        <w:top w:w="0" w:type="dxa"/>
+        <w:left w:w="108" w:type="dxa"/>
+        <w:bottom w:w="0" w:type="dxa"/>
+        <w:right w:w="108" w:type="dxa"/>
       </w:tblCellMar>
     </w:tblPr>
     <w:tblStylePr w:type="firstRow">
+      <w:tblPr/>
       <w:tcPr>
         <w:tcBorders>
-          <w:bottom w:val="single"/>
+          <w:bottom w:val="single" w:sz="0" w:space="0" w:color="auto"/>
         </w:tcBorders>
         <w:vAlign w:val="bottom"/>
       </w:tcPr>
     </w:tblStylePr>
   </w:style>
-  <w:style w:customStyle="1" w:styleId="DefinitionTerm" w:type="paragraph">
+  <w:style w:type="paragraph" w:customStyle="1" w:styleId="DefinitionTerm">
     <w:name w:val="Definition Term"/>
     <w:basedOn w:val="Normal"/>
     <w:next w:val="Definition"/>
@@ -3531,75 +3456,76 @@
       <w:b/>
     </w:rPr>
   </w:style>
-  <w:style w:customStyle="1" w:styleId="Definition" w:type="paragraph">
+  <w:style w:type="paragraph" w:customStyle="1" w:styleId="Definition">
     <w:name w:val="Definition"/>
     <w:basedOn w:val="Normal"/>
   </w:style>
-  <w:style w:styleId="Caption" w:type="paragraph">
-    <w:name w:val="Caption"/>
+  <w:style w:type="paragraph" w:styleId="Caption">
+    <w:name w:val="caption"/>
     <w:basedOn w:val="Normal"/>
-    <w:link w:val="BodyTextChar"/>
+    <w:link w:val="CaptionChar"/>
     <w:pPr>
-      <w:spacing w:after="120" w:before="0"/>
+      <w:spacing w:after="120"/>
     </w:pPr>
     <w:rPr>
       <w:i/>
     </w:rPr>
   </w:style>
-  <w:style w:customStyle="1" w:styleId="TableCaption" w:type="paragraph">
+  <w:style w:type="paragraph" w:customStyle="1" w:styleId="TableCaption">
     <w:name w:val="Table Caption"/>
     <w:basedOn w:val="Caption"/>
     <w:pPr>
       <w:keepNext/>
     </w:pPr>
   </w:style>
-  <w:style w:customStyle="1" w:styleId="ImageCaption" w:type="paragraph">
+  <w:style w:type="paragraph" w:customStyle="1" w:styleId="ImageCaption">
     <w:name w:val="Image Caption"/>
     <w:basedOn w:val="Caption"/>
   </w:style>
-  <w:style w:customStyle="1" w:styleId="Figure" w:type="paragraph">
+  <w:style w:type="paragraph" w:customStyle="1" w:styleId="Figure">
     <w:name w:val="Figure"/>
     <w:basedOn w:val="Normal"/>
   </w:style>
-  <w:style w:customStyle="1" w:styleId="CaptionedFigure" w:type="paragraph">
+  <w:style w:type="paragraph" w:customStyle="1" w:styleId="CaptionedFigure">
     <w:name w:val="Captioned Figure"/>
     <w:basedOn w:val="Figure"/>
     <w:pPr>
       <w:keepNext/>
     </w:pPr>
   </w:style>
-  <w:style w:customStyle="1" w:styleId="BodyTextChar" w:type="character">
-    <w:name w:val="Body Text Char"/>
+  <w:style w:type="character" w:customStyle="1" w:styleId="CaptionChar">
+    <w:name w:val="Caption Char"/>
     <w:basedOn w:val="DefaultParagraphFont"/>
-    <w:link w:val="BodyText"/>
-  </w:style>
-  <w:style w:customStyle="1" w:styleId="VerbatimChar" w:type="character">
+    <w:link w:val="Caption"/>
+  </w:style>
+  <w:style w:type="character" w:customStyle="1" w:styleId="VerbatimChar">
     <w:name w:val="Verbatim Char"/>
-    <w:basedOn w:val="BodyTextChar"/>
+    <w:basedOn w:val="CaptionChar"/>
+    <w:link w:val="SourceCode"/>
     <w:rPr>
       <w:rFonts w:ascii="Consolas" w:hAnsi="Consolas"/>
       <w:sz w:val="22"/>
     </w:rPr>
   </w:style>
-  <w:style w:customStyle="1" w:styleId="SectionNumber" w:type="character">
+  <w:style w:type="character" w:customStyle="1" w:styleId="SectionNumber">
     <w:name w:val="Section Number"/>
-    <w:basedOn w:val="BodyTextChar"/>
-  </w:style>
-  <w:style w:styleId="FootnoteReference" w:type="character">
-    <w:name w:val="Footnote Reference"/>
-    <w:basedOn w:val="BodyTextChar"/>
+    <w:basedOn w:val="CaptionChar"/>
+  </w:style>
+  <w:style w:type="character" w:styleId="FootnoteReference">
+    <w:name w:val="footnote reference"/>
+    <w:basedOn w:val="CaptionChar"/>
     <w:rPr>
       <w:vertAlign w:val="superscript"/>
     </w:rPr>
   </w:style>
-  <w:style w:styleId="Hyperlink" w:type="character">
+  <w:style w:type="character" w:styleId="Hyperlink">
     <w:name w:val="Hyperlink"/>
-    <w:basedOn w:val="BodyTextChar"/>
-    <w:rPr>
-      <w:color w:themeColor="accent1" w:val="4F81BD"/>
-    </w:rPr>
-  </w:style>
-  <w:style w:styleId="TOCHeading" w:type="paragraph">
+    <w:basedOn w:val="CaptionChar"/>
+    <w:rPr>
+      <w:color w:val="156082" w:themeColor="accent1"/>
+    </w:rPr>
+  </w:style>
+  <w:style w:type="paragraph" w:styleId="TOCHeading">
     <w:name w:val="TOC Heading"/>
     <w:basedOn w:val="Heading1"/>
     <w:next w:val="BodyText"/>
@@ -3610,246 +3536,305 @@
       <w:spacing w:before="240" w:line="259" w:lineRule="auto"/>
       <w:outlineLvl w:val="9"/>
     </w:pPr>
-    <w:rPr>
-      <w:rFonts w:asciiTheme="majorHAnsi" w:cstheme="majorBidi" w:eastAsiaTheme="majorEastAsia" w:hAnsiTheme="majorHAnsi"/>
-      <w:b w:val="0"/>
-      <w:bCs w:val="0"/>
-      <w:color w:themeColor="accent1" w:themeShade="BF" w:val="365F91"/>
-    </w:rPr>
   </w:style>
   <w:style w:type="paragraph" w:customStyle="1" w:styleId="SourceCode">
     <w:name w:val="Source Code"/>
     <w:basedOn w:val="Normal"/>
     <w:link w:val="VerbatimChar"/>
     <w:pPr>
-      <w:wordWrap w:val="off"/>
+      <w:wordWrap w:val="0"/>
     </w:pPr>
   </w:style>
   <w:style w:type="character" w:customStyle="1" w:styleId="KeywordTok">
     <w:name w:val="KeywordTok"/>
     <w:basedOn w:val="VerbatimChar"/>
     <w:rPr>
+      <w:rFonts w:ascii="Consolas" w:hAnsi="Consolas"/>
       <w:b/>
       <w:color w:val="007020"/>
+      <w:sz w:val="22"/>
     </w:rPr>
   </w:style>
   <w:style w:type="character" w:customStyle="1" w:styleId="DataTypeTok">
     <w:name w:val="DataTypeTok"/>
     <w:basedOn w:val="VerbatimChar"/>
     <w:rPr>
+      <w:rFonts w:ascii="Consolas" w:hAnsi="Consolas"/>
       <w:color w:val="902000"/>
+      <w:sz w:val="22"/>
     </w:rPr>
   </w:style>
   <w:style w:type="character" w:customStyle="1" w:styleId="DecValTok">
     <w:name w:val="DecValTok"/>
     <w:basedOn w:val="VerbatimChar"/>
     <w:rPr>
-      <w:color w:val="40a070"/>
+      <w:rFonts w:ascii="Consolas" w:hAnsi="Consolas"/>
+      <w:color w:val="40A070"/>
+      <w:sz w:val="22"/>
     </w:rPr>
   </w:style>
   <w:style w:type="character" w:customStyle="1" w:styleId="BaseNTok">
     <w:name w:val="BaseNTok"/>
     <w:basedOn w:val="VerbatimChar"/>
     <w:rPr>
-      <w:color w:val="40a070"/>
+      <w:rFonts w:ascii="Consolas" w:hAnsi="Consolas"/>
+      <w:color w:val="40A070"/>
+      <w:sz w:val="22"/>
     </w:rPr>
   </w:style>
   <w:style w:type="character" w:customStyle="1" w:styleId="FloatTok">
     <w:name w:val="FloatTok"/>
     <w:basedOn w:val="VerbatimChar"/>
     <w:rPr>
-      <w:color w:val="40a070"/>
+      <w:rFonts w:ascii="Consolas" w:hAnsi="Consolas"/>
+      <w:color w:val="40A070"/>
+      <w:sz w:val="22"/>
     </w:rPr>
   </w:style>
   <w:style w:type="character" w:customStyle="1" w:styleId="ConstantTok">
     <w:name w:val="ConstantTok"/>
     <w:basedOn w:val="VerbatimChar"/>
     <w:rPr>
+      <w:rFonts w:ascii="Consolas" w:hAnsi="Consolas"/>
       <w:color w:val="880000"/>
+      <w:sz w:val="22"/>
     </w:rPr>
   </w:style>
   <w:style w:type="character" w:customStyle="1" w:styleId="CharTok">
     <w:name w:val="CharTok"/>
     <w:basedOn w:val="VerbatimChar"/>
     <w:rPr>
-      <w:color w:val="4070a0"/>
+      <w:rFonts w:ascii="Consolas" w:hAnsi="Consolas"/>
+      <w:color w:val="4070A0"/>
+      <w:sz w:val="22"/>
     </w:rPr>
   </w:style>
   <w:style w:type="character" w:customStyle="1" w:styleId="SpecialCharTok">
     <w:name w:val="SpecialCharTok"/>
     <w:basedOn w:val="VerbatimChar"/>
     <w:rPr>
-      <w:color w:val="4070a0"/>
+      <w:rFonts w:ascii="Consolas" w:hAnsi="Consolas"/>
+      <w:color w:val="4070A0"/>
+      <w:sz w:val="22"/>
     </w:rPr>
   </w:style>
   <w:style w:type="character" w:customStyle="1" w:styleId="StringTok">
     <w:name w:val="StringTok"/>
     <w:basedOn w:val="VerbatimChar"/>
     <w:rPr>
-      <w:color w:val="4070a0"/>
+      <w:rFonts w:ascii="Consolas" w:hAnsi="Consolas"/>
+      <w:color w:val="4070A0"/>
+      <w:sz w:val="22"/>
     </w:rPr>
   </w:style>
   <w:style w:type="character" w:customStyle="1" w:styleId="VerbatimStringTok">
     <w:name w:val="VerbatimStringTok"/>
     <w:basedOn w:val="VerbatimChar"/>
     <w:rPr>
-      <w:color w:val="4070a0"/>
+      <w:rFonts w:ascii="Consolas" w:hAnsi="Consolas"/>
+      <w:color w:val="4070A0"/>
+      <w:sz w:val="22"/>
     </w:rPr>
   </w:style>
   <w:style w:type="character" w:customStyle="1" w:styleId="SpecialStringTok">
     <w:name w:val="SpecialStringTok"/>
     <w:basedOn w:val="VerbatimChar"/>
     <w:rPr>
-      <w:color w:val="bb6688"/>
+      <w:rFonts w:ascii="Consolas" w:hAnsi="Consolas"/>
+      <w:color w:val="BB6688"/>
+      <w:sz w:val="22"/>
     </w:rPr>
   </w:style>
   <w:style w:type="character" w:customStyle="1" w:styleId="ImportTok">
     <w:name w:val="ImportTok"/>
     <w:basedOn w:val="VerbatimChar"/>
     <w:rPr>
+      <w:rFonts w:ascii="Consolas" w:hAnsi="Consolas"/>
       <w:b/>
       <w:color w:val="008000"/>
+      <w:sz w:val="22"/>
     </w:rPr>
   </w:style>
   <w:style w:type="character" w:customStyle="1" w:styleId="CommentTok">
     <w:name w:val="CommentTok"/>
     <w:basedOn w:val="VerbatimChar"/>
     <w:rPr>
+      <w:rFonts w:ascii="Consolas" w:hAnsi="Consolas"/>
       <w:i/>
-      <w:color w:val="60a0b0"/>
+      <w:color w:val="60A0B0"/>
+      <w:sz w:val="22"/>
     </w:rPr>
   </w:style>
   <w:style w:type="character" w:customStyle="1" w:styleId="DocumentationTok">
     <w:name w:val="DocumentationTok"/>
     <w:basedOn w:val="VerbatimChar"/>
     <w:rPr>
+      <w:rFonts w:ascii="Consolas" w:hAnsi="Consolas"/>
       <w:i/>
-      <w:color w:val="ba2121"/>
+      <w:color w:val="BA2121"/>
+      <w:sz w:val="22"/>
     </w:rPr>
   </w:style>
   <w:style w:type="character" w:customStyle="1" w:styleId="AnnotationTok">
     <w:name w:val="AnnotationTok"/>
     <w:basedOn w:val="VerbatimChar"/>
     <w:rPr>
+      <w:rFonts w:ascii="Consolas" w:hAnsi="Consolas"/>
       <w:b/>
       <w:i/>
-      <w:color w:val="60a0b0"/>
+      <w:color w:val="60A0B0"/>
+      <w:sz w:val="22"/>
     </w:rPr>
   </w:style>
   <w:style w:type="character" w:customStyle="1" w:styleId="CommentVarTok">
     <w:name w:val="CommentVarTok"/>
     <w:basedOn w:val="VerbatimChar"/>
     <w:rPr>
+      <w:rFonts w:ascii="Consolas" w:hAnsi="Consolas"/>
       <w:b/>
       <w:i/>
-      <w:color w:val="60a0b0"/>
+      <w:color w:val="60A0B0"/>
+      <w:sz w:val="22"/>
     </w:rPr>
   </w:style>
   <w:style w:type="character" w:customStyle="1" w:styleId="OtherTok">
     <w:name w:val="OtherTok"/>
     <w:basedOn w:val="VerbatimChar"/>
     <w:rPr>
+      <w:rFonts w:ascii="Consolas" w:hAnsi="Consolas"/>
       <w:color w:val="007020"/>
+      <w:sz w:val="22"/>
     </w:rPr>
   </w:style>
   <w:style w:type="character" w:customStyle="1" w:styleId="FunctionTok">
     <w:name w:val="FunctionTok"/>
     <w:basedOn w:val="VerbatimChar"/>
     <w:rPr>
-      <w:color w:val="06287e"/>
+      <w:rFonts w:ascii="Consolas" w:hAnsi="Consolas"/>
+      <w:color w:val="06287E"/>
+      <w:sz w:val="22"/>
     </w:rPr>
   </w:style>
   <w:style w:type="character" w:customStyle="1" w:styleId="VariableTok">
     <w:name w:val="VariableTok"/>
     <w:basedOn w:val="VerbatimChar"/>
     <w:rPr>
-      <w:color w:val="19177c"/>
+      <w:rFonts w:ascii="Consolas" w:hAnsi="Consolas"/>
+      <w:color w:val="19177C"/>
+      <w:sz w:val="22"/>
     </w:rPr>
   </w:style>
   <w:style w:type="character" w:customStyle="1" w:styleId="ControlFlowTok">
     <w:name w:val="ControlFlowTok"/>
     <w:basedOn w:val="VerbatimChar"/>
     <w:rPr>
+      <w:rFonts w:ascii="Consolas" w:hAnsi="Consolas"/>
       <w:b/>
       <w:color w:val="007020"/>
+      <w:sz w:val="22"/>
     </w:rPr>
   </w:style>
   <w:style w:type="character" w:customStyle="1" w:styleId="OperatorTok">
     <w:name w:val="OperatorTok"/>
     <w:basedOn w:val="VerbatimChar"/>
     <w:rPr>
+      <w:rFonts w:ascii="Consolas" w:hAnsi="Consolas"/>
       <w:color w:val="666666"/>
+      <w:sz w:val="22"/>
     </w:rPr>
   </w:style>
   <w:style w:type="character" w:customStyle="1" w:styleId="BuiltInTok">
     <w:name w:val="BuiltInTok"/>
     <w:basedOn w:val="VerbatimChar"/>
     <w:rPr>
+      <w:rFonts w:ascii="Consolas" w:hAnsi="Consolas"/>
       <w:color w:val="008000"/>
+      <w:sz w:val="22"/>
     </w:rPr>
   </w:style>
   <w:style w:type="character" w:customStyle="1" w:styleId="ExtensionTok">
     <w:name w:val="ExtensionTok"/>
     <w:basedOn w:val="VerbatimChar"/>
-    <w:rPr/>
+    <w:rPr>
+      <w:rFonts w:ascii="Consolas" w:hAnsi="Consolas"/>
+      <w:sz w:val="22"/>
+    </w:rPr>
   </w:style>
   <w:style w:type="character" w:customStyle="1" w:styleId="PreprocessorTok">
     <w:name w:val="PreprocessorTok"/>
     <w:basedOn w:val="VerbatimChar"/>
     <w:rPr>
-      <w:color w:val="bc7a00"/>
+      <w:rFonts w:ascii="Consolas" w:hAnsi="Consolas"/>
+      <w:color w:val="BC7A00"/>
+      <w:sz w:val="22"/>
     </w:rPr>
   </w:style>
   <w:style w:type="character" w:customStyle="1" w:styleId="AttributeTok">
     <w:name w:val="AttributeTok"/>
     <w:basedOn w:val="VerbatimChar"/>
     <w:rPr>
-      <w:color w:val="7d9029"/>
+      <w:rFonts w:ascii="Consolas" w:hAnsi="Consolas"/>
+      <w:color w:val="7D9029"/>
+      <w:sz w:val="22"/>
     </w:rPr>
   </w:style>
   <w:style w:type="character" w:customStyle="1" w:styleId="RegionMarkerTok">
     <w:name w:val="RegionMarkerTok"/>
     <w:basedOn w:val="VerbatimChar"/>
-    <w:rPr/>
+    <w:rPr>
+      <w:rFonts w:ascii="Consolas" w:hAnsi="Consolas"/>
+      <w:sz w:val="22"/>
+    </w:rPr>
   </w:style>
   <w:style w:type="character" w:customStyle="1" w:styleId="InformationTok">
     <w:name w:val="InformationTok"/>
     <w:basedOn w:val="VerbatimChar"/>
     <w:rPr>
+      <w:rFonts w:ascii="Consolas" w:hAnsi="Consolas"/>
       <w:b/>
       <w:i/>
-      <w:color w:val="60a0b0"/>
+      <w:color w:val="60A0B0"/>
+      <w:sz w:val="22"/>
     </w:rPr>
   </w:style>
   <w:style w:type="character" w:customStyle="1" w:styleId="WarningTok">
     <w:name w:val="WarningTok"/>
     <w:basedOn w:val="VerbatimChar"/>
     <w:rPr>
+      <w:rFonts w:ascii="Consolas" w:hAnsi="Consolas"/>
       <w:b/>
       <w:i/>
-      <w:color w:val="60a0b0"/>
+      <w:color w:val="60A0B0"/>
+      <w:sz w:val="22"/>
     </w:rPr>
   </w:style>
   <w:style w:type="character" w:customStyle="1" w:styleId="AlertTok">
     <w:name w:val="AlertTok"/>
     <w:basedOn w:val="VerbatimChar"/>
     <w:rPr>
+      <w:rFonts w:ascii="Consolas" w:hAnsi="Consolas"/>
       <w:b/>
-      <w:color w:val="ff0000"/>
+      <w:color w:val="FF0000"/>
+      <w:sz w:val="22"/>
     </w:rPr>
   </w:style>
   <w:style w:type="character" w:customStyle="1" w:styleId="ErrorTok">
     <w:name w:val="ErrorTok"/>
     <w:basedOn w:val="VerbatimChar"/>
     <w:rPr>
+      <w:rFonts w:ascii="Consolas" w:hAnsi="Consolas"/>
       <w:b/>
-      <w:color w:val="ff0000"/>
+      <w:color w:val="FF0000"/>
+      <w:sz w:val="22"/>
     </w:rPr>
   </w:style>
   <w:style w:type="character" w:customStyle="1" w:styleId="NormalTok">
     <w:name w:val="NormalTok"/>
     <w:basedOn w:val="VerbatimChar"/>
-    <w:rPr/>
+    <w:rPr>
+      <w:rFonts w:ascii="Consolas" w:hAnsi="Consolas"/>
+      <w:sz w:val="22"/>
+    </w:rPr>
   </w:style>
 </w:styles>
 </file>
